--- a/src/assets/control/template_controle.docx
+++ b/src/assets/control/template_controle.docx
@@ -2,14 +2,7 @@
 <file path=word/document.xml><?xml version="1.0" encoding="utf-8"?>
 <w:document xmlns:wpc="http://schemas.microsoft.com/office/word/2010/wordprocessingCanvas" xmlns:cx="http://schemas.microsoft.com/office/drawing/2014/chartex" xmlns:cx1="http://schemas.microsoft.com/office/drawing/2015/9/8/chartex" xmlns:cx2="http://schemas.microsoft.com/office/drawing/2015/10/21/chartex" xmlns:cx3="http://schemas.microsoft.com/office/drawing/2016/5/9/chartex" xmlns:cx4="http://schemas.microsoft.com/office/drawing/2016/5/10/chartex" xmlns:cx5="http://schemas.microsoft.com/office/drawing/2016/5/11/chartex" xmlns:cx6="http://schemas.microsoft.com/office/drawing/2016/5/12/chartex" xmlns:cx7="http://schemas.microsoft.com/office/drawing/2016/5/13/chartex" xmlns:cx8="http://schemas.microsoft.com/office/drawing/2016/5/14/chartex" xmlns:mc="http://schemas.openxmlformats.org/markup-compatibility/2006" xmlns:aink="http://schemas.microsoft.com/office/drawing/2016/ink" xmlns:am3d="http://schemas.microsoft.com/office/drawing/2017/model3d" xmlns:o="urn:schemas-microsoft-com:office:office" xmlns:oel="http://schemas.microsoft.com/office/2019/extlst" xmlns:r="http://schemas.openxmlformats.org/officeDocument/2006/relationships" xmlns:m="http://schemas.openxmlformats.org/officeDocument/2006/math" xmlns:v="urn:schemas-microsoft-com:vml" xmlns:wp14="http://schemas.microsoft.com/office/word/2010/wordprocessingDrawing" xmlns:wp="http://schemas.openxmlformats.org/drawingml/2006/wordprocessingDrawing" xmlns:w10="urn:schemas-microsoft-com:office:word" xmlns:w="http://schemas.openxmlformats.org/wordprocessingml/2006/main" xmlns:w14="http://schemas.microsoft.com/office/word/2010/wordml" xmlns:w15="http://schemas.microsoft.com/office/word/2012/wordml" xmlns:w16cex="http://schemas.microsoft.com/office/word/2018/wordml/cex" xmlns:w16cid="http://schemas.microsoft.com/office/word/2016/wordml/cid" xmlns:w16="http://schemas.microsoft.com/office/word/2018/wordml" xmlns:w16du="http://schemas.microsoft.com/office/word/2023/wordml/word16du" xmlns:w16sdtdh="http://schemas.microsoft.com/office/word/2020/wordml/sdtdatahash" xmlns:w16sdtfl="http://schemas.microsoft.com/office/word/2024/wordml/sdtformatlock" xmlns:w16se="http://schemas.microsoft.com/office/word/2015/wordml/symex" xmlns:wpg="http://schemas.microsoft.com/office/word/2010/wordprocessingGroup" xmlns:wpi="http://schemas.microsoft.com/office/word/2010/wordprocessingInk" xmlns:wne="http://schemas.microsoft.com/office/word/2006/wordml" xmlns:wps="http://schemas.microsoft.com/office/word/2010/wordprocessingShape" mc:Ignorable="w14 w15 w16se w16cid w16 w16cex w16sdtdh w16sdtfl w16du wp14">
   <w:body>
-    <w:p>
-      <w:pPr>
-        <w:pStyle w:val="Heading1"/>
-      </w:pPr>
-      <w:r>
-        <w:t>Controle de Sessões</w:t>
-      </w:r>
-    </w:p>
+    <w:p/>
     <w:tbl>
       <w:tblPr>
         <w:tblStyle w:val="TableGrid"/>
@@ -32,7 +25,7 @@
             <w:tcBorders>
               <w:right w:val="single" w:sz="4" w:space="0" w:color="DBE5F1" w:themeColor="accent1" w:themeTint="33"/>
             </w:tcBorders>
-            <w:shd w:val="clear" w:color="auto" w:fill="D9EAF7"/>
+            <w:shd w:val="clear" w:color="auto" w:fill="FFFFFF" w:themeFill="background1"/>
             <w:tcMar>
               <w:top w:w="80" w:type="dxa"/>
               <w:left w:w="120" w:type="dxa"/>
@@ -44,15 +37,20 @@
           <w:p>
             <w:pPr>
               <w:spacing w:after="0"/>
+              <w:contextualSpacing/>
               <w:jc w:val="center"/>
               <w:rPr>
                 <w:rFonts w:cs="Calibri"/>
+                <w:sz w:val="14"/>
+                <w:szCs w:val="14"/>
               </w:rPr>
             </w:pPr>
             <w:r>
               <w:rPr>
                 <w:rFonts w:cs="Calibri"/>
                 <w:noProof/>
+                <w:sz w:val="14"/>
+                <w:szCs w:val="14"/>
               </w:rPr>
               <w:drawing>
                 <wp:inline distT="0" distB="0" distL="0" distR="0" wp14:anchorId="6B76C64A" wp14:editId="73C50100">
@@ -108,7 +106,7 @@
             <w:tcBorders>
               <w:left w:val="single" w:sz="4" w:space="0" w:color="DBE5F1" w:themeColor="accent1" w:themeTint="33"/>
             </w:tcBorders>
-            <w:shd w:val="clear" w:color="auto" w:fill="D9EAF7"/>
+            <w:shd w:val="clear" w:color="auto" w:fill="FFFFFF" w:themeFill="background1"/>
             <w:tcMar>
               <w:top w:w="80" w:type="dxa"/>
               <w:left w:w="120" w:type="dxa"/>
@@ -120,40 +118,72 @@
           <w:p>
             <w:pPr>
               <w:spacing w:after="0"/>
+              <w:contextualSpacing/>
               <w:jc w:val="center"/>
               <w:rPr>
                 <w:rFonts w:cs="Calibri"/>
-                <w:sz w:val="26"/>
-                <w:szCs w:val="26"/>
+                <w:sz w:val="24"/>
+                <w:szCs w:val="24"/>
               </w:rPr>
             </w:pPr>
             <w:r>
               <w:rPr>
                 <w:rFonts w:cs="Calibri"/>
                 <w:b/>
-                <w:sz w:val="26"/>
-                <w:szCs w:val="26"/>
-              </w:rPr>
-              <w:t>NOME:</w:t>
-            </w:r>
+                <w:sz w:val="24"/>
+                <w:szCs w:val="24"/>
+              </w:rPr>
+              <w:t xml:space="preserve">NOME: </w:t>
+            </w:r>
+            <w:proofErr w:type="gramStart"/>
             <w:r>
               <w:rPr>
                 <w:rFonts w:cs="Calibri"/>
                 <w:b/>
-                <w:sz w:val="26"/>
-                <w:szCs w:val="26"/>
-              </w:rPr>
-              <w:t xml:space="preserve"> {{ name }}</w:t>
-            </w:r>
+                <w:sz w:val="24"/>
+                <w:szCs w:val="24"/>
+              </w:rPr>
+              <w:t>{{ name</w:t>
+            </w:r>
+            <w:proofErr w:type="gramEnd"/>
             <w:r>
               <w:rPr>
                 <w:rFonts w:cs="Calibri"/>
                 <w:b/>
-                <w:sz w:val="26"/>
-                <w:szCs w:val="26"/>
+                <w:sz w:val="24"/>
+                <w:szCs w:val="24"/>
+              </w:rPr>
+              <w:t xml:space="preserve"> }}</w:t>
+            </w:r>
+            <w:r>
+              <w:rPr>
+                <w:rFonts w:cs="Calibri"/>
+                <w:b/>
+                <w:sz w:val="24"/>
+                <w:szCs w:val="24"/>
               </w:rPr>
               <w:br/>
-              <w:t>DATA: {{ date }}</w:t>
+              <w:t xml:space="preserve">DATA: </w:t>
+            </w:r>
+            <w:proofErr w:type="gramStart"/>
+            <w:r>
+              <w:rPr>
+                <w:rFonts w:cs="Calibri"/>
+                <w:b/>
+                <w:sz w:val="24"/>
+                <w:szCs w:val="24"/>
+              </w:rPr>
+              <w:t>{{ date</w:t>
+            </w:r>
+            <w:proofErr w:type="gramEnd"/>
+            <w:r>
+              <w:rPr>
+                <w:rFonts w:cs="Calibri"/>
+                <w:b/>
+                <w:sz w:val="24"/>
+                <w:szCs w:val="24"/>
+              </w:rPr>
+              <w:t xml:space="preserve"> }}</w:t>
             </w:r>
           </w:p>
         </w:tc>
@@ -173,19 +203,16 @@
           </w:tcPr>
           <w:p>
             <w:pPr>
+              <w:spacing w:after="0"/>
+              <w:contextualSpacing/>
               <w:jc w:val="center"/>
               <w:rPr>
                 <w:rFonts w:cs="Calibri"/>
                 <w:b/>
+                <w:sz w:val="14"/>
+                <w:szCs w:val="14"/>
               </w:rPr>
             </w:pPr>
-            <w:r>
-              <w:rPr>
-                <w:rFonts w:cs="Calibri"/>
-                <w:b/>
-              </w:rPr>
-              <w:t>Semana</w:t>
-            </w:r>
           </w:p>
         </w:tc>
         <w:tc>
@@ -203,15 +230,21 @@
           </w:tcPr>
           <w:p>
             <w:pPr>
+              <w:spacing w:after="0"/>
+              <w:contextualSpacing/>
               <w:jc w:val="center"/>
               <w:rPr>
                 <w:rFonts w:cs="Calibri"/>
+                <w:sz w:val="14"/>
+                <w:szCs w:val="14"/>
               </w:rPr>
             </w:pPr>
             <w:r>
               <w:rPr>
                 <w:rFonts w:cs="Calibri"/>
                 <w:b/>
+                <w:sz w:val="14"/>
+                <w:szCs w:val="14"/>
               </w:rPr>
               <w:t>Sessão</w:t>
             </w:r>
@@ -231,15 +264,21 @@
           </w:tcPr>
           <w:p>
             <w:pPr>
+              <w:spacing w:after="0"/>
+              <w:contextualSpacing/>
               <w:jc w:val="center"/>
               <w:rPr>
                 <w:rFonts w:cs="Calibri"/>
+                <w:sz w:val="14"/>
+                <w:szCs w:val="14"/>
               </w:rPr>
             </w:pPr>
             <w:r>
               <w:rPr>
                 <w:rFonts w:cs="Calibri"/>
                 <w:b/>
+                <w:sz w:val="14"/>
+                <w:szCs w:val="14"/>
               </w:rPr>
               <w:t>Data</w:t>
             </w:r>
@@ -259,15 +298,21 @@
           </w:tcPr>
           <w:p>
             <w:pPr>
+              <w:spacing w:after="0"/>
+              <w:contextualSpacing/>
               <w:jc w:val="center"/>
               <w:rPr>
                 <w:rFonts w:cs="Calibri"/>
+                <w:sz w:val="14"/>
+                <w:szCs w:val="14"/>
               </w:rPr>
             </w:pPr>
             <w:r>
               <w:rPr>
                 <w:rFonts w:cs="Calibri"/>
                 <w:b/>
+                <w:sz w:val="14"/>
+                <w:szCs w:val="14"/>
               </w:rPr>
               <w:t>Assinatura</w:t>
             </w:r>
@@ -275,9 +320,13 @@
         </w:tc>
       </w:tr>
       <w:tr>
+        <w:trPr>
+          <w:trHeight w:val="20"/>
+        </w:trPr>
         <w:tc>
           <w:tcPr>
             <w:tcW w:w="1100" w:type="dxa"/>
+            <w:vMerge w:val="restart"/>
             <w:tcMar>
               <w:top w:w="80" w:type="dxa"/>
               <w:left w:w="120" w:type="dxa"/>
@@ -288,16 +337,22 @@
           </w:tcPr>
           <w:p>
             <w:pPr>
+              <w:spacing w:after="0"/>
+              <w:contextualSpacing/>
               <w:jc w:val="center"/>
               <w:rPr>
                 <w:rFonts w:cs="Calibri"/>
                 <w:b/>
+                <w:sz w:val="14"/>
+                <w:szCs w:val="14"/>
               </w:rPr>
             </w:pPr>
             <w:r>
               <w:rPr>
                 <w:rFonts w:cs="Calibri"/>
                 <w:b/>
+                <w:sz w:val="14"/>
+                <w:szCs w:val="14"/>
               </w:rPr>
               <w:t>1</w:t>
             </w:r>
@@ -317,13 +372,19 @@
           </w:tcPr>
           <w:p>
             <w:pPr>
-              <w:rPr>
-                <w:rFonts w:cs="Calibri"/>
+              <w:spacing w:after="0"/>
+              <w:contextualSpacing/>
+              <w:rPr>
+                <w:rFonts w:cs="Calibri"/>
+                <w:sz w:val="14"/>
+                <w:szCs w:val="14"/>
               </w:rPr>
             </w:pPr>
             <w:r>
               <w:rPr>
                 <w:rFonts w:cs="Calibri"/>
+                <w:sz w:val="14"/>
+                <w:szCs w:val="14"/>
               </w:rPr>
               <w:t>Hidrovitalis 4 + Hidrogênio + ILIB</w:t>
             </w:r>
@@ -342,14 +403,20 @@
           </w:tcPr>
           <w:p>
             <w:pPr>
+              <w:spacing w:after="0"/>
+              <w:contextualSpacing/>
               <w:jc w:val="center"/>
               <w:rPr>
                 <w:rFonts w:cs="Calibri"/>
+                <w:sz w:val="14"/>
+                <w:szCs w:val="14"/>
               </w:rPr>
             </w:pPr>
             <w:r>
               <w:rPr>
                 <w:rFonts w:cs="Calibri"/>
+                <w:sz w:val="14"/>
+                <w:szCs w:val="14"/>
               </w:rPr>
               <w:t>__/__/____</w:t>
             </w:r>
@@ -368,14 +435,20 @@
           </w:tcPr>
           <w:p>
             <w:pPr>
+              <w:spacing w:after="0"/>
+              <w:contextualSpacing/>
               <w:jc w:val="center"/>
               <w:rPr>
                 <w:rFonts w:cs="Calibri"/>
+                <w:sz w:val="14"/>
+                <w:szCs w:val="14"/>
               </w:rPr>
             </w:pPr>
             <w:r>
               <w:rPr>
                 <w:rFonts w:cs="Calibri"/>
+                <w:sz w:val="14"/>
+                <w:szCs w:val="14"/>
               </w:rPr>
               <w:t>__________________</w:t>
             </w:r>
@@ -386,6 +459,7 @@
         <w:tc>
           <w:tcPr>
             <w:tcW w:w="1100" w:type="dxa"/>
+            <w:vMerge/>
             <w:tcMar>
               <w:top w:w="80" w:type="dxa"/>
               <w:left w:w="120" w:type="dxa"/>
@@ -396,19 +470,16 @@
           </w:tcPr>
           <w:p>
             <w:pPr>
+              <w:spacing w:after="0"/>
+              <w:contextualSpacing/>
               <w:jc w:val="center"/>
               <w:rPr>
                 <w:rFonts w:cs="Calibri"/>
                 <w:b/>
+                <w:sz w:val="14"/>
+                <w:szCs w:val="14"/>
               </w:rPr>
             </w:pPr>
-            <w:r>
-              <w:rPr>
-                <w:rFonts w:cs="Calibri"/>
-                <w:b/>
-              </w:rPr>
-              <w:t>1</w:t>
-            </w:r>
           </w:p>
         </w:tc>
         <w:tc>
@@ -425,14 +496,20 @@
           </w:tcPr>
           <w:p>
             <w:pPr>
-              <w:rPr>
-                <w:rFonts w:cs="Calibri"/>
+              <w:spacing w:after="0"/>
+              <w:contextualSpacing/>
+              <w:rPr>
+                <w:rFonts w:cs="Calibri"/>
+                <w:sz w:val="14"/>
+                <w:szCs w:val="14"/>
                 <w:lang w:val="pt-BR"/>
               </w:rPr>
             </w:pPr>
             <w:r>
               <w:rPr>
                 <w:rFonts w:cs="Calibri"/>
+                <w:sz w:val="14"/>
+                <w:szCs w:val="14"/>
                 <w:lang w:val="pt-BR"/>
               </w:rPr>
               <w:t>RPD – Toxinas de vacinas</w:t>
@@ -440,6 +517,8 @@
             <w:r>
               <w:rPr>
                 <w:rFonts w:cs="Calibri"/>
+                <w:sz w:val="14"/>
+                <w:szCs w:val="14"/>
                 <w:lang w:val="pt-BR"/>
               </w:rPr>
               <w:br/>
@@ -460,14 +539,20 @@
           </w:tcPr>
           <w:p>
             <w:pPr>
+              <w:spacing w:after="0"/>
+              <w:contextualSpacing/>
               <w:jc w:val="center"/>
               <w:rPr>
                 <w:rFonts w:cs="Calibri"/>
+                <w:sz w:val="14"/>
+                <w:szCs w:val="14"/>
               </w:rPr>
             </w:pPr>
             <w:r>
               <w:rPr>
                 <w:rFonts w:cs="Calibri"/>
+                <w:sz w:val="14"/>
+                <w:szCs w:val="14"/>
               </w:rPr>
               <w:t>__/__/____</w:t>
             </w:r>
@@ -486,14 +571,20 @@
           </w:tcPr>
           <w:p>
             <w:pPr>
+              <w:spacing w:after="0"/>
+              <w:contextualSpacing/>
               <w:jc w:val="center"/>
               <w:rPr>
                 <w:rFonts w:cs="Calibri"/>
+                <w:sz w:val="14"/>
+                <w:szCs w:val="14"/>
               </w:rPr>
             </w:pPr>
             <w:r>
               <w:rPr>
                 <w:rFonts w:cs="Calibri"/>
+                <w:sz w:val="14"/>
+                <w:szCs w:val="14"/>
               </w:rPr>
               <w:t>__________________</w:t>
             </w:r>
@@ -501,9 +592,13 @@
         </w:tc>
       </w:tr>
       <w:tr>
+        <w:trPr>
+          <w:trHeight w:val="20"/>
+        </w:trPr>
         <w:tc>
           <w:tcPr>
             <w:tcW w:w="1100" w:type="dxa"/>
+            <w:vMerge/>
             <w:tcMar>
               <w:top w:w="80" w:type="dxa"/>
               <w:left w:w="120" w:type="dxa"/>
@@ -514,19 +609,16 @@
           </w:tcPr>
           <w:p>
             <w:pPr>
+              <w:spacing w:after="0"/>
+              <w:contextualSpacing/>
               <w:jc w:val="center"/>
               <w:rPr>
                 <w:rFonts w:cs="Calibri"/>
                 <w:b/>
+                <w:sz w:val="14"/>
+                <w:szCs w:val="14"/>
               </w:rPr>
             </w:pPr>
-            <w:r>
-              <w:rPr>
-                <w:rFonts w:cs="Calibri"/>
-                <w:b/>
-              </w:rPr>
-              <w:t>1</w:t>
-            </w:r>
           </w:p>
         </w:tc>
         <w:tc>
@@ -543,13 +635,19 @@
           </w:tcPr>
           <w:p>
             <w:pPr>
-              <w:rPr>
-                <w:rFonts w:cs="Calibri"/>
+              <w:spacing w:after="0"/>
+              <w:contextualSpacing/>
+              <w:rPr>
+                <w:rFonts w:cs="Calibri"/>
+                <w:sz w:val="14"/>
+                <w:szCs w:val="14"/>
               </w:rPr>
             </w:pPr>
             <w:r>
               <w:rPr>
                 <w:rFonts w:cs="Calibri"/>
+                <w:sz w:val="14"/>
+                <w:szCs w:val="14"/>
               </w:rPr>
               <w:t>Hidrovitalis 1 + Hidrogênio + ILIB</w:t>
             </w:r>
@@ -568,14 +666,20 @@
           </w:tcPr>
           <w:p>
             <w:pPr>
+              <w:spacing w:after="0"/>
+              <w:contextualSpacing/>
               <w:jc w:val="center"/>
               <w:rPr>
                 <w:rFonts w:cs="Calibri"/>
+                <w:sz w:val="14"/>
+                <w:szCs w:val="14"/>
               </w:rPr>
             </w:pPr>
             <w:r>
               <w:rPr>
                 <w:rFonts w:cs="Calibri"/>
+                <w:sz w:val="14"/>
+                <w:szCs w:val="14"/>
               </w:rPr>
               <w:t>__/__/____</w:t>
             </w:r>
@@ -594,14 +698,20 @@
           </w:tcPr>
           <w:p>
             <w:pPr>
+              <w:spacing w:after="0"/>
+              <w:contextualSpacing/>
               <w:jc w:val="center"/>
               <w:rPr>
                 <w:rFonts w:cs="Calibri"/>
+                <w:sz w:val="14"/>
+                <w:szCs w:val="14"/>
               </w:rPr>
             </w:pPr>
             <w:r>
               <w:rPr>
                 <w:rFonts w:cs="Calibri"/>
+                <w:sz w:val="14"/>
+                <w:szCs w:val="14"/>
               </w:rPr>
               <w:t>__________________</w:t>
             </w:r>
@@ -609,9 +719,13 @@
         </w:tc>
       </w:tr>
       <w:tr>
+        <w:trPr>
+          <w:trHeight w:val="20"/>
+        </w:trPr>
         <w:tc>
           <w:tcPr>
             <w:tcW w:w="1100" w:type="dxa"/>
+            <w:vMerge/>
             <w:tcMar>
               <w:top w:w="80" w:type="dxa"/>
               <w:left w:w="120" w:type="dxa"/>
@@ -622,18 +736,149 @@
           </w:tcPr>
           <w:p>
             <w:pPr>
+              <w:spacing w:after="0"/>
+              <w:contextualSpacing/>
               <w:jc w:val="center"/>
               <w:rPr>
                 <w:rFonts w:cs="Calibri"/>
                 <w:b/>
+                <w:sz w:val="14"/>
+                <w:szCs w:val="14"/>
               </w:rPr>
             </w:pPr>
-            <w:r>
+          </w:p>
+        </w:tc>
+        <w:tc>
+          <w:tcPr>
+            <w:tcW w:w="3698" w:type="dxa"/>
+            <w:gridSpan w:val="2"/>
+            <w:shd w:val="clear" w:color="auto" w:fill="CCC0D9" w:themeFill="accent4" w:themeFillTint="66"/>
+            <w:tcMar>
+              <w:top w:w="80" w:type="dxa"/>
+              <w:left w:w="120" w:type="dxa"/>
+              <w:bottom w:w="80" w:type="dxa"/>
+              <w:right w:w="120" w:type="dxa"/>
+            </w:tcMar>
+            <w:vAlign w:val="center"/>
+          </w:tcPr>
+          <w:p>
+            <w:pPr>
+              <w:spacing w:after="0"/>
+              <w:contextualSpacing/>
+              <w:rPr>
+                <w:rFonts w:cs="Calibri"/>
+                <w:sz w:val="14"/>
+                <w:szCs w:val="14"/>
+              </w:rPr>
+            </w:pPr>
+            <w:r>
+              <w:rPr>
+                <w:rFonts w:cs="Calibri"/>
+                <w:sz w:val="14"/>
+                <w:szCs w:val="14"/>
+              </w:rPr>
+              <w:t>Acupuntura + Cone Hindu</w:t>
+            </w:r>
+          </w:p>
+        </w:tc>
+        <w:tc>
+          <w:tcPr>
+            <w:tcW w:w="1985" w:type="dxa"/>
+            <w:tcMar>
+              <w:top w:w="80" w:type="dxa"/>
+              <w:left w:w="120" w:type="dxa"/>
+              <w:bottom w:w="80" w:type="dxa"/>
+              <w:right w:w="120" w:type="dxa"/>
+            </w:tcMar>
+            <w:vAlign w:val="center"/>
+          </w:tcPr>
+          <w:p>
+            <w:pPr>
+              <w:spacing w:after="0"/>
+              <w:contextualSpacing/>
+              <w:jc w:val="center"/>
+              <w:rPr>
+                <w:rFonts w:cs="Calibri"/>
+                <w:sz w:val="14"/>
+                <w:szCs w:val="14"/>
+              </w:rPr>
+            </w:pPr>
+            <w:r>
+              <w:rPr>
+                <w:rFonts w:cs="Calibri"/>
+                <w:sz w:val="14"/>
+                <w:szCs w:val="14"/>
+              </w:rPr>
+              <w:t>__/__/____</w:t>
+            </w:r>
+          </w:p>
+        </w:tc>
+        <w:tc>
+          <w:tcPr>
+            <w:tcW w:w="2813" w:type="dxa"/>
+            <w:tcMar>
+              <w:top w:w="80" w:type="dxa"/>
+              <w:left w:w="120" w:type="dxa"/>
+              <w:bottom w:w="80" w:type="dxa"/>
+              <w:right w:w="120" w:type="dxa"/>
+            </w:tcMar>
+            <w:vAlign w:val="center"/>
+          </w:tcPr>
+          <w:p>
+            <w:pPr>
+              <w:spacing w:after="0"/>
+              <w:contextualSpacing/>
+              <w:jc w:val="center"/>
+              <w:rPr>
+                <w:rFonts w:cs="Calibri"/>
+                <w:sz w:val="14"/>
+                <w:szCs w:val="14"/>
+              </w:rPr>
+            </w:pPr>
+            <w:r>
+              <w:rPr>
+                <w:rFonts w:cs="Calibri"/>
+                <w:sz w:val="14"/>
+                <w:szCs w:val="14"/>
+              </w:rPr>
+              <w:t>__________________</w:t>
+            </w:r>
+          </w:p>
+        </w:tc>
+      </w:tr>
+      <w:tr>
+        <w:tc>
+          <w:tcPr>
+            <w:tcW w:w="1100" w:type="dxa"/>
+            <w:vMerge w:val="restart"/>
+            <w:tcMar>
+              <w:top w:w="80" w:type="dxa"/>
+              <w:left w:w="120" w:type="dxa"/>
+              <w:bottom w:w="80" w:type="dxa"/>
+              <w:right w:w="120" w:type="dxa"/>
+            </w:tcMar>
+            <w:vAlign w:val="center"/>
+          </w:tcPr>
+          <w:p>
+            <w:pPr>
+              <w:spacing w:after="0"/>
+              <w:contextualSpacing/>
+              <w:jc w:val="center"/>
               <w:rPr>
                 <w:rFonts w:cs="Calibri"/>
                 <w:b/>
-              </w:rPr>
-              <w:t>1</w:t>
+                <w:sz w:val="14"/>
+                <w:szCs w:val="14"/>
+              </w:rPr>
+            </w:pPr>
+            <w:r>
+              <w:rPr>
+                <w:rFonts w:cs="Calibri"/>
+                <w:b/>
+                <w:sz w:val="14"/>
+                <w:szCs w:val="14"/>
+              </w:rPr>
+              <w:t>2</w:t>
             </w:r>
           </w:p>
         </w:tc>
@@ -651,15 +896,21 @@
           </w:tcPr>
           <w:p>
             <w:pPr>
-              <w:rPr>
-                <w:rFonts w:cs="Calibri"/>
+              <w:spacing w:after="0"/>
+              <w:contextualSpacing/>
+              <w:rPr>
+                <w:rFonts w:cs="Calibri"/>
+                <w:sz w:val="14"/>
+                <w:szCs w:val="14"/>
               </w:rPr>
             </w:pPr>
             <w:r>
               <w:rPr>
                 <w:rFonts w:cs="Calibri"/>
-              </w:rPr>
-              <w:t>Acupuntura + Cone Hindu</w:t>
+                <w:sz w:val="14"/>
+                <w:szCs w:val="14"/>
+              </w:rPr>
+              <w:t>Hidrovitalis 1 + Hidrogênio + ILIB</w:t>
             </w:r>
           </w:p>
         </w:tc>
@@ -676,14 +927,20 @@
           </w:tcPr>
           <w:p>
             <w:pPr>
+              <w:spacing w:after="0"/>
+              <w:contextualSpacing/>
               <w:jc w:val="center"/>
               <w:rPr>
                 <w:rFonts w:cs="Calibri"/>
+                <w:sz w:val="14"/>
+                <w:szCs w:val="14"/>
               </w:rPr>
             </w:pPr>
             <w:r>
               <w:rPr>
                 <w:rFonts w:cs="Calibri"/>
+                <w:sz w:val="14"/>
+                <w:szCs w:val="14"/>
               </w:rPr>
               <w:t>__/__/____</w:t>
             </w:r>
@@ -702,14 +959,20 @@
           </w:tcPr>
           <w:p>
             <w:pPr>
+              <w:spacing w:after="0"/>
+              <w:contextualSpacing/>
               <w:jc w:val="center"/>
               <w:rPr>
                 <w:rFonts w:cs="Calibri"/>
+                <w:sz w:val="14"/>
+                <w:szCs w:val="14"/>
               </w:rPr>
             </w:pPr>
             <w:r>
               <w:rPr>
                 <w:rFonts w:cs="Calibri"/>
+                <w:sz w:val="14"/>
+                <w:szCs w:val="14"/>
               </w:rPr>
               <w:t>__________________</w:t>
             </w:r>
@@ -720,6 +983,7 @@
         <w:tc>
           <w:tcPr>
             <w:tcW w:w="1100" w:type="dxa"/>
+            <w:vMerge/>
             <w:tcMar>
               <w:top w:w="80" w:type="dxa"/>
               <w:left w:w="120" w:type="dxa"/>
@@ -730,19 +994,16 @@
           </w:tcPr>
           <w:p>
             <w:pPr>
+              <w:spacing w:after="0"/>
+              <w:contextualSpacing/>
               <w:jc w:val="center"/>
               <w:rPr>
                 <w:rFonts w:cs="Calibri"/>
                 <w:b/>
+                <w:sz w:val="14"/>
+                <w:szCs w:val="14"/>
               </w:rPr>
             </w:pPr>
-            <w:r>
-              <w:rPr>
-                <w:rFonts w:cs="Calibri"/>
-                <w:b/>
-              </w:rPr>
-              <w:t>2</w:t>
-            </w:r>
           </w:p>
         </w:tc>
         <w:tc>
@@ -759,15 +1020,54 @@
           </w:tcPr>
           <w:p>
             <w:pPr>
-              <w:rPr>
-                <w:rFonts w:cs="Calibri"/>
+              <w:spacing w:after="0"/>
+              <w:contextualSpacing/>
+              <w:rPr>
+                <w:rFonts w:cs="Calibri"/>
+                <w:sz w:val="14"/>
+                <w:szCs w:val="14"/>
+                <w:lang w:val="pt-BR"/>
               </w:rPr>
             </w:pPr>
-            <w:r>
-              <w:rPr>
-                <w:rFonts w:cs="Calibri"/>
-              </w:rPr>
-              <w:t>Hidrovitalis 1 + Hidrogênio + ILIB</w:t>
+            <w:proofErr w:type="gramStart"/>
+            <w:r>
+              <w:rPr>
+                <w:rFonts w:cs="Calibri"/>
+                <w:sz w:val="14"/>
+                <w:szCs w:val="14"/>
+                <w:lang w:val="pt-BR"/>
+              </w:rPr>
+              <w:t>RPD  Toxinas</w:t>
+            </w:r>
+            <w:proofErr w:type="gramEnd"/>
+            <w:r>
+              <w:rPr>
+                <w:rFonts w:cs="Calibri"/>
+                <w:sz w:val="14"/>
+                <w:szCs w:val="14"/>
+                <w:lang w:val="pt-BR"/>
+              </w:rPr>
+              <w:t xml:space="preserve"> de vacinas</w:t>
+            </w:r>
+            <w:r>
+              <w:rPr>
+                <w:rFonts w:cs="Calibri"/>
+                <w:sz w:val="14"/>
+                <w:szCs w:val="14"/>
+                <w:lang w:val="pt-BR"/>
+              </w:rPr>
+              <w:br/>
+              <w:t># Proteína S</w:t>
+            </w:r>
+            <w:r>
+              <w:rPr>
+                <w:rFonts w:cs="Calibri"/>
+                <w:sz w:val="14"/>
+                <w:szCs w:val="14"/>
+                <w:lang w:val="pt-BR"/>
+              </w:rPr>
+              <w:br/>
+              <w:t># Herv K</w:t>
             </w:r>
           </w:p>
         </w:tc>
@@ -784,14 +1084,20 @@
           </w:tcPr>
           <w:p>
             <w:pPr>
+              <w:spacing w:after="0"/>
+              <w:contextualSpacing/>
               <w:jc w:val="center"/>
               <w:rPr>
                 <w:rFonts w:cs="Calibri"/>
+                <w:sz w:val="14"/>
+                <w:szCs w:val="14"/>
               </w:rPr>
             </w:pPr>
             <w:r>
               <w:rPr>
                 <w:rFonts w:cs="Calibri"/>
+                <w:sz w:val="14"/>
+                <w:szCs w:val="14"/>
               </w:rPr>
               <w:t>__/__/____</w:t>
             </w:r>
@@ -810,14 +1116,20 @@
           </w:tcPr>
           <w:p>
             <w:pPr>
+              <w:spacing w:after="0"/>
+              <w:contextualSpacing/>
               <w:jc w:val="center"/>
               <w:rPr>
                 <w:rFonts w:cs="Calibri"/>
+                <w:sz w:val="14"/>
+                <w:szCs w:val="14"/>
               </w:rPr>
             </w:pPr>
             <w:r>
               <w:rPr>
                 <w:rFonts w:cs="Calibri"/>
+                <w:sz w:val="14"/>
+                <w:szCs w:val="14"/>
               </w:rPr>
               <w:t>__________________</w:t>
             </w:r>
@@ -828,6 +1140,7 @@
         <w:tc>
           <w:tcPr>
             <w:tcW w:w="1100" w:type="dxa"/>
+            <w:vMerge/>
             <w:tcMar>
               <w:top w:w="80" w:type="dxa"/>
               <w:left w:w="120" w:type="dxa"/>
@@ -838,19 +1151,16 @@
           </w:tcPr>
           <w:p>
             <w:pPr>
+              <w:spacing w:after="0"/>
+              <w:contextualSpacing/>
               <w:jc w:val="center"/>
               <w:rPr>
                 <w:rFonts w:cs="Calibri"/>
                 <w:b/>
+                <w:sz w:val="14"/>
+                <w:szCs w:val="14"/>
               </w:rPr>
             </w:pPr>
-            <w:r>
-              <w:rPr>
-                <w:rFonts w:cs="Calibri"/>
-                <w:b/>
-              </w:rPr>
-              <w:t>2</w:t>
-            </w:r>
           </w:p>
         </w:tc>
         <w:tc>
@@ -867,8 +1177,12 @@
           </w:tcPr>
           <w:p>
             <w:pPr>
-              <w:rPr>
-                <w:rFonts w:cs="Calibri"/>
+              <w:spacing w:after="0"/>
+              <w:contextualSpacing/>
+              <w:rPr>
+                <w:rFonts w:cs="Calibri"/>
+                <w:sz w:val="14"/>
+                <w:szCs w:val="14"/>
                 <w:lang w:val="pt-BR"/>
               </w:rPr>
             </w:pPr>
@@ -876,6 +1190,8 @@
             <w:r>
               <w:rPr>
                 <w:rFonts w:cs="Calibri"/>
+                <w:sz w:val="14"/>
+                <w:szCs w:val="14"/>
                 <w:lang w:val="pt-BR"/>
               </w:rPr>
               <w:t>RPD  Toxinas</w:t>
@@ -884,6 +1200,8 @@
             <w:r>
               <w:rPr>
                 <w:rFonts w:cs="Calibri"/>
+                <w:sz w:val="14"/>
+                <w:szCs w:val="14"/>
                 <w:lang w:val="pt-BR"/>
               </w:rPr>
               <w:t xml:space="preserve"> de vacinas</w:t>
@@ -891,6 +1209,8 @@
             <w:r>
               <w:rPr>
                 <w:rFonts w:cs="Calibri"/>
+                <w:sz w:val="14"/>
+                <w:szCs w:val="14"/>
                 <w:lang w:val="pt-BR"/>
               </w:rPr>
               <w:br/>
@@ -899,6 +1219,8 @@
             <w:r>
               <w:rPr>
                 <w:rFonts w:cs="Calibri"/>
+                <w:sz w:val="14"/>
+                <w:szCs w:val="14"/>
                 <w:lang w:val="pt-BR"/>
               </w:rPr>
               <w:br/>
@@ -919,14 +1241,20 @@
           </w:tcPr>
           <w:p>
             <w:pPr>
+              <w:spacing w:after="0"/>
+              <w:contextualSpacing/>
               <w:jc w:val="center"/>
               <w:rPr>
                 <w:rFonts w:cs="Calibri"/>
+                <w:sz w:val="14"/>
+                <w:szCs w:val="14"/>
               </w:rPr>
             </w:pPr>
             <w:r>
               <w:rPr>
                 <w:rFonts w:cs="Calibri"/>
+                <w:sz w:val="14"/>
+                <w:szCs w:val="14"/>
               </w:rPr>
               <w:t>__/__/____</w:t>
             </w:r>
@@ -945,14 +1273,20 @@
           </w:tcPr>
           <w:p>
             <w:pPr>
+              <w:spacing w:after="0"/>
+              <w:contextualSpacing/>
               <w:jc w:val="center"/>
               <w:rPr>
                 <w:rFonts w:cs="Calibri"/>
+                <w:sz w:val="14"/>
+                <w:szCs w:val="14"/>
               </w:rPr>
             </w:pPr>
             <w:r>
               <w:rPr>
                 <w:rFonts w:cs="Calibri"/>
+                <w:sz w:val="14"/>
+                <w:szCs w:val="14"/>
               </w:rPr>
               <w:t>__________________</w:t>
             </w:r>
@@ -963,6 +1297,7 @@
         <w:tc>
           <w:tcPr>
             <w:tcW w:w="1100" w:type="dxa"/>
+            <w:vMerge/>
             <w:tcMar>
               <w:top w:w="80" w:type="dxa"/>
               <w:left w:w="120" w:type="dxa"/>
@@ -973,19 +1308,16 @@
           </w:tcPr>
           <w:p>
             <w:pPr>
+              <w:spacing w:after="0"/>
+              <w:contextualSpacing/>
               <w:jc w:val="center"/>
               <w:rPr>
                 <w:rFonts w:cs="Calibri"/>
                 <w:b/>
+                <w:sz w:val="14"/>
+                <w:szCs w:val="14"/>
               </w:rPr>
             </w:pPr>
-            <w:r>
-              <w:rPr>
-                <w:rFonts w:cs="Calibri"/>
-                <w:b/>
-              </w:rPr>
-              <w:t>2</w:t>
-            </w:r>
           </w:p>
         </w:tc>
         <w:tc>
@@ -1002,42 +1334,21 @@
           </w:tcPr>
           <w:p>
             <w:pPr>
-              <w:rPr>
-                <w:rFonts w:cs="Calibri"/>
-                <w:lang w:val="pt-BR"/>
+              <w:spacing w:after="0"/>
+              <w:contextualSpacing/>
+              <w:rPr>
+                <w:rFonts w:cs="Calibri"/>
+                <w:sz w:val="14"/>
+                <w:szCs w:val="14"/>
               </w:rPr>
             </w:pPr>
-            <w:proofErr w:type="gramStart"/>
-            <w:r>
-              <w:rPr>
-                <w:rFonts w:cs="Calibri"/>
-                <w:lang w:val="pt-BR"/>
-              </w:rPr>
-              <w:t>RPD  Toxinas</w:t>
-            </w:r>
-            <w:proofErr w:type="gramEnd"/>
-            <w:r>
-              <w:rPr>
-                <w:rFonts w:cs="Calibri"/>
-                <w:lang w:val="pt-BR"/>
-              </w:rPr>
-              <w:t xml:space="preserve"> de vacinas</w:t>
-            </w:r>
-            <w:r>
-              <w:rPr>
-                <w:rFonts w:cs="Calibri"/>
-                <w:lang w:val="pt-BR"/>
-              </w:rPr>
-              <w:br/>
-              <w:t># Proteína S</w:t>
-            </w:r>
-            <w:r>
-              <w:rPr>
-                <w:rFonts w:cs="Calibri"/>
-                <w:lang w:val="pt-BR"/>
-              </w:rPr>
-              <w:br/>
-              <w:t># Herv K</w:t>
+            <w:r>
+              <w:rPr>
+                <w:rFonts w:cs="Calibri"/>
+                <w:sz w:val="14"/>
+                <w:szCs w:val="14"/>
+              </w:rPr>
+              <w:t>Hidrovitalis 12+ Hidrogênio + ILIB</w:t>
             </w:r>
           </w:p>
         </w:tc>
@@ -1054,14 +1365,20 @@
           </w:tcPr>
           <w:p>
             <w:pPr>
+              <w:spacing w:after="0"/>
+              <w:contextualSpacing/>
               <w:jc w:val="center"/>
               <w:rPr>
                 <w:rFonts w:cs="Calibri"/>
+                <w:sz w:val="14"/>
+                <w:szCs w:val="14"/>
               </w:rPr>
             </w:pPr>
             <w:r>
               <w:rPr>
                 <w:rFonts w:cs="Calibri"/>
+                <w:sz w:val="14"/>
+                <w:szCs w:val="14"/>
               </w:rPr>
               <w:t>__/__/____</w:t>
             </w:r>
@@ -1080,14 +1397,20 @@
           </w:tcPr>
           <w:p>
             <w:pPr>
+              <w:spacing w:after="0"/>
+              <w:contextualSpacing/>
               <w:jc w:val="center"/>
               <w:rPr>
                 <w:rFonts w:cs="Calibri"/>
+                <w:sz w:val="14"/>
+                <w:szCs w:val="14"/>
               </w:rPr>
             </w:pPr>
             <w:r>
               <w:rPr>
                 <w:rFonts w:cs="Calibri"/>
+                <w:sz w:val="14"/>
+                <w:szCs w:val="14"/>
               </w:rPr>
               <w:t>__________________</w:t>
             </w:r>
@@ -1098,6 +1421,7 @@
         <w:tc>
           <w:tcPr>
             <w:tcW w:w="1100" w:type="dxa"/>
+            <w:vMerge/>
             <w:tcMar>
               <w:top w:w="80" w:type="dxa"/>
               <w:left w:w="120" w:type="dxa"/>
@@ -1108,18 +1432,151 @@
           </w:tcPr>
           <w:p>
             <w:pPr>
+              <w:spacing w:after="0"/>
+              <w:contextualSpacing/>
               <w:jc w:val="center"/>
               <w:rPr>
                 <w:rFonts w:cs="Calibri"/>
                 <w:b/>
+                <w:sz w:val="14"/>
+                <w:szCs w:val="14"/>
               </w:rPr>
             </w:pPr>
-            <w:r>
+          </w:p>
+        </w:tc>
+        <w:tc>
+          <w:tcPr>
+            <w:tcW w:w="3698" w:type="dxa"/>
+            <w:gridSpan w:val="2"/>
+            <w:shd w:val="clear" w:color="auto" w:fill="D99594" w:themeFill="accent2" w:themeFillTint="99"/>
+            <w:tcMar>
+              <w:top w:w="80" w:type="dxa"/>
+              <w:left w:w="120" w:type="dxa"/>
+              <w:bottom w:w="80" w:type="dxa"/>
+              <w:right w:w="120" w:type="dxa"/>
+            </w:tcMar>
+            <w:vAlign w:val="center"/>
+          </w:tcPr>
+          <w:p>
+            <w:pPr>
+              <w:spacing w:after="0"/>
+              <w:contextualSpacing/>
+              <w:rPr>
+                <w:rFonts w:cs="Calibri"/>
+                <w:sz w:val="14"/>
+                <w:szCs w:val="14"/>
+                <w:lang w:val="pt-BR"/>
+              </w:rPr>
+            </w:pPr>
+            <w:r>
+              <w:rPr>
+                <w:rFonts w:cs="Calibri"/>
+                <w:sz w:val="14"/>
+                <w:szCs w:val="14"/>
+                <w:lang w:val="pt-BR"/>
+              </w:rPr>
+              <w:t>CÂMARA DE ENERGIZAÇÃO E REEQUILÍBRIO 1</w:t>
+            </w:r>
+          </w:p>
+        </w:tc>
+        <w:tc>
+          <w:tcPr>
+            <w:tcW w:w="1985" w:type="dxa"/>
+            <w:tcMar>
+              <w:top w:w="80" w:type="dxa"/>
+              <w:left w:w="120" w:type="dxa"/>
+              <w:bottom w:w="80" w:type="dxa"/>
+              <w:right w:w="120" w:type="dxa"/>
+            </w:tcMar>
+            <w:vAlign w:val="center"/>
+          </w:tcPr>
+          <w:p>
+            <w:pPr>
+              <w:spacing w:after="0"/>
+              <w:contextualSpacing/>
+              <w:jc w:val="center"/>
+              <w:rPr>
+                <w:rFonts w:cs="Calibri"/>
+                <w:sz w:val="14"/>
+                <w:szCs w:val="14"/>
+              </w:rPr>
+            </w:pPr>
+            <w:r>
+              <w:rPr>
+                <w:rFonts w:cs="Calibri"/>
+                <w:sz w:val="14"/>
+                <w:szCs w:val="14"/>
+              </w:rPr>
+              <w:t>__/__/____</w:t>
+            </w:r>
+          </w:p>
+        </w:tc>
+        <w:tc>
+          <w:tcPr>
+            <w:tcW w:w="2813" w:type="dxa"/>
+            <w:tcMar>
+              <w:top w:w="80" w:type="dxa"/>
+              <w:left w:w="120" w:type="dxa"/>
+              <w:bottom w:w="80" w:type="dxa"/>
+              <w:right w:w="120" w:type="dxa"/>
+            </w:tcMar>
+            <w:vAlign w:val="center"/>
+          </w:tcPr>
+          <w:p>
+            <w:pPr>
+              <w:spacing w:after="0"/>
+              <w:contextualSpacing/>
+              <w:jc w:val="center"/>
+              <w:rPr>
+                <w:rFonts w:cs="Calibri"/>
+                <w:sz w:val="14"/>
+                <w:szCs w:val="14"/>
+              </w:rPr>
+            </w:pPr>
+            <w:r>
+              <w:rPr>
+                <w:rFonts w:cs="Calibri"/>
+                <w:sz w:val="14"/>
+                <w:szCs w:val="14"/>
+              </w:rPr>
+              <w:t>__________________</w:t>
+            </w:r>
+          </w:p>
+        </w:tc>
+      </w:tr>
+      <w:tr>
+        <w:tc>
+          <w:tcPr>
+            <w:tcW w:w="1100" w:type="dxa"/>
+            <w:vMerge w:val="restart"/>
+            <w:tcMar>
+              <w:top w:w="80" w:type="dxa"/>
+              <w:left w:w="120" w:type="dxa"/>
+              <w:bottom w:w="80" w:type="dxa"/>
+              <w:right w:w="120" w:type="dxa"/>
+            </w:tcMar>
+            <w:vAlign w:val="center"/>
+          </w:tcPr>
+          <w:p>
+            <w:pPr>
+              <w:spacing w:after="0"/>
+              <w:contextualSpacing/>
+              <w:jc w:val="center"/>
               <w:rPr>
                 <w:rFonts w:cs="Calibri"/>
                 <w:b/>
-              </w:rPr>
-              <w:t>2</w:t>
+                <w:sz w:val="14"/>
+                <w:szCs w:val="14"/>
+              </w:rPr>
+            </w:pPr>
+            <w:r>
+              <w:rPr>
+                <w:rFonts w:cs="Calibri"/>
+                <w:b/>
+                <w:sz w:val="14"/>
+                <w:szCs w:val="14"/>
+              </w:rPr>
+              <w:t>3</w:t>
             </w:r>
           </w:p>
         </w:tc>
@@ -1137,15 +1594,21 @@
           </w:tcPr>
           <w:p>
             <w:pPr>
-              <w:rPr>
-                <w:rFonts w:cs="Calibri"/>
+              <w:spacing w:after="0"/>
+              <w:contextualSpacing/>
+              <w:rPr>
+                <w:rFonts w:cs="Calibri"/>
+                <w:sz w:val="14"/>
+                <w:szCs w:val="14"/>
               </w:rPr>
             </w:pPr>
             <w:r>
               <w:rPr>
                 <w:rFonts w:cs="Calibri"/>
-              </w:rPr>
-              <w:t>Hidrovitalis 12+ Hidrogênio + ILIB</w:t>
+                <w:sz w:val="14"/>
+                <w:szCs w:val="14"/>
+              </w:rPr>
+              <w:t>Hidrovitalis 5 + Hidrogênio + ILIB</w:t>
             </w:r>
           </w:p>
         </w:tc>
@@ -1162,14 +1625,20 @@
           </w:tcPr>
           <w:p>
             <w:pPr>
+              <w:spacing w:after="0"/>
+              <w:contextualSpacing/>
               <w:jc w:val="center"/>
               <w:rPr>
                 <w:rFonts w:cs="Calibri"/>
+                <w:sz w:val="14"/>
+                <w:szCs w:val="14"/>
               </w:rPr>
             </w:pPr>
             <w:r>
               <w:rPr>
                 <w:rFonts w:cs="Calibri"/>
+                <w:sz w:val="14"/>
+                <w:szCs w:val="14"/>
               </w:rPr>
               <w:t>__/__/____</w:t>
             </w:r>
@@ -1188,14 +1657,20 @@
           </w:tcPr>
           <w:p>
             <w:pPr>
+              <w:spacing w:after="0"/>
+              <w:contextualSpacing/>
               <w:jc w:val="center"/>
               <w:rPr>
                 <w:rFonts w:cs="Calibri"/>
+                <w:sz w:val="14"/>
+                <w:szCs w:val="14"/>
               </w:rPr>
             </w:pPr>
             <w:r>
               <w:rPr>
                 <w:rFonts w:cs="Calibri"/>
+                <w:sz w:val="14"/>
+                <w:szCs w:val="14"/>
               </w:rPr>
               <w:t>__________________</w:t>
             </w:r>
@@ -1206,6 +1681,7 @@
         <w:tc>
           <w:tcPr>
             <w:tcW w:w="1100" w:type="dxa"/>
+            <w:vMerge/>
             <w:tcMar>
               <w:top w:w="80" w:type="dxa"/>
               <w:left w:w="120" w:type="dxa"/>
@@ -1216,19 +1692,16 @@
           </w:tcPr>
           <w:p>
             <w:pPr>
+              <w:spacing w:after="0"/>
+              <w:contextualSpacing/>
               <w:jc w:val="center"/>
               <w:rPr>
                 <w:rFonts w:cs="Calibri"/>
                 <w:b/>
+                <w:sz w:val="14"/>
+                <w:szCs w:val="14"/>
               </w:rPr>
             </w:pPr>
-            <w:r>
-              <w:rPr>
-                <w:rFonts w:cs="Calibri"/>
-                <w:b/>
-              </w:rPr>
-              <w:t>2</w:t>
-            </w:r>
           </w:p>
         </w:tc>
         <w:tc>
@@ -1245,17 +1718,43 @@
           </w:tcPr>
           <w:p>
             <w:pPr>
-              <w:rPr>
-                <w:rFonts w:cs="Calibri"/>
+              <w:spacing w:after="0"/>
+              <w:contextualSpacing/>
+              <w:rPr>
+                <w:rFonts w:cs="Calibri"/>
+                <w:sz w:val="14"/>
+                <w:szCs w:val="14"/>
                 <w:lang w:val="pt-BR"/>
               </w:rPr>
             </w:pPr>
             <w:r>
               <w:rPr>
                 <w:rFonts w:cs="Calibri"/>
+                <w:sz w:val="14"/>
+                <w:szCs w:val="14"/>
                 <w:lang w:val="pt-BR"/>
               </w:rPr>
-              <w:t>CÂMARA DE ENERGIZAÇÃO E REEQUILÍBRIO 1</w:t>
+              <w:t xml:space="preserve">RPD – Príons e solventes </w:t>
+            </w:r>
+            <w:r>
+              <w:rPr>
+                <w:rFonts w:cs="Calibri"/>
+                <w:sz w:val="14"/>
+                <w:szCs w:val="14"/>
+                <w:lang w:val="pt-BR"/>
+              </w:rPr>
+              <w:br/>
+              <w:t># Príons</w:t>
+            </w:r>
+            <w:r>
+              <w:rPr>
+                <w:rFonts w:cs="Calibri"/>
+                <w:sz w:val="14"/>
+                <w:szCs w:val="14"/>
+                <w:lang w:val="pt-BR"/>
+              </w:rPr>
+              <w:br/>
+              <w:t># Álcoois e solventes de uso geral</w:t>
             </w:r>
           </w:p>
         </w:tc>
@@ -1272,14 +1771,20 @@
           </w:tcPr>
           <w:p>
             <w:pPr>
+              <w:spacing w:after="0"/>
+              <w:contextualSpacing/>
               <w:jc w:val="center"/>
               <w:rPr>
                 <w:rFonts w:cs="Calibri"/>
+                <w:sz w:val="14"/>
+                <w:szCs w:val="14"/>
               </w:rPr>
             </w:pPr>
             <w:r>
               <w:rPr>
                 <w:rFonts w:cs="Calibri"/>
+                <w:sz w:val="14"/>
+                <w:szCs w:val="14"/>
               </w:rPr>
               <w:t>__/__/____</w:t>
             </w:r>
@@ -1298,14 +1803,20 @@
           </w:tcPr>
           <w:p>
             <w:pPr>
+              <w:spacing w:after="0"/>
+              <w:contextualSpacing/>
               <w:jc w:val="center"/>
               <w:rPr>
                 <w:rFonts w:cs="Calibri"/>
+                <w:sz w:val="14"/>
+                <w:szCs w:val="14"/>
               </w:rPr>
             </w:pPr>
             <w:r>
               <w:rPr>
                 <w:rFonts w:cs="Calibri"/>
+                <w:sz w:val="14"/>
+                <w:szCs w:val="14"/>
               </w:rPr>
               <w:t>__________________</w:t>
             </w:r>
@@ -1316,6 +1827,7 @@
         <w:tc>
           <w:tcPr>
             <w:tcW w:w="1100" w:type="dxa"/>
+            <w:vMerge/>
             <w:tcMar>
               <w:top w:w="80" w:type="dxa"/>
               <w:left w:w="120" w:type="dxa"/>
@@ -1326,19 +1838,16 @@
           </w:tcPr>
           <w:p>
             <w:pPr>
+              <w:spacing w:after="0"/>
+              <w:contextualSpacing/>
               <w:jc w:val="center"/>
               <w:rPr>
                 <w:rFonts w:cs="Calibri"/>
                 <w:b/>
+                <w:sz w:val="14"/>
+                <w:szCs w:val="14"/>
               </w:rPr>
             </w:pPr>
-            <w:r>
-              <w:rPr>
-                <w:rFonts w:cs="Calibri"/>
-                <w:b/>
-              </w:rPr>
-              <w:t>3</w:t>
-            </w:r>
           </w:p>
         </w:tc>
         <w:tc>
@@ -1355,13 +1864,19 @@
           </w:tcPr>
           <w:p>
             <w:pPr>
-              <w:rPr>
-                <w:rFonts w:cs="Calibri"/>
+              <w:spacing w:after="0"/>
+              <w:contextualSpacing/>
+              <w:rPr>
+                <w:rFonts w:cs="Calibri"/>
+                <w:sz w:val="14"/>
+                <w:szCs w:val="14"/>
               </w:rPr>
             </w:pPr>
             <w:r>
               <w:rPr>
                 <w:rFonts w:cs="Calibri"/>
+                <w:sz w:val="14"/>
+                <w:szCs w:val="14"/>
               </w:rPr>
               <w:t>Hidrovitalis 5 + Hidrogênio + ILIB</w:t>
             </w:r>
@@ -1380,14 +1895,20 @@
           </w:tcPr>
           <w:p>
             <w:pPr>
+              <w:spacing w:after="0"/>
+              <w:contextualSpacing/>
               <w:jc w:val="center"/>
               <w:rPr>
                 <w:rFonts w:cs="Calibri"/>
+                <w:sz w:val="14"/>
+                <w:szCs w:val="14"/>
               </w:rPr>
             </w:pPr>
             <w:r>
               <w:rPr>
                 <w:rFonts w:cs="Calibri"/>
+                <w:sz w:val="14"/>
+                <w:szCs w:val="14"/>
               </w:rPr>
               <w:t>__/__/____</w:t>
             </w:r>
@@ -1406,14 +1927,20 @@
           </w:tcPr>
           <w:p>
             <w:pPr>
+              <w:spacing w:after="0"/>
+              <w:contextualSpacing/>
               <w:jc w:val="center"/>
               <w:rPr>
                 <w:rFonts w:cs="Calibri"/>
+                <w:sz w:val="14"/>
+                <w:szCs w:val="14"/>
               </w:rPr>
             </w:pPr>
             <w:r>
               <w:rPr>
                 <w:rFonts w:cs="Calibri"/>
+                <w:sz w:val="14"/>
+                <w:szCs w:val="14"/>
               </w:rPr>
               <w:t>__________________</w:t>
             </w:r>
@@ -1424,6 +1951,7 @@
         <w:tc>
           <w:tcPr>
             <w:tcW w:w="1100" w:type="dxa"/>
+            <w:vMerge/>
             <w:tcMar>
               <w:top w:w="80" w:type="dxa"/>
               <w:left w:w="120" w:type="dxa"/>
@@ -1434,18 +1962,151 @@
           </w:tcPr>
           <w:p>
             <w:pPr>
+              <w:spacing w:after="0"/>
+              <w:contextualSpacing/>
               <w:jc w:val="center"/>
               <w:rPr>
                 <w:rFonts w:cs="Calibri"/>
                 <w:b/>
+                <w:sz w:val="14"/>
+                <w:szCs w:val="14"/>
               </w:rPr>
             </w:pPr>
-            <w:r>
+          </w:p>
+        </w:tc>
+        <w:tc>
+          <w:tcPr>
+            <w:tcW w:w="3698" w:type="dxa"/>
+            <w:gridSpan w:val="2"/>
+            <w:shd w:val="clear" w:color="auto" w:fill="D99594" w:themeFill="accent2" w:themeFillTint="99"/>
+            <w:tcMar>
+              <w:top w:w="80" w:type="dxa"/>
+              <w:left w:w="120" w:type="dxa"/>
+              <w:bottom w:w="80" w:type="dxa"/>
+              <w:right w:w="120" w:type="dxa"/>
+            </w:tcMar>
+            <w:vAlign w:val="center"/>
+          </w:tcPr>
+          <w:p>
+            <w:pPr>
+              <w:spacing w:after="0"/>
+              <w:contextualSpacing/>
+              <w:rPr>
+                <w:rFonts w:cs="Calibri"/>
+                <w:sz w:val="14"/>
+                <w:szCs w:val="14"/>
+                <w:lang w:val="pt-BR"/>
+              </w:rPr>
+            </w:pPr>
+            <w:r>
+              <w:rPr>
+                <w:rFonts w:cs="Calibri"/>
+                <w:sz w:val="14"/>
+                <w:szCs w:val="14"/>
+                <w:lang w:val="pt-BR"/>
+              </w:rPr>
+              <w:t>CÂMARA DE ENERGIZAÇÃO E REEQUILÍBRIO 2</w:t>
+            </w:r>
+          </w:p>
+        </w:tc>
+        <w:tc>
+          <w:tcPr>
+            <w:tcW w:w="1985" w:type="dxa"/>
+            <w:tcMar>
+              <w:top w:w="80" w:type="dxa"/>
+              <w:left w:w="120" w:type="dxa"/>
+              <w:bottom w:w="80" w:type="dxa"/>
+              <w:right w:w="120" w:type="dxa"/>
+            </w:tcMar>
+            <w:vAlign w:val="center"/>
+          </w:tcPr>
+          <w:p>
+            <w:pPr>
+              <w:spacing w:after="0"/>
+              <w:contextualSpacing/>
+              <w:jc w:val="center"/>
+              <w:rPr>
+                <w:rFonts w:cs="Calibri"/>
+                <w:sz w:val="14"/>
+                <w:szCs w:val="14"/>
+              </w:rPr>
+            </w:pPr>
+            <w:r>
+              <w:rPr>
+                <w:rFonts w:cs="Calibri"/>
+                <w:sz w:val="14"/>
+                <w:szCs w:val="14"/>
+              </w:rPr>
+              <w:t>__/__/____</w:t>
+            </w:r>
+          </w:p>
+        </w:tc>
+        <w:tc>
+          <w:tcPr>
+            <w:tcW w:w="2813" w:type="dxa"/>
+            <w:tcMar>
+              <w:top w:w="80" w:type="dxa"/>
+              <w:left w:w="120" w:type="dxa"/>
+              <w:bottom w:w="80" w:type="dxa"/>
+              <w:right w:w="120" w:type="dxa"/>
+            </w:tcMar>
+            <w:vAlign w:val="center"/>
+          </w:tcPr>
+          <w:p>
+            <w:pPr>
+              <w:spacing w:after="0"/>
+              <w:contextualSpacing/>
+              <w:jc w:val="center"/>
+              <w:rPr>
+                <w:rFonts w:cs="Calibri"/>
+                <w:sz w:val="14"/>
+                <w:szCs w:val="14"/>
+              </w:rPr>
+            </w:pPr>
+            <w:r>
+              <w:rPr>
+                <w:rFonts w:cs="Calibri"/>
+                <w:sz w:val="14"/>
+                <w:szCs w:val="14"/>
+              </w:rPr>
+              <w:t>__________________</w:t>
+            </w:r>
+          </w:p>
+        </w:tc>
+      </w:tr>
+      <w:tr>
+        <w:tc>
+          <w:tcPr>
+            <w:tcW w:w="1100" w:type="dxa"/>
+            <w:vMerge w:val="restart"/>
+            <w:tcMar>
+              <w:top w:w="80" w:type="dxa"/>
+              <w:left w:w="120" w:type="dxa"/>
+              <w:bottom w:w="80" w:type="dxa"/>
+              <w:right w:w="120" w:type="dxa"/>
+            </w:tcMar>
+            <w:vAlign w:val="center"/>
+          </w:tcPr>
+          <w:p>
+            <w:pPr>
+              <w:spacing w:after="0"/>
+              <w:contextualSpacing/>
+              <w:jc w:val="center"/>
               <w:rPr>
                 <w:rFonts w:cs="Calibri"/>
                 <w:b/>
-              </w:rPr>
-              <w:t>3</w:t>
+                <w:sz w:val="14"/>
+                <w:szCs w:val="14"/>
+              </w:rPr>
+            </w:pPr>
+            <w:r>
+              <w:rPr>
+                <w:rFonts w:cs="Calibri"/>
+                <w:b/>
+                <w:sz w:val="14"/>
+                <w:szCs w:val="14"/>
+              </w:rPr>
+              <w:t>4</w:t>
             </w:r>
           </w:p>
         </w:tc>
@@ -1463,33 +2124,21 @@
           </w:tcPr>
           <w:p>
             <w:pPr>
-              <w:rPr>
-                <w:rFonts w:cs="Calibri"/>
-                <w:lang w:val="pt-BR"/>
+              <w:spacing w:after="0"/>
+              <w:contextualSpacing/>
+              <w:rPr>
+                <w:rFonts w:cs="Calibri"/>
+                <w:sz w:val="14"/>
+                <w:szCs w:val="14"/>
               </w:rPr>
             </w:pPr>
             <w:r>
               <w:rPr>
                 <w:rFonts w:cs="Calibri"/>
-                <w:lang w:val="pt-BR"/>
-              </w:rPr>
-              <w:t xml:space="preserve">RPD – Príons e solventes </w:t>
-            </w:r>
-            <w:r>
-              <w:rPr>
-                <w:rFonts w:cs="Calibri"/>
-                <w:lang w:val="pt-BR"/>
-              </w:rPr>
-              <w:br/>
-              <w:t># Príons</w:t>
-            </w:r>
-            <w:r>
-              <w:rPr>
-                <w:rFonts w:cs="Calibri"/>
-                <w:lang w:val="pt-BR"/>
-              </w:rPr>
-              <w:br/>
-              <w:t># Álcoois e solventes de uso geral</w:t>
+                <w:sz w:val="14"/>
+                <w:szCs w:val="14"/>
+              </w:rPr>
+              <w:t>Hidrovitalis + Hidrogênio + ILIB</w:t>
             </w:r>
           </w:p>
         </w:tc>
@@ -1506,14 +2155,20 @@
           </w:tcPr>
           <w:p>
             <w:pPr>
+              <w:spacing w:after="0"/>
+              <w:contextualSpacing/>
               <w:jc w:val="center"/>
               <w:rPr>
                 <w:rFonts w:cs="Calibri"/>
+                <w:sz w:val="14"/>
+                <w:szCs w:val="14"/>
               </w:rPr>
             </w:pPr>
             <w:r>
               <w:rPr>
                 <w:rFonts w:cs="Calibri"/>
+                <w:sz w:val="14"/>
+                <w:szCs w:val="14"/>
               </w:rPr>
               <w:t>__/__/____</w:t>
             </w:r>
@@ -1532,14 +2187,20 @@
           </w:tcPr>
           <w:p>
             <w:pPr>
+              <w:spacing w:after="0"/>
+              <w:contextualSpacing/>
               <w:jc w:val="center"/>
               <w:rPr>
                 <w:rFonts w:cs="Calibri"/>
+                <w:sz w:val="14"/>
+                <w:szCs w:val="14"/>
               </w:rPr>
             </w:pPr>
             <w:r>
               <w:rPr>
                 <w:rFonts w:cs="Calibri"/>
+                <w:sz w:val="14"/>
+                <w:szCs w:val="14"/>
               </w:rPr>
               <w:t>__________________</w:t>
             </w:r>
@@ -1550,6 +2211,7 @@
         <w:tc>
           <w:tcPr>
             <w:tcW w:w="1100" w:type="dxa"/>
+            <w:vMerge/>
             <w:tcMar>
               <w:top w:w="80" w:type="dxa"/>
               <w:left w:w="120" w:type="dxa"/>
@@ -1560,19 +2222,16 @@
           </w:tcPr>
           <w:p>
             <w:pPr>
+              <w:spacing w:after="0"/>
+              <w:contextualSpacing/>
               <w:jc w:val="center"/>
               <w:rPr>
                 <w:rFonts w:cs="Calibri"/>
                 <w:b/>
+                <w:sz w:val="14"/>
+                <w:szCs w:val="14"/>
               </w:rPr>
             </w:pPr>
-            <w:r>
-              <w:rPr>
-                <w:rFonts w:cs="Calibri"/>
-                <w:b/>
-              </w:rPr>
-              <w:t>3</w:t>
-            </w:r>
           </w:p>
         </w:tc>
         <w:tc>
@@ -1589,15 +2248,23 @@
           </w:tcPr>
           <w:p>
             <w:pPr>
-              <w:rPr>
-                <w:rFonts w:cs="Calibri"/>
+              <w:spacing w:after="0"/>
+              <w:contextualSpacing/>
+              <w:rPr>
+                <w:rFonts w:cs="Calibri"/>
+                <w:sz w:val="14"/>
+                <w:szCs w:val="14"/>
+                <w:lang w:val="pt-BR"/>
               </w:rPr>
             </w:pPr>
             <w:r>
               <w:rPr>
                 <w:rFonts w:cs="Calibri"/>
-              </w:rPr>
-              <w:t>Hidrovitalis 5 + Hidrogênio + ILIB</w:t>
+                <w:sz w:val="14"/>
+                <w:szCs w:val="14"/>
+                <w:lang w:val="pt-BR"/>
+              </w:rPr>
+              <w:t>RPD- Fungo e mofo e micotoxinas parte 1</w:t>
             </w:r>
           </w:p>
         </w:tc>
@@ -1614,14 +2281,20 @@
           </w:tcPr>
           <w:p>
             <w:pPr>
+              <w:spacing w:after="0"/>
+              <w:contextualSpacing/>
               <w:jc w:val="center"/>
               <w:rPr>
                 <w:rFonts w:cs="Calibri"/>
+                <w:sz w:val="14"/>
+                <w:szCs w:val="14"/>
               </w:rPr>
             </w:pPr>
             <w:r>
               <w:rPr>
                 <w:rFonts w:cs="Calibri"/>
+                <w:sz w:val="14"/>
+                <w:szCs w:val="14"/>
               </w:rPr>
               <w:t>__/__/____</w:t>
             </w:r>
@@ -1640,14 +2313,20 @@
           </w:tcPr>
           <w:p>
             <w:pPr>
+              <w:spacing w:after="0"/>
+              <w:contextualSpacing/>
               <w:jc w:val="center"/>
               <w:rPr>
                 <w:rFonts w:cs="Calibri"/>
+                <w:sz w:val="14"/>
+                <w:szCs w:val="14"/>
               </w:rPr>
             </w:pPr>
             <w:r>
               <w:rPr>
                 <w:rFonts w:cs="Calibri"/>
+                <w:sz w:val="14"/>
+                <w:szCs w:val="14"/>
               </w:rPr>
               <w:t>__________________</w:t>
             </w:r>
@@ -1658,6 +2337,7 @@
         <w:tc>
           <w:tcPr>
             <w:tcW w:w="1100" w:type="dxa"/>
+            <w:vMerge/>
             <w:tcMar>
               <w:top w:w="80" w:type="dxa"/>
               <w:left w:w="120" w:type="dxa"/>
@@ -1668,19 +2348,16 @@
           </w:tcPr>
           <w:p>
             <w:pPr>
+              <w:spacing w:after="0"/>
+              <w:contextualSpacing/>
               <w:jc w:val="center"/>
               <w:rPr>
                 <w:rFonts w:cs="Calibri"/>
                 <w:b/>
+                <w:sz w:val="14"/>
+                <w:szCs w:val="14"/>
               </w:rPr>
             </w:pPr>
-            <w:r>
-              <w:rPr>
-                <w:rFonts w:cs="Calibri"/>
-                <w:b/>
-              </w:rPr>
-              <w:t>3</w:t>
-            </w:r>
           </w:p>
         </w:tc>
         <w:tc>
@@ -1697,17 +2374,21 @@
           </w:tcPr>
           <w:p>
             <w:pPr>
-              <w:rPr>
-                <w:rFonts w:cs="Calibri"/>
-                <w:lang w:val="pt-BR"/>
+              <w:spacing w:after="0"/>
+              <w:contextualSpacing/>
+              <w:rPr>
+                <w:rFonts w:cs="Calibri"/>
+                <w:sz w:val="14"/>
+                <w:szCs w:val="14"/>
               </w:rPr>
             </w:pPr>
             <w:r>
               <w:rPr>
                 <w:rFonts w:cs="Calibri"/>
-                <w:lang w:val="pt-BR"/>
-              </w:rPr>
-              <w:t>CÂMARA DE ENERGIZAÇÃO E REEQUILÍBRIO 2</w:t>
+                <w:sz w:val="14"/>
+                <w:szCs w:val="14"/>
+              </w:rPr>
+              <w:t>Hidrovitalis + Hidrogênio + ILIB</w:t>
             </w:r>
           </w:p>
         </w:tc>
@@ -1724,14 +2405,20 @@
           </w:tcPr>
           <w:p>
             <w:pPr>
+              <w:spacing w:after="0"/>
+              <w:contextualSpacing/>
               <w:jc w:val="center"/>
               <w:rPr>
                 <w:rFonts w:cs="Calibri"/>
+                <w:sz w:val="14"/>
+                <w:szCs w:val="14"/>
               </w:rPr>
             </w:pPr>
             <w:r>
               <w:rPr>
                 <w:rFonts w:cs="Calibri"/>
+                <w:sz w:val="14"/>
+                <w:szCs w:val="14"/>
               </w:rPr>
               <w:t>__/__/____</w:t>
             </w:r>
@@ -1750,14 +2437,20 @@
           </w:tcPr>
           <w:p>
             <w:pPr>
+              <w:spacing w:after="0"/>
+              <w:contextualSpacing/>
               <w:jc w:val="center"/>
               <w:rPr>
                 <w:rFonts w:cs="Calibri"/>
+                <w:sz w:val="14"/>
+                <w:szCs w:val="14"/>
               </w:rPr>
             </w:pPr>
             <w:r>
               <w:rPr>
                 <w:rFonts w:cs="Calibri"/>
+                <w:sz w:val="14"/>
+                <w:szCs w:val="14"/>
               </w:rPr>
               <w:t>__________________</w:t>
             </w:r>
@@ -1768,6 +2461,7 @@
         <w:tc>
           <w:tcPr>
             <w:tcW w:w="1100" w:type="dxa"/>
+            <w:vMerge/>
             <w:tcMar>
               <w:top w:w="80" w:type="dxa"/>
               <w:left w:w="120" w:type="dxa"/>
@@ -1778,19 +2472,151 @@
           </w:tcPr>
           <w:p>
             <w:pPr>
+              <w:spacing w:after="0"/>
+              <w:contextualSpacing/>
               <w:jc w:val="center"/>
               <w:rPr>
                 <w:rFonts w:cs="Calibri"/>
                 <w:b/>
+                <w:sz w:val="14"/>
+                <w:szCs w:val="14"/>
               </w:rPr>
             </w:pPr>
-            <w:r>
+          </w:p>
+        </w:tc>
+        <w:tc>
+          <w:tcPr>
+            <w:tcW w:w="3698" w:type="dxa"/>
+            <w:gridSpan w:val="2"/>
+            <w:shd w:val="clear" w:color="auto" w:fill="D99594" w:themeFill="accent2" w:themeFillTint="99"/>
+            <w:tcMar>
+              <w:top w:w="80" w:type="dxa"/>
+              <w:left w:w="120" w:type="dxa"/>
+              <w:bottom w:w="80" w:type="dxa"/>
+              <w:right w:w="120" w:type="dxa"/>
+            </w:tcMar>
+            <w:vAlign w:val="center"/>
+          </w:tcPr>
+          <w:p>
+            <w:pPr>
+              <w:spacing w:after="0"/>
+              <w:contextualSpacing/>
+              <w:rPr>
+                <w:rFonts w:cs="Calibri"/>
+                <w:sz w:val="14"/>
+                <w:szCs w:val="14"/>
+                <w:lang w:val="pt-BR"/>
+              </w:rPr>
+            </w:pPr>
+            <w:r>
+              <w:rPr>
+                <w:rFonts w:cs="Calibri"/>
+                <w:sz w:val="14"/>
+                <w:szCs w:val="14"/>
+                <w:lang w:val="pt-BR"/>
+              </w:rPr>
+              <w:t>CÂMARA DE ENERGIZAÇÃO E REEQUILÍBRIO 3</w:t>
+            </w:r>
+          </w:p>
+        </w:tc>
+        <w:tc>
+          <w:tcPr>
+            <w:tcW w:w="1985" w:type="dxa"/>
+            <w:tcMar>
+              <w:top w:w="80" w:type="dxa"/>
+              <w:left w:w="120" w:type="dxa"/>
+              <w:bottom w:w="80" w:type="dxa"/>
+              <w:right w:w="120" w:type="dxa"/>
+            </w:tcMar>
+            <w:vAlign w:val="center"/>
+          </w:tcPr>
+          <w:p>
+            <w:pPr>
+              <w:spacing w:after="0"/>
+              <w:contextualSpacing/>
+              <w:jc w:val="center"/>
+              <w:rPr>
+                <w:rFonts w:cs="Calibri"/>
+                <w:sz w:val="14"/>
+                <w:szCs w:val="14"/>
+              </w:rPr>
+            </w:pPr>
+            <w:r>
+              <w:rPr>
+                <w:rFonts w:cs="Calibri"/>
+                <w:sz w:val="14"/>
+                <w:szCs w:val="14"/>
+              </w:rPr>
+              <w:t>__/__/____</w:t>
+            </w:r>
+          </w:p>
+        </w:tc>
+        <w:tc>
+          <w:tcPr>
+            <w:tcW w:w="2813" w:type="dxa"/>
+            <w:tcMar>
+              <w:top w:w="80" w:type="dxa"/>
+              <w:left w:w="120" w:type="dxa"/>
+              <w:bottom w:w="80" w:type="dxa"/>
+              <w:right w:w="120" w:type="dxa"/>
+            </w:tcMar>
+            <w:vAlign w:val="center"/>
+          </w:tcPr>
+          <w:p>
+            <w:pPr>
+              <w:spacing w:after="0"/>
+              <w:contextualSpacing/>
+              <w:jc w:val="center"/>
+              <w:rPr>
+                <w:rFonts w:cs="Calibri"/>
+                <w:sz w:val="14"/>
+                <w:szCs w:val="14"/>
+              </w:rPr>
+            </w:pPr>
+            <w:r>
+              <w:rPr>
+                <w:rFonts w:cs="Calibri"/>
+                <w:sz w:val="14"/>
+                <w:szCs w:val="14"/>
+              </w:rPr>
+              <w:t>__________________</w:t>
+            </w:r>
+          </w:p>
+        </w:tc>
+      </w:tr>
+      <w:tr>
+        <w:tc>
+          <w:tcPr>
+            <w:tcW w:w="1100" w:type="dxa"/>
+            <w:vMerge w:val="restart"/>
+            <w:tcMar>
+              <w:top w:w="80" w:type="dxa"/>
+              <w:left w:w="120" w:type="dxa"/>
+              <w:bottom w:w="80" w:type="dxa"/>
+              <w:right w:w="120" w:type="dxa"/>
+            </w:tcMar>
+            <w:vAlign w:val="center"/>
+          </w:tcPr>
+          <w:p>
+            <w:pPr>
+              <w:spacing w:after="0"/>
+              <w:contextualSpacing/>
+              <w:jc w:val="center"/>
               <w:rPr>
                 <w:rFonts w:cs="Calibri"/>
                 <w:b/>
-              </w:rPr>
-              <w:lastRenderedPageBreak/>
-              <w:t>4</w:t>
+                <w:sz w:val="14"/>
+                <w:szCs w:val="14"/>
+              </w:rPr>
+            </w:pPr>
+            <w:r>
+              <w:rPr>
+                <w:rFonts w:cs="Calibri"/>
+                <w:b/>
+                <w:sz w:val="14"/>
+                <w:szCs w:val="14"/>
+              </w:rPr>
+              <w:t>5</w:t>
             </w:r>
           </w:p>
         </w:tc>
@@ -1808,13 +2634,19 @@
           </w:tcPr>
           <w:p>
             <w:pPr>
-              <w:rPr>
-                <w:rFonts w:cs="Calibri"/>
+              <w:spacing w:after="0"/>
+              <w:contextualSpacing/>
+              <w:rPr>
+                <w:rFonts w:cs="Calibri"/>
+                <w:sz w:val="14"/>
+                <w:szCs w:val="14"/>
               </w:rPr>
             </w:pPr>
             <w:r>
               <w:rPr>
                 <w:rFonts w:cs="Calibri"/>
+                <w:sz w:val="14"/>
+                <w:szCs w:val="14"/>
               </w:rPr>
               <w:t>Hidrovitalis + Hidrogênio + ILIB</w:t>
             </w:r>
@@ -1833,14 +2665,20 @@
           </w:tcPr>
           <w:p>
             <w:pPr>
+              <w:spacing w:after="0"/>
+              <w:contextualSpacing/>
               <w:jc w:val="center"/>
               <w:rPr>
                 <w:rFonts w:cs="Calibri"/>
+                <w:sz w:val="14"/>
+                <w:szCs w:val="14"/>
               </w:rPr>
             </w:pPr>
             <w:r>
               <w:rPr>
                 <w:rFonts w:cs="Calibri"/>
+                <w:sz w:val="14"/>
+                <w:szCs w:val="14"/>
               </w:rPr>
               <w:t>__/__/____</w:t>
             </w:r>
@@ -1859,14 +2697,20 @@
           </w:tcPr>
           <w:p>
             <w:pPr>
+              <w:spacing w:after="0"/>
+              <w:contextualSpacing/>
               <w:jc w:val="center"/>
               <w:rPr>
                 <w:rFonts w:cs="Calibri"/>
+                <w:sz w:val="14"/>
+                <w:szCs w:val="14"/>
               </w:rPr>
             </w:pPr>
             <w:r>
               <w:rPr>
                 <w:rFonts w:cs="Calibri"/>
+                <w:sz w:val="14"/>
+                <w:szCs w:val="14"/>
               </w:rPr>
               <w:t>__________________</w:t>
             </w:r>
@@ -1877,6 +2721,7 @@
         <w:tc>
           <w:tcPr>
             <w:tcW w:w="1100" w:type="dxa"/>
+            <w:vMerge/>
             <w:tcMar>
               <w:top w:w="80" w:type="dxa"/>
               <w:left w:w="120" w:type="dxa"/>
@@ -1887,19 +2732,16 @@
           </w:tcPr>
           <w:p>
             <w:pPr>
+              <w:spacing w:after="0"/>
+              <w:contextualSpacing/>
               <w:jc w:val="center"/>
               <w:rPr>
                 <w:rFonts w:cs="Calibri"/>
                 <w:b/>
+                <w:sz w:val="14"/>
+                <w:szCs w:val="14"/>
               </w:rPr>
             </w:pPr>
-            <w:r>
-              <w:rPr>
-                <w:rFonts w:cs="Calibri"/>
-                <w:b/>
-              </w:rPr>
-              <w:t>4</w:t>
-            </w:r>
           </w:p>
         </w:tc>
         <w:tc>
@@ -1916,17 +2758,23 @@
           </w:tcPr>
           <w:p>
             <w:pPr>
-              <w:rPr>
-                <w:rFonts w:cs="Calibri"/>
+              <w:spacing w:after="0"/>
+              <w:contextualSpacing/>
+              <w:rPr>
+                <w:rFonts w:cs="Calibri"/>
+                <w:sz w:val="14"/>
+                <w:szCs w:val="14"/>
                 <w:lang w:val="pt-BR"/>
               </w:rPr>
             </w:pPr>
             <w:r>
               <w:rPr>
                 <w:rFonts w:cs="Calibri"/>
+                <w:sz w:val="14"/>
+                <w:szCs w:val="14"/>
                 <w:lang w:val="pt-BR"/>
               </w:rPr>
-              <w:t>RPD- Fungo e mofo e micotoxinas parte 1</w:t>
+              <w:t>RPD- Fungo e mofo e micotoxinas parte 2</w:t>
             </w:r>
           </w:p>
         </w:tc>
@@ -1943,14 +2791,20 @@
           </w:tcPr>
           <w:p>
             <w:pPr>
+              <w:spacing w:after="0"/>
+              <w:contextualSpacing/>
               <w:jc w:val="center"/>
               <w:rPr>
                 <w:rFonts w:cs="Calibri"/>
+                <w:sz w:val="14"/>
+                <w:szCs w:val="14"/>
               </w:rPr>
             </w:pPr>
             <w:r>
               <w:rPr>
                 <w:rFonts w:cs="Calibri"/>
+                <w:sz w:val="14"/>
+                <w:szCs w:val="14"/>
               </w:rPr>
               <w:t>__/__/____</w:t>
             </w:r>
@@ -1969,14 +2823,20 @@
           </w:tcPr>
           <w:p>
             <w:pPr>
+              <w:spacing w:after="0"/>
+              <w:contextualSpacing/>
               <w:jc w:val="center"/>
               <w:rPr>
                 <w:rFonts w:cs="Calibri"/>
+                <w:sz w:val="14"/>
+                <w:szCs w:val="14"/>
               </w:rPr>
             </w:pPr>
             <w:r>
               <w:rPr>
                 <w:rFonts w:cs="Calibri"/>
+                <w:sz w:val="14"/>
+                <w:szCs w:val="14"/>
               </w:rPr>
               <w:t>__________________</w:t>
             </w:r>
@@ -1987,6 +2847,7 @@
         <w:tc>
           <w:tcPr>
             <w:tcW w:w="1100" w:type="dxa"/>
+            <w:vMerge/>
             <w:tcMar>
               <w:top w:w="80" w:type="dxa"/>
               <w:left w:w="120" w:type="dxa"/>
@@ -1997,19 +2858,16 @@
           </w:tcPr>
           <w:p>
             <w:pPr>
+              <w:spacing w:after="0"/>
+              <w:contextualSpacing/>
               <w:jc w:val="center"/>
               <w:rPr>
                 <w:rFonts w:cs="Calibri"/>
                 <w:b/>
+                <w:sz w:val="14"/>
+                <w:szCs w:val="14"/>
               </w:rPr>
             </w:pPr>
-            <w:r>
-              <w:rPr>
-                <w:rFonts w:cs="Calibri"/>
-                <w:b/>
-              </w:rPr>
-              <w:t>4</w:t>
-            </w:r>
           </w:p>
         </w:tc>
         <w:tc>
@@ -2026,13 +2884,19 @@
           </w:tcPr>
           <w:p>
             <w:pPr>
-              <w:rPr>
-                <w:rFonts w:cs="Calibri"/>
+              <w:spacing w:after="0"/>
+              <w:contextualSpacing/>
+              <w:rPr>
+                <w:rFonts w:cs="Calibri"/>
+                <w:sz w:val="14"/>
+                <w:szCs w:val="14"/>
               </w:rPr>
             </w:pPr>
             <w:r>
               <w:rPr>
                 <w:rFonts w:cs="Calibri"/>
+                <w:sz w:val="14"/>
+                <w:szCs w:val="14"/>
               </w:rPr>
               <w:t>Hidrovitalis + Hidrogênio + ILIB</w:t>
             </w:r>
@@ -2051,14 +2915,20 @@
           </w:tcPr>
           <w:p>
             <w:pPr>
+              <w:spacing w:after="0"/>
+              <w:contextualSpacing/>
               <w:jc w:val="center"/>
               <w:rPr>
                 <w:rFonts w:cs="Calibri"/>
+                <w:sz w:val="14"/>
+                <w:szCs w:val="14"/>
               </w:rPr>
             </w:pPr>
             <w:r>
               <w:rPr>
                 <w:rFonts w:cs="Calibri"/>
+                <w:sz w:val="14"/>
+                <w:szCs w:val="14"/>
               </w:rPr>
               <w:t>__/__/____</w:t>
             </w:r>
@@ -2077,14 +2947,20 @@
           </w:tcPr>
           <w:p>
             <w:pPr>
+              <w:spacing w:after="0"/>
+              <w:contextualSpacing/>
               <w:jc w:val="center"/>
               <w:rPr>
                 <w:rFonts w:cs="Calibri"/>
+                <w:sz w:val="14"/>
+                <w:szCs w:val="14"/>
               </w:rPr>
             </w:pPr>
             <w:r>
               <w:rPr>
                 <w:rFonts w:cs="Calibri"/>
+                <w:sz w:val="14"/>
+                <w:szCs w:val="14"/>
               </w:rPr>
               <w:t>__________________</w:t>
             </w:r>
@@ -2095,6 +2971,7 @@
         <w:tc>
           <w:tcPr>
             <w:tcW w:w="1100" w:type="dxa"/>
+            <w:vMerge/>
             <w:tcMar>
               <w:top w:w="80" w:type="dxa"/>
               <w:left w:w="120" w:type="dxa"/>
@@ -2105,18 +2982,151 @@
           </w:tcPr>
           <w:p>
             <w:pPr>
+              <w:spacing w:after="0"/>
+              <w:contextualSpacing/>
               <w:jc w:val="center"/>
               <w:rPr>
                 <w:rFonts w:cs="Calibri"/>
                 <w:b/>
+                <w:sz w:val="14"/>
+                <w:szCs w:val="14"/>
               </w:rPr>
             </w:pPr>
-            <w:r>
+          </w:p>
+        </w:tc>
+        <w:tc>
+          <w:tcPr>
+            <w:tcW w:w="3698" w:type="dxa"/>
+            <w:gridSpan w:val="2"/>
+            <w:shd w:val="clear" w:color="auto" w:fill="D99594" w:themeFill="accent2" w:themeFillTint="99"/>
+            <w:tcMar>
+              <w:top w:w="80" w:type="dxa"/>
+              <w:left w:w="120" w:type="dxa"/>
+              <w:bottom w:w="80" w:type="dxa"/>
+              <w:right w:w="120" w:type="dxa"/>
+            </w:tcMar>
+            <w:vAlign w:val="center"/>
+          </w:tcPr>
+          <w:p>
+            <w:pPr>
+              <w:spacing w:after="0"/>
+              <w:contextualSpacing/>
+              <w:rPr>
+                <w:rFonts w:cs="Calibri"/>
+                <w:sz w:val="14"/>
+                <w:szCs w:val="14"/>
+                <w:lang w:val="pt-BR"/>
+              </w:rPr>
+            </w:pPr>
+            <w:r>
+              <w:rPr>
+                <w:rFonts w:cs="Calibri"/>
+                <w:sz w:val="14"/>
+                <w:szCs w:val="14"/>
+                <w:lang w:val="pt-BR"/>
+              </w:rPr>
+              <w:t>CÂMARA DE ENERGIZAÇÃO E REEQUILÍBRIO 4</w:t>
+            </w:r>
+          </w:p>
+        </w:tc>
+        <w:tc>
+          <w:tcPr>
+            <w:tcW w:w="1985" w:type="dxa"/>
+            <w:tcMar>
+              <w:top w:w="80" w:type="dxa"/>
+              <w:left w:w="120" w:type="dxa"/>
+              <w:bottom w:w="80" w:type="dxa"/>
+              <w:right w:w="120" w:type="dxa"/>
+            </w:tcMar>
+            <w:vAlign w:val="center"/>
+          </w:tcPr>
+          <w:p>
+            <w:pPr>
+              <w:spacing w:after="0"/>
+              <w:contextualSpacing/>
+              <w:jc w:val="center"/>
+              <w:rPr>
+                <w:rFonts w:cs="Calibri"/>
+                <w:sz w:val="14"/>
+                <w:szCs w:val="14"/>
+              </w:rPr>
+            </w:pPr>
+            <w:r>
+              <w:rPr>
+                <w:rFonts w:cs="Calibri"/>
+                <w:sz w:val="14"/>
+                <w:szCs w:val="14"/>
+              </w:rPr>
+              <w:t>__/__/____</w:t>
+            </w:r>
+          </w:p>
+        </w:tc>
+        <w:tc>
+          <w:tcPr>
+            <w:tcW w:w="2813" w:type="dxa"/>
+            <w:tcMar>
+              <w:top w:w="80" w:type="dxa"/>
+              <w:left w:w="120" w:type="dxa"/>
+              <w:bottom w:w="80" w:type="dxa"/>
+              <w:right w:w="120" w:type="dxa"/>
+            </w:tcMar>
+            <w:vAlign w:val="center"/>
+          </w:tcPr>
+          <w:p>
+            <w:pPr>
+              <w:spacing w:after="0"/>
+              <w:contextualSpacing/>
+              <w:jc w:val="center"/>
+              <w:rPr>
+                <w:rFonts w:cs="Calibri"/>
+                <w:sz w:val="14"/>
+                <w:szCs w:val="14"/>
+              </w:rPr>
+            </w:pPr>
+            <w:r>
+              <w:rPr>
+                <w:rFonts w:cs="Calibri"/>
+                <w:sz w:val="14"/>
+                <w:szCs w:val="14"/>
+              </w:rPr>
+              <w:t>__________________</w:t>
+            </w:r>
+          </w:p>
+        </w:tc>
+      </w:tr>
+      <w:tr>
+        <w:tc>
+          <w:tcPr>
+            <w:tcW w:w="1100" w:type="dxa"/>
+            <w:vMerge w:val="restart"/>
+            <w:tcMar>
+              <w:top w:w="80" w:type="dxa"/>
+              <w:left w:w="120" w:type="dxa"/>
+              <w:bottom w:w="80" w:type="dxa"/>
+              <w:right w:w="120" w:type="dxa"/>
+            </w:tcMar>
+            <w:vAlign w:val="center"/>
+          </w:tcPr>
+          <w:p>
+            <w:pPr>
+              <w:spacing w:after="0"/>
+              <w:contextualSpacing/>
+              <w:jc w:val="center"/>
               <w:rPr>
                 <w:rFonts w:cs="Calibri"/>
                 <w:b/>
-              </w:rPr>
-              <w:t>4</w:t>
+                <w:sz w:val="14"/>
+                <w:szCs w:val="14"/>
+              </w:rPr>
+            </w:pPr>
+            <w:r>
+              <w:rPr>
+                <w:rFonts w:cs="Calibri"/>
+                <w:b/>
+                <w:sz w:val="14"/>
+                <w:szCs w:val="14"/>
+              </w:rPr>
+              <w:t>6</w:t>
             </w:r>
           </w:p>
         </w:tc>
@@ -2134,17 +3144,21 @@
           </w:tcPr>
           <w:p>
             <w:pPr>
-              <w:rPr>
-                <w:rFonts w:cs="Calibri"/>
-                <w:lang w:val="pt-BR"/>
+              <w:spacing w:after="0"/>
+              <w:contextualSpacing/>
+              <w:rPr>
+                <w:rFonts w:cs="Calibri"/>
+                <w:sz w:val="14"/>
+                <w:szCs w:val="14"/>
               </w:rPr>
             </w:pPr>
             <w:r>
               <w:rPr>
                 <w:rFonts w:cs="Calibri"/>
-                <w:lang w:val="pt-BR"/>
-              </w:rPr>
-              <w:t>CÂMARA DE ENERGIZAÇÃO E REEQUILÍBRIO 3</w:t>
+                <w:sz w:val="14"/>
+                <w:szCs w:val="14"/>
+              </w:rPr>
+              <w:t>Hidrovitalis + Hidrogênio + ILIB</w:t>
             </w:r>
           </w:p>
         </w:tc>
@@ -2161,14 +3175,20 @@
           </w:tcPr>
           <w:p>
             <w:pPr>
+              <w:spacing w:after="0"/>
+              <w:contextualSpacing/>
               <w:jc w:val="center"/>
               <w:rPr>
                 <w:rFonts w:cs="Calibri"/>
+                <w:sz w:val="14"/>
+                <w:szCs w:val="14"/>
               </w:rPr>
             </w:pPr>
             <w:r>
               <w:rPr>
                 <w:rFonts w:cs="Calibri"/>
+                <w:sz w:val="14"/>
+                <w:szCs w:val="14"/>
               </w:rPr>
               <w:t>__/__/____</w:t>
             </w:r>
@@ -2187,14 +3207,20 @@
           </w:tcPr>
           <w:p>
             <w:pPr>
+              <w:spacing w:after="0"/>
+              <w:contextualSpacing/>
               <w:jc w:val="center"/>
               <w:rPr>
                 <w:rFonts w:cs="Calibri"/>
+                <w:sz w:val="14"/>
+                <w:szCs w:val="14"/>
               </w:rPr>
             </w:pPr>
             <w:r>
               <w:rPr>
                 <w:rFonts w:cs="Calibri"/>
+                <w:sz w:val="14"/>
+                <w:szCs w:val="14"/>
               </w:rPr>
               <w:t>__________________</w:t>
             </w:r>
@@ -2205,6 +3231,7 @@
         <w:tc>
           <w:tcPr>
             <w:tcW w:w="1100" w:type="dxa"/>
+            <w:vMerge/>
             <w:tcMar>
               <w:top w:w="80" w:type="dxa"/>
               <w:left w:w="120" w:type="dxa"/>
@@ -2215,19 +3242,16 @@
           </w:tcPr>
           <w:p>
             <w:pPr>
+              <w:spacing w:after="0"/>
+              <w:contextualSpacing/>
               <w:jc w:val="center"/>
               <w:rPr>
                 <w:rFonts w:cs="Calibri"/>
                 <w:b/>
+                <w:sz w:val="14"/>
+                <w:szCs w:val="14"/>
               </w:rPr>
             </w:pPr>
-            <w:r>
-              <w:rPr>
-                <w:rFonts w:cs="Calibri"/>
-                <w:b/>
-              </w:rPr>
-              <w:t>5</w:t>
-            </w:r>
           </w:p>
         </w:tc>
         <w:tc>
@@ -2244,15 +3268,21 @@
           </w:tcPr>
           <w:p>
             <w:pPr>
-              <w:rPr>
-                <w:rFonts w:cs="Calibri"/>
+              <w:spacing w:after="0"/>
+              <w:contextualSpacing/>
+              <w:rPr>
+                <w:rFonts w:cs="Calibri"/>
+                <w:sz w:val="14"/>
+                <w:szCs w:val="14"/>
               </w:rPr>
             </w:pPr>
             <w:r>
               <w:rPr>
                 <w:rFonts w:cs="Calibri"/>
-              </w:rPr>
-              <w:t>Hidrovitalis + Hidrogênio + ILIB</w:t>
+                <w:sz w:val="14"/>
+                <w:szCs w:val="14"/>
+              </w:rPr>
+              <w:t>RPD - Xenoestrógenos</w:t>
             </w:r>
           </w:p>
         </w:tc>
@@ -2269,14 +3299,20 @@
           </w:tcPr>
           <w:p>
             <w:pPr>
+              <w:spacing w:after="0"/>
+              <w:contextualSpacing/>
               <w:jc w:val="center"/>
               <w:rPr>
                 <w:rFonts w:cs="Calibri"/>
+                <w:sz w:val="14"/>
+                <w:szCs w:val="14"/>
               </w:rPr>
             </w:pPr>
             <w:r>
               <w:rPr>
                 <w:rFonts w:cs="Calibri"/>
+                <w:sz w:val="14"/>
+                <w:szCs w:val="14"/>
               </w:rPr>
               <w:t>__/__/____</w:t>
             </w:r>
@@ -2295,14 +3331,20 @@
           </w:tcPr>
           <w:p>
             <w:pPr>
+              <w:spacing w:after="0"/>
+              <w:contextualSpacing/>
               <w:jc w:val="center"/>
               <w:rPr>
                 <w:rFonts w:cs="Calibri"/>
+                <w:sz w:val="14"/>
+                <w:szCs w:val="14"/>
               </w:rPr>
             </w:pPr>
             <w:r>
               <w:rPr>
                 <w:rFonts w:cs="Calibri"/>
+                <w:sz w:val="14"/>
+                <w:szCs w:val="14"/>
               </w:rPr>
               <w:t>__________________</w:t>
             </w:r>
@@ -2313,6 +3355,7 @@
         <w:tc>
           <w:tcPr>
             <w:tcW w:w="1100" w:type="dxa"/>
+            <w:vMerge/>
             <w:tcMar>
               <w:top w:w="80" w:type="dxa"/>
               <w:left w:w="120" w:type="dxa"/>
@@ -2323,19 +3366,16 @@
           </w:tcPr>
           <w:p>
             <w:pPr>
+              <w:spacing w:after="0"/>
+              <w:contextualSpacing/>
               <w:jc w:val="center"/>
               <w:rPr>
                 <w:rFonts w:cs="Calibri"/>
                 <w:b/>
+                <w:sz w:val="14"/>
+                <w:szCs w:val="14"/>
               </w:rPr>
             </w:pPr>
-            <w:r>
-              <w:rPr>
-                <w:rFonts w:cs="Calibri"/>
-                <w:b/>
-              </w:rPr>
-              <w:t>5</w:t>
-            </w:r>
           </w:p>
         </w:tc>
         <w:tc>
@@ -2352,17 +3392,21 @@
           </w:tcPr>
           <w:p>
             <w:pPr>
-              <w:rPr>
-                <w:rFonts w:cs="Calibri"/>
-                <w:lang w:val="pt-BR"/>
+              <w:spacing w:after="0"/>
+              <w:contextualSpacing/>
+              <w:rPr>
+                <w:rFonts w:cs="Calibri"/>
+                <w:sz w:val="14"/>
+                <w:szCs w:val="14"/>
               </w:rPr>
             </w:pPr>
             <w:r>
               <w:rPr>
                 <w:rFonts w:cs="Calibri"/>
-                <w:lang w:val="pt-BR"/>
-              </w:rPr>
-              <w:t>RPD- Fungo e mofo e micotoxinas parte 2</w:t>
+                <w:sz w:val="14"/>
+                <w:szCs w:val="14"/>
+              </w:rPr>
+              <w:t>Hidrovitalis + Hidrogênio + ILIB</w:t>
             </w:r>
           </w:p>
         </w:tc>
@@ -2379,14 +3423,20 @@
           </w:tcPr>
           <w:p>
             <w:pPr>
+              <w:spacing w:after="0"/>
+              <w:contextualSpacing/>
               <w:jc w:val="center"/>
               <w:rPr>
                 <w:rFonts w:cs="Calibri"/>
+                <w:sz w:val="14"/>
+                <w:szCs w:val="14"/>
               </w:rPr>
             </w:pPr>
             <w:r>
               <w:rPr>
                 <w:rFonts w:cs="Calibri"/>
+                <w:sz w:val="14"/>
+                <w:szCs w:val="14"/>
               </w:rPr>
               <w:t>__/__/____</w:t>
             </w:r>
@@ -2405,14 +3455,20 @@
           </w:tcPr>
           <w:p>
             <w:pPr>
+              <w:spacing w:after="0"/>
+              <w:contextualSpacing/>
               <w:jc w:val="center"/>
               <w:rPr>
                 <w:rFonts w:cs="Calibri"/>
+                <w:sz w:val="14"/>
+                <w:szCs w:val="14"/>
               </w:rPr>
             </w:pPr>
             <w:r>
               <w:rPr>
                 <w:rFonts w:cs="Calibri"/>
+                <w:sz w:val="14"/>
+                <w:szCs w:val="14"/>
               </w:rPr>
               <w:t>__________________</w:t>
             </w:r>
@@ -2423,6 +3479,7 @@
         <w:tc>
           <w:tcPr>
             <w:tcW w:w="1100" w:type="dxa"/>
+            <w:vMerge/>
             <w:tcMar>
               <w:top w:w="80" w:type="dxa"/>
               <w:left w:w="120" w:type="dxa"/>
@@ -2433,18 +3490,151 @@
           </w:tcPr>
           <w:p>
             <w:pPr>
+              <w:spacing w:after="0"/>
+              <w:contextualSpacing/>
               <w:jc w:val="center"/>
               <w:rPr>
                 <w:rFonts w:cs="Calibri"/>
                 <w:b/>
+                <w:sz w:val="14"/>
+                <w:szCs w:val="14"/>
               </w:rPr>
             </w:pPr>
-            <w:r>
+          </w:p>
+        </w:tc>
+        <w:tc>
+          <w:tcPr>
+            <w:tcW w:w="3698" w:type="dxa"/>
+            <w:gridSpan w:val="2"/>
+            <w:shd w:val="clear" w:color="auto" w:fill="D99594" w:themeFill="accent2" w:themeFillTint="99"/>
+            <w:tcMar>
+              <w:top w:w="80" w:type="dxa"/>
+              <w:left w:w="120" w:type="dxa"/>
+              <w:bottom w:w="80" w:type="dxa"/>
+              <w:right w:w="120" w:type="dxa"/>
+            </w:tcMar>
+            <w:vAlign w:val="center"/>
+          </w:tcPr>
+          <w:p>
+            <w:pPr>
+              <w:spacing w:after="0"/>
+              <w:contextualSpacing/>
+              <w:rPr>
+                <w:rFonts w:cs="Calibri"/>
+                <w:sz w:val="14"/>
+                <w:szCs w:val="14"/>
+                <w:lang w:val="pt-BR"/>
+              </w:rPr>
+            </w:pPr>
+            <w:r>
+              <w:rPr>
+                <w:rFonts w:cs="Calibri"/>
+                <w:sz w:val="14"/>
+                <w:szCs w:val="14"/>
+                <w:lang w:val="pt-BR"/>
+              </w:rPr>
+              <w:t>CÂMARA DE ENERGIZAÇÃO E REEQUILÍBRIO 5</w:t>
+            </w:r>
+          </w:p>
+        </w:tc>
+        <w:tc>
+          <w:tcPr>
+            <w:tcW w:w="1985" w:type="dxa"/>
+            <w:tcMar>
+              <w:top w:w="80" w:type="dxa"/>
+              <w:left w:w="120" w:type="dxa"/>
+              <w:bottom w:w="80" w:type="dxa"/>
+              <w:right w:w="120" w:type="dxa"/>
+            </w:tcMar>
+            <w:vAlign w:val="center"/>
+          </w:tcPr>
+          <w:p>
+            <w:pPr>
+              <w:spacing w:after="0"/>
+              <w:contextualSpacing/>
+              <w:jc w:val="center"/>
+              <w:rPr>
+                <w:rFonts w:cs="Calibri"/>
+                <w:sz w:val="14"/>
+                <w:szCs w:val="14"/>
+              </w:rPr>
+            </w:pPr>
+            <w:r>
+              <w:rPr>
+                <w:rFonts w:cs="Calibri"/>
+                <w:sz w:val="14"/>
+                <w:szCs w:val="14"/>
+              </w:rPr>
+              <w:t>__/__/____</w:t>
+            </w:r>
+          </w:p>
+        </w:tc>
+        <w:tc>
+          <w:tcPr>
+            <w:tcW w:w="2813" w:type="dxa"/>
+            <w:tcMar>
+              <w:top w:w="80" w:type="dxa"/>
+              <w:left w:w="120" w:type="dxa"/>
+              <w:bottom w:w="80" w:type="dxa"/>
+              <w:right w:w="120" w:type="dxa"/>
+            </w:tcMar>
+            <w:vAlign w:val="center"/>
+          </w:tcPr>
+          <w:p>
+            <w:pPr>
+              <w:spacing w:after="0"/>
+              <w:contextualSpacing/>
+              <w:jc w:val="center"/>
+              <w:rPr>
+                <w:rFonts w:cs="Calibri"/>
+                <w:sz w:val="14"/>
+                <w:szCs w:val="14"/>
+              </w:rPr>
+            </w:pPr>
+            <w:r>
+              <w:rPr>
+                <w:rFonts w:cs="Calibri"/>
+                <w:sz w:val="14"/>
+                <w:szCs w:val="14"/>
+              </w:rPr>
+              <w:t>__________________</w:t>
+            </w:r>
+          </w:p>
+        </w:tc>
+      </w:tr>
+      <w:tr>
+        <w:tc>
+          <w:tcPr>
+            <w:tcW w:w="1100" w:type="dxa"/>
+            <w:vMerge w:val="restart"/>
+            <w:tcMar>
+              <w:top w:w="80" w:type="dxa"/>
+              <w:left w:w="120" w:type="dxa"/>
+              <w:bottom w:w="80" w:type="dxa"/>
+              <w:right w:w="120" w:type="dxa"/>
+            </w:tcMar>
+            <w:vAlign w:val="center"/>
+          </w:tcPr>
+          <w:p>
+            <w:pPr>
+              <w:spacing w:after="0"/>
+              <w:contextualSpacing/>
+              <w:jc w:val="center"/>
               <w:rPr>
                 <w:rFonts w:cs="Calibri"/>
                 <w:b/>
-              </w:rPr>
-              <w:t>5</w:t>
+                <w:sz w:val="14"/>
+                <w:szCs w:val="14"/>
+              </w:rPr>
+            </w:pPr>
+            <w:r>
+              <w:rPr>
+                <w:rFonts w:cs="Calibri"/>
+                <w:b/>
+                <w:sz w:val="14"/>
+                <w:szCs w:val="14"/>
+              </w:rPr>
+              <w:t>7</w:t>
             </w:r>
           </w:p>
         </w:tc>
@@ -2462,13 +3652,19 @@
           </w:tcPr>
           <w:p>
             <w:pPr>
-              <w:rPr>
-                <w:rFonts w:cs="Calibri"/>
+              <w:spacing w:after="0"/>
+              <w:contextualSpacing/>
+              <w:rPr>
+                <w:rFonts w:cs="Calibri"/>
+                <w:sz w:val="14"/>
+                <w:szCs w:val="14"/>
               </w:rPr>
             </w:pPr>
             <w:r>
               <w:rPr>
                 <w:rFonts w:cs="Calibri"/>
+                <w:sz w:val="14"/>
+                <w:szCs w:val="14"/>
               </w:rPr>
               <w:t>Hidrovitalis + Hidrogênio + ILIB</w:t>
             </w:r>
@@ -2487,14 +3683,20 @@
           </w:tcPr>
           <w:p>
             <w:pPr>
+              <w:spacing w:after="0"/>
+              <w:contextualSpacing/>
               <w:jc w:val="center"/>
               <w:rPr>
                 <w:rFonts w:cs="Calibri"/>
+                <w:sz w:val="14"/>
+                <w:szCs w:val="14"/>
               </w:rPr>
             </w:pPr>
             <w:r>
               <w:rPr>
                 <w:rFonts w:cs="Calibri"/>
+                <w:sz w:val="14"/>
+                <w:szCs w:val="14"/>
               </w:rPr>
               <w:t>__/__/____</w:t>
             </w:r>
@@ -2513,14 +3715,17 @@
           </w:tcPr>
           <w:p>
             <w:pPr>
-              <w:jc w:val="center"/>
-              <w:rPr>
-                <w:rFonts w:cs="Calibri"/>
+              <w:spacing w:after="0"/>
+              <w:contextualSpacing/>
+              <w:rPr>
+                <w:sz w:val="14"/>
+                <w:szCs w:val="14"/>
               </w:rPr>
             </w:pPr>
             <w:r>
               <w:rPr>
-                <w:rFonts w:cs="Calibri"/>
+                <w:sz w:val="14"/>
+                <w:szCs w:val="14"/>
               </w:rPr>
               <w:t>__________________</w:t>
             </w:r>
@@ -2528,9 +3733,13 @@
         </w:tc>
       </w:tr>
       <w:tr>
+        <w:trPr>
+          <w:trHeight w:val="20"/>
+        </w:trPr>
         <w:tc>
           <w:tcPr>
             <w:tcW w:w="1100" w:type="dxa"/>
+            <w:vMerge/>
             <w:tcMar>
               <w:top w:w="80" w:type="dxa"/>
               <w:left w:w="120" w:type="dxa"/>
@@ -2541,19 +3750,16 @@
           </w:tcPr>
           <w:p>
             <w:pPr>
+              <w:spacing w:after="0"/>
+              <w:contextualSpacing/>
               <w:jc w:val="center"/>
               <w:rPr>
                 <w:rFonts w:cs="Calibri"/>
                 <w:b/>
+                <w:sz w:val="14"/>
+                <w:szCs w:val="14"/>
               </w:rPr>
             </w:pPr>
-            <w:r>
-              <w:rPr>
-                <w:rFonts w:cs="Calibri"/>
-                <w:b/>
-              </w:rPr>
-              <w:t>5</w:t>
-            </w:r>
           </w:p>
         </w:tc>
         <w:tc>
@@ -2570,17 +3776,21 @@
           </w:tcPr>
           <w:p>
             <w:pPr>
-              <w:rPr>
-                <w:rFonts w:cs="Calibri"/>
-                <w:lang w:val="pt-BR"/>
+              <w:spacing w:after="0"/>
+              <w:contextualSpacing/>
+              <w:rPr>
+                <w:rFonts w:cs="Calibri"/>
+                <w:sz w:val="14"/>
+                <w:szCs w:val="14"/>
               </w:rPr>
             </w:pPr>
             <w:r>
               <w:rPr>
                 <w:rFonts w:cs="Calibri"/>
-                <w:lang w:val="pt-BR"/>
-              </w:rPr>
-              <w:t>CÂMARA DE ENERGIZAÇÃO E REEQUILÍBRIO 4</w:t>
+                <w:sz w:val="14"/>
+                <w:szCs w:val="14"/>
+              </w:rPr>
+              <w:t>RPD- Agrotóxicos</w:t>
             </w:r>
           </w:p>
         </w:tc>
@@ -2597,14 +3807,20 @@
           </w:tcPr>
           <w:p>
             <w:pPr>
+              <w:spacing w:after="0"/>
+              <w:contextualSpacing/>
               <w:jc w:val="center"/>
               <w:rPr>
                 <w:rFonts w:cs="Calibri"/>
+                <w:sz w:val="14"/>
+                <w:szCs w:val="14"/>
               </w:rPr>
             </w:pPr>
             <w:r>
               <w:rPr>
                 <w:rFonts w:cs="Calibri"/>
+                <w:sz w:val="14"/>
+                <w:szCs w:val="14"/>
               </w:rPr>
               <w:t>__/__/____</w:t>
             </w:r>
@@ -2623,14 +3839,20 @@
           </w:tcPr>
           <w:p>
             <w:pPr>
+              <w:spacing w:after="0"/>
+              <w:contextualSpacing/>
               <w:jc w:val="center"/>
               <w:rPr>
                 <w:rFonts w:cs="Calibri"/>
+                <w:sz w:val="14"/>
+                <w:szCs w:val="14"/>
               </w:rPr>
             </w:pPr>
             <w:r>
               <w:rPr>
                 <w:rFonts w:cs="Calibri"/>
+                <w:sz w:val="14"/>
+                <w:szCs w:val="14"/>
               </w:rPr>
               <w:t>__________________</w:t>
             </w:r>
@@ -2638,9 +3860,13 @@
         </w:tc>
       </w:tr>
       <w:tr>
+        <w:trPr>
+          <w:trHeight w:val="20"/>
+        </w:trPr>
         <w:tc>
           <w:tcPr>
             <w:tcW w:w="1100" w:type="dxa"/>
+            <w:vMerge/>
             <w:tcMar>
               <w:top w:w="80" w:type="dxa"/>
               <w:left w:w="120" w:type="dxa"/>
@@ -2651,19 +3877,16 @@
           </w:tcPr>
           <w:p>
             <w:pPr>
+              <w:spacing w:after="0"/>
+              <w:contextualSpacing/>
               <w:jc w:val="center"/>
               <w:rPr>
                 <w:rFonts w:cs="Calibri"/>
                 <w:b/>
+                <w:sz w:val="14"/>
+                <w:szCs w:val="14"/>
               </w:rPr>
             </w:pPr>
-            <w:r>
-              <w:rPr>
-                <w:rFonts w:cs="Calibri"/>
-                <w:b/>
-              </w:rPr>
-              <w:t>6</w:t>
-            </w:r>
           </w:p>
         </w:tc>
         <w:tc>
@@ -2680,13 +3903,19 @@
           </w:tcPr>
           <w:p>
             <w:pPr>
-              <w:rPr>
-                <w:rFonts w:cs="Calibri"/>
+              <w:spacing w:after="0"/>
+              <w:contextualSpacing/>
+              <w:rPr>
+                <w:rFonts w:cs="Calibri"/>
+                <w:sz w:val="14"/>
+                <w:szCs w:val="14"/>
               </w:rPr>
             </w:pPr>
             <w:r>
               <w:rPr>
                 <w:rFonts w:cs="Calibri"/>
+                <w:sz w:val="14"/>
+                <w:szCs w:val="14"/>
               </w:rPr>
               <w:t>Hidrovitalis + Hidrogênio + ILIB</w:t>
             </w:r>
@@ -2705,14 +3934,20 @@
           </w:tcPr>
           <w:p>
             <w:pPr>
+              <w:spacing w:after="0"/>
+              <w:contextualSpacing/>
               <w:jc w:val="center"/>
               <w:rPr>
                 <w:rFonts w:cs="Calibri"/>
+                <w:sz w:val="14"/>
+                <w:szCs w:val="14"/>
               </w:rPr>
             </w:pPr>
             <w:r>
               <w:rPr>
                 <w:rFonts w:cs="Calibri"/>
+                <w:sz w:val="14"/>
+                <w:szCs w:val="14"/>
               </w:rPr>
               <w:t>__/__/____</w:t>
             </w:r>
@@ -2731,14 +3966,20 @@
           </w:tcPr>
           <w:p>
             <w:pPr>
+              <w:spacing w:after="0"/>
+              <w:contextualSpacing/>
               <w:jc w:val="center"/>
               <w:rPr>
                 <w:rFonts w:cs="Calibri"/>
+                <w:sz w:val="14"/>
+                <w:szCs w:val="14"/>
               </w:rPr>
             </w:pPr>
             <w:r>
               <w:rPr>
                 <w:rFonts w:cs="Calibri"/>
+                <w:sz w:val="14"/>
+                <w:szCs w:val="14"/>
               </w:rPr>
               <w:t>__________________</w:t>
             </w:r>
@@ -2746,9 +3987,13 @@
         </w:tc>
       </w:tr>
       <w:tr>
+        <w:trPr>
+          <w:trHeight w:val="20"/>
+        </w:trPr>
         <w:tc>
           <w:tcPr>
             <w:tcW w:w="1100" w:type="dxa"/>
+            <w:vMerge/>
             <w:tcMar>
               <w:top w:w="80" w:type="dxa"/>
               <w:left w:w="120" w:type="dxa"/>
@@ -2759,18 +4004,151 @@
           </w:tcPr>
           <w:p>
             <w:pPr>
+              <w:spacing w:after="0"/>
+              <w:contextualSpacing/>
               <w:jc w:val="center"/>
               <w:rPr>
                 <w:rFonts w:cs="Calibri"/>
                 <w:b/>
+                <w:sz w:val="14"/>
+                <w:szCs w:val="14"/>
               </w:rPr>
             </w:pPr>
-            <w:r>
+          </w:p>
+        </w:tc>
+        <w:tc>
+          <w:tcPr>
+            <w:tcW w:w="3698" w:type="dxa"/>
+            <w:gridSpan w:val="2"/>
+            <w:shd w:val="clear" w:color="auto" w:fill="D99594" w:themeFill="accent2" w:themeFillTint="99"/>
+            <w:tcMar>
+              <w:top w:w="80" w:type="dxa"/>
+              <w:left w:w="120" w:type="dxa"/>
+              <w:bottom w:w="80" w:type="dxa"/>
+              <w:right w:w="120" w:type="dxa"/>
+            </w:tcMar>
+            <w:vAlign w:val="center"/>
+          </w:tcPr>
+          <w:p>
+            <w:pPr>
+              <w:spacing w:after="0"/>
+              <w:contextualSpacing/>
+              <w:rPr>
+                <w:rFonts w:cs="Calibri"/>
+                <w:sz w:val="14"/>
+                <w:szCs w:val="14"/>
+                <w:lang w:val="pt-BR"/>
+              </w:rPr>
+            </w:pPr>
+            <w:r>
+              <w:rPr>
+                <w:rFonts w:cs="Calibri"/>
+                <w:sz w:val="14"/>
+                <w:szCs w:val="14"/>
+                <w:lang w:val="pt-BR"/>
+              </w:rPr>
+              <w:t>CÂMARA DE ENERGIZAÇÃO E REEQUILÍBRIO 6</w:t>
+            </w:r>
+          </w:p>
+        </w:tc>
+        <w:tc>
+          <w:tcPr>
+            <w:tcW w:w="1985" w:type="dxa"/>
+            <w:tcMar>
+              <w:top w:w="80" w:type="dxa"/>
+              <w:left w:w="120" w:type="dxa"/>
+              <w:bottom w:w="80" w:type="dxa"/>
+              <w:right w:w="120" w:type="dxa"/>
+            </w:tcMar>
+            <w:vAlign w:val="center"/>
+          </w:tcPr>
+          <w:p>
+            <w:pPr>
+              <w:spacing w:after="0"/>
+              <w:contextualSpacing/>
+              <w:jc w:val="center"/>
+              <w:rPr>
+                <w:rFonts w:cs="Calibri"/>
+                <w:sz w:val="14"/>
+                <w:szCs w:val="14"/>
+              </w:rPr>
+            </w:pPr>
+            <w:r>
+              <w:rPr>
+                <w:rFonts w:cs="Calibri"/>
+                <w:sz w:val="14"/>
+                <w:szCs w:val="14"/>
+              </w:rPr>
+              <w:t>__/__/____</w:t>
+            </w:r>
+          </w:p>
+        </w:tc>
+        <w:tc>
+          <w:tcPr>
+            <w:tcW w:w="2813" w:type="dxa"/>
+            <w:tcMar>
+              <w:top w:w="80" w:type="dxa"/>
+              <w:left w:w="120" w:type="dxa"/>
+              <w:bottom w:w="80" w:type="dxa"/>
+              <w:right w:w="120" w:type="dxa"/>
+            </w:tcMar>
+            <w:vAlign w:val="center"/>
+          </w:tcPr>
+          <w:p>
+            <w:pPr>
+              <w:spacing w:after="0"/>
+              <w:contextualSpacing/>
+              <w:jc w:val="center"/>
+              <w:rPr>
+                <w:rFonts w:cs="Calibri"/>
+                <w:sz w:val="14"/>
+                <w:szCs w:val="14"/>
+              </w:rPr>
+            </w:pPr>
+            <w:r>
+              <w:rPr>
+                <w:rFonts w:cs="Calibri"/>
+                <w:sz w:val="14"/>
+                <w:szCs w:val="14"/>
+              </w:rPr>
+              <w:t>__________________</w:t>
+            </w:r>
+          </w:p>
+        </w:tc>
+      </w:tr>
+      <w:tr>
+        <w:tc>
+          <w:tcPr>
+            <w:tcW w:w="1100" w:type="dxa"/>
+            <w:vMerge w:val="restart"/>
+            <w:tcMar>
+              <w:top w:w="80" w:type="dxa"/>
+              <w:left w:w="120" w:type="dxa"/>
+              <w:bottom w:w="80" w:type="dxa"/>
+              <w:right w:w="120" w:type="dxa"/>
+            </w:tcMar>
+            <w:vAlign w:val="center"/>
+          </w:tcPr>
+          <w:p>
+            <w:pPr>
+              <w:spacing w:after="0"/>
+              <w:contextualSpacing/>
+              <w:jc w:val="center"/>
               <w:rPr>
                 <w:rFonts w:cs="Calibri"/>
                 <w:b/>
-              </w:rPr>
-              <w:t>6</w:t>
+                <w:sz w:val="14"/>
+                <w:szCs w:val="14"/>
+              </w:rPr>
+            </w:pPr>
+            <w:r>
+              <w:rPr>
+                <w:rFonts w:cs="Calibri"/>
+                <w:b/>
+                <w:sz w:val="14"/>
+                <w:szCs w:val="14"/>
+              </w:rPr>
+              <w:t>8</w:t>
             </w:r>
           </w:p>
         </w:tc>
@@ -2788,15 +4166,21 @@
           </w:tcPr>
           <w:p>
             <w:pPr>
-              <w:rPr>
-                <w:rFonts w:cs="Calibri"/>
+              <w:spacing w:after="0"/>
+              <w:contextualSpacing/>
+              <w:rPr>
+                <w:rFonts w:cs="Calibri"/>
+                <w:sz w:val="14"/>
+                <w:szCs w:val="14"/>
               </w:rPr>
             </w:pPr>
             <w:r>
               <w:rPr>
                 <w:rFonts w:cs="Calibri"/>
-              </w:rPr>
-              <w:t>RPD - Xenoestrógenos</w:t>
+                <w:sz w:val="14"/>
+                <w:szCs w:val="14"/>
+              </w:rPr>
+              <w:t>Hidrovitalis + Hidrogênio + ILIB</w:t>
             </w:r>
           </w:p>
         </w:tc>
@@ -2813,14 +4197,20 @@
           </w:tcPr>
           <w:p>
             <w:pPr>
+              <w:spacing w:after="0"/>
+              <w:contextualSpacing/>
               <w:jc w:val="center"/>
               <w:rPr>
                 <w:rFonts w:cs="Calibri"/>
+                <w:sz w:val="14"/>
+                <w:szCs w:val="14"/>
               </w:rPr>
             </w:pPr>
             <w:r>
               <w:rPr>
                 <w:rFonts w:cs="Calibri"/>
+                <w:sz w:val="14"/>
+                <w:szCs w:val="14"/>
               </w:rPr>
               <w:t>__/__/____</w:t>
             </w:r>
@@ -2839,14 +4229,20 @@
           </w:tcPr>
           <w:p>
             <w:pPr>
+              <w:spacing w:after="0"/>
+              <w:contextualSpacing/>
               <w:jc w:val="center"/>
               <w:rPr>
                 <w:rFonts w:cs="Calibri"/>
+                <w:sz w:val="14"/>
+                <w:szCs w:val="14"/>
               </w:rPr>
             </w:pPr>
             <w:r>
               <w:rPr>
                 <w:rFonts w:cs="Calibri"/>
+                <w:sz w:val="14"/>
+                <w:szCs w:val="14"/>
               </w:rPr>
               <w:t>__________________</w:t>
             </w:r>
@@ -2857,6 +4253,7 @@
         <w:tc>
           <w:tcPr>
             <w:tcW w:w="1100" w:type="dxa"/>
+            <w:vMerge/>
             <w:tcMar>
               <w:top w:w="80" w:type="dxa"/>
               <w:left w:w="120" w:type="dxa"/>
@@ -2867,19 +4264,16 @@
           </w:tcPr>
           <w:p>
             <w:pPr>
+              <w:spacing w:after="0"/>
+              <w:contextualSpacing/>
               <w:jc w:val="center"/>
               <w:rPr>
                 <w:rFonts w:cs="Calibri"/>
                 <w:b/>
+                <w:sz w:val="14"/>
+                <w:szCs w:val="14"/>
               </w:rPr>
             </w:pPr>
-            <w:r>
-              <w:rPr>
-                <w:rFonts w:cs="Calibri"/>
-                <w:b/>
-              </w:rPr>
-              <w:t>6</w:t>
-            </w:r>
           </w:p>
         </w:tc>
         <w:tc>
@@ -2896,15 +4290,133 @@
           </w:tcPr>
           <w:p>
             <w:pPr>
-              <w:rPr>
-                <w:rFonts w:cs="Calibri"/>
+              <w:spacing w:after="0"/>
+              <w:contextualSpacing/>
+              <w:rPr>
+                <w:rFonts w:cs="Calibri"/>
+                <w:sz w:val="14"/>
+                <w:szCs w:val="14"/>
+                <w:lang w:val="pt-BR"/>
               </w:rPr>
             </w:pPr>
             <w:r>
               <w:rPr>
                 <w:rFonts w:cs="Calibri"/>
-              </w:rPr>
-              <w:t>Hidrovitalis + Hidrogênio + ILIB</w:t>
+                <w:sz w:val="14"/>
+                <w:szCs w:val="14"/>
+                <w:lang w:val="pt-BR"/>
+              </w:rPr>
+              <w:t>RPD- Metais tóxicos</w:t>
+            </w:r>
+            <w:r>
+              <w:rPr>
+                <w:rFonts w:cs="Calibri"/>
+                <w:sz w:val="14"/>
+                <w:szCs w:val="14"/>
+                <w:lang w:val="pt-BR"/>
+              </w:rPr>
+              <w:br/>
+              <w:t xml:space="preserve"># Cd (Cádmio) </w:t>
+            </w:r>
+            <w:r>
+              <w:rPr>
+                <w:rFonts w:cs="Calibri"/>
+                <w:sz w:val="14"/>
+                <w:szCs w:val="14"/>
+                <w:lang w:val="pt-BR"/>
+              </w:rPr>
+              <w:br/>
+              <w:t xml:space="preserve"># Hg (Mercúrio) </w:t>
+            </w:r>
+            <w:r>
+              <w:rPr>
+                <w:rFonts w:cs="Calibri"/>
+                <w:sz w:val="14"/>
+                <w:szCs w:val="14"/>
+                <w:lang w:val="pt-BR"/>
+              </w:rPr>
+              <w:br/>
+              <w:t xml:space="preserve"># Pb (Chumbo) </w:t>
+            </w:r>
+            <w:r>
+              <w:rPr>
+                <w:rFonts w:cs="Calibri"/>
+                <w:sz w:val="14"/>
+                <w:szCs w:val="14"/>
+                <w:lang w:val="pt-BR"/>
+              </w:rPr>
+              <w:br/>
+              <w:t xml:space="preserve"># Al (Alumínio) </w:t>
+            </w:r>
+            <w:r>
+              <w:rPr>
+                <w:rFonts w:cs="Calibri"/>
+                <w:sz w:val="14"/>
+                <w:szCs w:val="14"/>
+                <w:lang w:val="pt-BR"/>
+              </w:rPr>
+              <w:br/>
+              <w:t xml:space="preserve"># </w:t>
+            </w:r>
+            <w:proofErr w:type="gramStart"/>
+            <w:r>
+              <w:rPr>
+                <w:rFonts w:cs="Calibri"/>
+                <w:sz w:val="14"/>
+                <w:szCs w:val="14"/>
+                <w:lang w:val="pt-BR"/>
+              </w:rPr>
+              <w:t>As(</w:t>
+            </w:r>
+            <w:proofErr w:type="gramEnd"/>
+            <w:r>
+              <w:rPr>
+                <w:rFonts w:cs="Calibri"/>
+                <w:sz w:val="14"/>
+                <w:szCs w:val="14"/>
+                <w:lang w:val="pt-BR"/>
+              </w:rPr>
+              <w:t>Arsênico)</w:t>
+            </w:r>
+            <w:r>
+              <w:rPr>
+                <w:rFonts w:cs="Calibri"/>
+                <w:sz w:val="14"/>
+                <w:szCs w:val="14"/>
+                <w:lang w:val="pt-BR"/>
+              </w:rPr>
+              <w:br/>
+              <w:t xml:space="preserve"># </w:t>
+            </w:r>
+            <w:proofErr w:type="gramStart"/>
+            <w:r>
+              <w:rPr>
+                <w:rFonts w:cs="Calibri"/>
+                <w:sz w:val="14"/>
+                <w:szCs w:val="14"/>
+                <w:lang w:val="pt-BR"/>
+              </w:rPr>
+              <w:t>Ag(</w:t>
+            </w:r>
+            <w:proofErr w:type="gramEnd"/>
+            <w:r>
+              <w:rPr>
+                <w:rFonts w:cs="Calibri"/>
+                <w:sz w:val="14"/>
+                <w:szCs w:val="14"/>
+                <w:lang w:val="pt-BR"/>
+              </w:rPr>
+              <w:t>Prata)</w:t>
+            </w:r>
+            <w:r>
+              <w:rPr>
+                <w:rFonts w:cs="Calibri"/>
+                <w:sz w:val="14"/>
+                <w:szCs w:val="14"/>
+                <w:lang w:val="pt-BR"/>
+              </w:rPr>
+              <w:br/>
+              <w:t># Ni (Níquel)</w:t>
             </w:r>
           </w:p>
         </w:tc>
@@ -2921,14 +4433,20 @@
           </w:tcPr>
           <w:p>
             <w:pPr>
+              <w:spacing w:after="0"/>
+              <w:contextualSpacing/>
               <w:jc w:val="center"/>
               <w:rPr>
                 <w:rFonts w:cs="Calibri"/>
+                <w:sz w:val="14"/>
+                <w:szCs w:val="14"/>
               </w:rPr>
             </w:pPr>
             <w:r>
               <w:rPr>
                 <w:rFonts w:cs="Calibri"/>
+                <w:sz w:val="14"/>
+                <w:szCs w:val="14"/>
               </w:rPr>
               <w:t>__/__/____</w:t>
             </w:r>
@@ -2947,14 +4465,20 @@
           </w:tcPr>
           <w:p>
             <w:pPr>
+              <w:spacing w:after="0"/>
+              <w:contextualSpacing/>
               <w:jc w:val="center"/>
               <w:rPr>
                 <w:rFonts w:cs="Calibri"/>
+                <w:sz w:val="14"/>
+                <w:szCs w:val="14"/>
               </w:rPr>
             </w:pPr>
             <w:r>
               <w:rPr>
                 <w:rFonts w:cs="Calibri"/>
+                <w:sz w:val="14"/>
+                <w:szCs w:val="14"/>
               </w:rPr>
               <w:t>__________________</w:t>
             </w:r>
@@ -2965,6 +4489,7 @@
         <w:tc>
           <w:tcPr>
             <w:tcW w:w="1100" w:type="dxa"/>
+            <w:vMerge/>
             <w:tcMar>
               <w:top w:w="80" w:type="dxa"/>
               <w:left w:w="120" w:type="dxa"/>
@@ -2975,19 +4500,16 @@
           </w:tcPr>
           <w:p>
             <w:pPr>
+              <w:spacing w:after="0"/>
+              <w:contextualSpacing/>
               <w:jc w:val="center"/>
               <w:rPr>
                 <w:rFonts w:cs="Calibri"/>
                 <w:b/>
+                <w:sz w:val="14"/>
+                <w:szCs w:val="14"/>
               </w:rPr>
             </w:pPr>
-            <w:r>
-              <w:rPr>
-                <w:rFonts w:cs="Calibri"/>
-                <w:b/>
-              </w:rPr>
-              <w:t>6</w:t>
-            </w:r>
           </w:p>
         </w:tc>
         <w:tc>
@@ -3004,17 +4526,21 @@
           </w:tcPr>
           <w:p>
             <w:pPr>
-              <w:rPr>
-                <w:rFonts w:cs="Calibri"/>
-                <w:lang w:val="pt-BR"/>
+              <w:spacing w:after="0"/>
+              <w:contextualSpacing/>
+              <w:rPr>
+                <w:rFonts w:cs="Calibri"/>
+                <w:sz w:val="14"/>
+                <w:szCs w:val="14"/>
               </w:rPr>
             </w:pPr>
             <w:r>
               <w:rPr>
                 <w:rFonts w:cs="Calibri"/>
-                <w:lang w:val="pt-BR"/>
-              </w:rPr>
-              <w:t>CÂMARA DE ENERGIZAÇÃO E REEQUILÍBRIO 5</w:t>
+                <w:sz w:val="14"/>
+                <w:szCs w:val="14"/>
+              </w:rPr>
+              <w:t>Hidrovitalis 2 + Hidrogênio + ILIB</w:t>
             </w:r>
           </w:p>
         </w:tc>
@@ -3031,14 +4557,20 @@
           </w:tcPr>
           <w:p>
             <w:pPr>
+              <w:spacing w:after="0"/>
+              <w:contextualSpacing/>
               <w:jc w:val="center"/>
               <w:rPr>
                 <w:rFonts w:cs="Calibri"/>
+                <w:sz w:val="14"/>
+                <w:szCs w:val="14"/>
               </w:rPr>
             </w:pPr>
             <w:r>
               <w:rPr>
                 <w:rFonts w:cs="Calibri"/>
+                <w:sz w:val="14"/>
+                <w:szCs w:val="14"/>
               </w:rPr>
               <w:t>__/__/____</w:t>
             </w:r>
@@ -3057,14 +4589,20 @@
           </w:tcPr>
           <w:p>
             <w:pPr>
+              <w:spacing w:after="0"/>
+              <w:contextualSpacing/>
               <w:jc w:val="center"/>
               <w:rPr>
                 <w:rFonts w:cs="Calibri"/>
+                <w:sz w:val="14"/>
+                <w:szCs w:val="14"/>
               </w:rPr>
             </w:pPr>
             <w:r>
               <w:rPr>
                 <w:rFonts w:cs="Calibri"/>
+                <w:sz w:val="14"/>
+                <w:szCs w:val="14"/>
               </w:rPr>
               <w:t>__________________</w:t>
             </w:r>
@@ -3075,6 +4613,7 @@
         <w:tc>
           <w:tcPr>
             <w:tcW w:w="1100" w:type="dxa"/>
+            <w:vMerge/>
             <w:tcMar>
               <w:top w:w="80" w:type="dxa"/>
               <w:left w:w="120" w:type="dxa"/>
@@ -3085,18 +4624,149 @@
           </w:tcPr>
           <w:p>
             <w:pPr>
+              <w:spacing w:after="0"/>
+              <w:contextualSpacing/>
               <w:jc w:val="center"/>
               <w:rPr>
                 <w:rFonts w:cs="Calibri"/>
                 <w:b/>
+                <w:sz w:val="14"/>
+                <w:szCs w:val="14"/>
               </w:rPr>
             </w:pPr>
-            <w:r>
+          </w:p>
+        </w:tc>
+        <w:tc>
+          <w:tcPr>
+            <w:tcW w:w="3698" w:type="dxa"/>
+            <w:gridSpan w:val="2"/>
+            <w:shd w:val="clear" w:color="auto" w:fill="C2D69B" w:themeFill="accent3" w:themeFillTint="99"/>
+            <w:tcMar>
+              <w:top w:w="80" w:type="dxa"/>
+              <w:left w:w="120" w:type="dxa"/>
+              <w:bottom w:w="80" w:type="dxa"/>
+              <w:right w:w="120" w:type="dxa"/>
+            </w:tcMar>
+            <w:vAlign w:val="center"/>
+          </w:tcPr>
+          <w:p>
+            <w:pPr>
+              <w:spacing w:after="0"/>
+              <w:contextualSpacing/>
+              <w:rPr>
+                <w:rFonts w:cs="Calibri"/>
+                <w:sz w:val="14"/>
+                <w:szCs w:val="14"/>
+              </w:rPr>
+            </w:pPr>
+            <w:r>
+              <w:rPr>
+                <w:rFonts w:cs="Calibri"/>
+                <w:sz w:val="14"/>
+                <w:szCs w:val="14"/>
+              </w:rPr>
+              <w:t>Manta térmica + Colorgen+ Zapper</w:t>
+            </w:r>
+          </w:p>
+        </w:tc>
+        <w:tc>
+          <w:tcPr>
+            <w:tcW w:w="1985" w:type="dxa"/>
+            <w:tcMar>
+              <w:top w:w="80" w:type="dxa"/>
+              <w:left w:w="120" w:type="dxa"/>
+              <w:bottom w:w="80" w:type="dxa"/>
+              <w:right w:w="120" w:type="dxa"/>
+            </w:tcMar>
+            <w:vAlign w:val="center"/>
+          </w:tcPr>
+          <w:p>
+            <w:pPr>
+              <w:spacing w:after="0"/>
+              <w:contextualSpacing/>
+              <w:jc w:val="center"/>
+              <w:rPr>
+                <w:rFonts w:cs="Calibri"/>
+                <w:sz w:val="14"/>
+                <w:szCs w:val="14"/>
+              </w:rPr>
+            </w:pPr>
+            <w:r>
+              <w:rPr>
+                <w:rFonts w:cs="Calibri"/>
+                <w:sz w:val="14"/>
+                <w:szCs w:val="14"/>
+              </w:rPr>
+              <w:t>__/__/____</w:t>
+            </w:r>
+          </w:p>
+        </w:tc>
+        <w:tc>
+          <w:tcPr>
+            <w:tcW w:w="2813" w:type="dxa"/>
+            <w:tcMar>
+              <w:top w:w="80" w:type="dxa"/>
+              <w:left w:w="120" w:type="dxa"/>
+              <w:bottom w:w="80" w:type="dxa"/>
+              <w:right w:w="120" w:type="dxa"/>
+            </w:tcMar>
+            <w:vAlign w:val="center"/>
+          </w:tcPr>
+          <w:p>
+            <w:pPr>
+              <w:spacing w:after="0"/>
+              <w:contextualSpacing/>
+              <w:jc w:val="center"/>
+              <w:rPr>
+                <w:rFonts w:cs="Calibri"/>
+                <w:sz w:val="14"/>
+                <w:szCs w:val="14"/>
+              </w:rPr>
+            </w:pPr>
+            <w:r>
+              <w:rPr>
+                <w:rFonts w:cs="Calibri"/>
+                <w:sz w:val="14"/>
+                <w:szCs w:val="14"/>
+              </w:rPr>
+              <w:t>__________________</w:t>
+            </w:r>
+          </w:p>
+        </w:tc>
+      </w:tr>
+      <w:tr>
+        <w:tc>
+          <w:tcPr>
+            <w:tcW w:w="1100" w:type="dxa"/>
+            <w:vMerge w:val="restart"/>
+            <w:tcMar>
+              <w:top w:w="80" w:type="dxa"/>
+              <w:left w:w="120" w:type="dxa"/>
+              <w:bottom w:w="80" w:type="dxa"/>
+              <w:right w:w="120" w:type="dxa"/>
+            </w:tcMar>
+            <w:vAlign w:val="center"/>
+          </w:tcPr>
+          <w:p>
+            <w:pPr>
+              <w:spacing w:after="0"/>
+              <w:contextualSpacing/>
+              <w:jc w:val="center"/>
               <w:rPr>
                 <w:rFonts w:cs="Calibri"/>
                 <w:b/>
-              </w:rPr>
-              <w:t>7</w:t>
+                <w:sz w:val="14"/>
+                <w:szCs w:val="14"/>
+              </w:rPr>
+            </w:pPr>
+            <w:r>
+              <w:rPr>
+                <w:rFonts w:cs="Calibri"/>
+                <w:b/>
+                <w:sz w:val="14"/>
+                <w:szCs w:val="14"/>
+              </w:rPr>
+              <w:t>9</w:t>
             </w:r>
           </w:p>
         </w:tc>
@@ -3114,13 +4784,19 @@
           </w:tcPr>
           <w:p>
             <w:pPr>
-              <w:rPr>
-                <w:rFonts w:cs="Calibri"/>
+              <w:spacing w:after="0"/>
+              <w:contextualSpacing/>
+              <w:rPr>
+                <w:rFonts w:cs="Calibri"/>
+                <w:sz w:val="14"/>
+                <w:szCs w:val="14"/>
               </w:rPr>
             </w:pPr>
             <w:r>
               <w:rPr>
                 <w:rFonts w:cs="Calibri"/>
+                <w:sz w:val="14"/>
+                <w:szCs w:val="14"/>
               </w:rPr>
               <w:t>Hidrovitalis + Hidrogênio + ILIB</w:t>
             </w:r>
@@ -3139,14 +4815,20 @@
           </w:tcPr>
           <w:p>
             <w:pPr>
+              <w:spacing w:after="0"/>
+              <w:contextualSpacing/>
               <w:jc w:val="center"/>
               <w:rPr>
                 <w:rFonts w:cs="Calibri"/>
+                <w:sz w:val="14"/>
+                <w:szCs w:val="14"/>
               </w:rPr>
             </w:pPr>
             <w:r>
               <w:rPr>
                 <w:rFonts w:cs="Calibri"/>
+                <w:sz w:val="14"/>
+                <w:szCs w:val="14"/>
               </w:rPr>
               <w:t>__/__/____</w:t>
             </w:r>
@@ -3164,7 +4846,22 @@
             <w:vAlign w:val="center"/>
           </w:tcPr>
           <w:p>
-            <w:r>
+            <w:pPr>
+              <w:spacing w:after="0"/>
+              <w:contextualSpacing/>
+              <w:jc w:val="center"/>
+              <w:rPr>
+                <w:rFonts w:cs="Calibri"/>
+                <w:sz w:val="14"/>
+                <w:szCs w:val="14"/>
+              </w:rPr>
+            </w:pPr>
+            <w:r>
+              <w:rPr>
+                <w:rFonts w:cs="Calibri"/>
+                <w:sz w:val="14"/>
+                <w:szCs w:val="14"/>
+              </w:rPr>
               <w:t>__________________</w:t>
             </w:r>
           </w:p>
@@ -3174,6 +4871,7 @@
         <w:tc>
           <w:tcPr>
             <w:tcW w:w="1100" w:type="dxa"/>
+            <w:vMerge/>
             <w:tcMar>
               <w:top w:w="80" w:type="dxa"/>
               <w:left w:w="120" w:type="dxa"/>
@@ -3184,19 +4882,16 @@
           </w:tcPr>
           <w:p>
             <w:pPr>
+              <w:spacing w:after="0"/>
+              <w:contextualSpacing/>
               <w:jc w:val="center"/>
               <w:rPr>
                 <w:rFonts w:cs="Calibri"/>
                 <w:b/>
+                <w:sz w:val="14"/>
+                <w:szCs w:val="14"/>
               </w:rPr>
             </w:pPr>
-            <w:r>
-              <w:rPr>
-                <w:rFonts w:cs="Calibri"/>
-                <w:b/>
-              </w:rPr>
-              <w:t>7</w:t>
-            </w:r>
           </w:p>
         </w:tc>
         <w:tc>
@@ -3213,15 +4908,21 @@
           </w:tcPr>
           <w:p>
             <w:pPr>
-              <w:rPr>
-                <w:rFonts w:cs="Calibri"/>
+              <w:spacing w:after="0"/>
+              <w:contextualSpacing/>
+              <w:rPr>
+                <w:rFonts w:cs="Calibri"/>
+                <w:sz w:val="14"/>
+                <w:szCs w:val="14"/>
               </w:rPr>
             </w:pPr>
             <w:r>
               <w:rPr>
                 <w:rFonts w:cs="Calibri"/>
-              </w:rPr>
-              <w:t>RPD- Agrotóxicos</w:t>
+                <w:sz w:val="14"/>
+                <w:szCs w:val="14"/>
+              </w:rPr>
+              <w:t>RPD - Sangue e Linfa</w:t>
             </w:r>
           </w:p>
         </w:tc>
@@ -3238,14 +4939,20 @@
           </w:tcPr>
           <w:p>
             <w:pPr>
+              <w:spacing w:after="0"/>
+              <w:contextualSpacing/>
               <w:jc w:val="center"/>
               <w:rPr>
                 <w:rFonts w:cs="Calibri"/>
+                <w:sz w:val="14"/>
+                <w:szCs w:val="14"/>
               </w:rPr>
             </w:pPr>
             <w:r>
               <w:rPr>
                 <w:rFonts w:cs="Calibri"/>
+                <w:sz w:val="14"/>
+                <w:szCs w:val="14"/>
               </w:rPr>
               <w:t>__/__/____</w:t>
             </w:r>
@@ -3264,14 +4971,20 @@
           </w:tcPr>
           <w:p>
             <w:pPr>
+              <w:spacing w:after="0"/>
+              <w:contextualSpacing/>
               <w:jc w:val="center"/>
               <w:rPr>
                 <w:rFonts w:cs="Calibri"/>
+                <w:sz w:val="14"/>
+                <w:szCs w:val="14"/>
               </w:rPr>
             </w:pPr>
             <w:r>
               <w:rPr>
                 <w:rFonts w:cs="Calibri"/>
+                <w:sz w:val="14"/>
+                <w:szCs w:val="14"/>
               </w:rPr>
               <w:t>__________________</w:t>
             </w:r>
@@ -3282,6 +4995,7 @@
         <w:tc>
           <w:tcPr>
             <w:tcW w:w="1100" w:type="dxa"/>
+            <w:vMerge/>
             <w:tcMar>
               <w:top w:w="80" w:type="dxa"/>
               <w:left w:w="120" w:type="dxa"/>
@@ -3292,19 +5006,16 @@
           </w:tcPr>
           <w:p>
             <w:pPr>
+              <w:spacing w:after="0"/>
+              <w:contextualSpacing/>
               <w:jc w:val="center"/>
               <w:rPr>
                 <w:rFonts w:cs="Calibri"/>
                 <w:b/>
+                <w:sz w:val="14"/>
+                <w:szCs w:val="14"/>
               </w:rPr>
             </w:pPr>
-            <w:r>
-              <w:rPr>
-                <w:rFonts w:cs="Calibri"/>
-                <w:b/>
-              </w:rPr>
-              <w:t>7</w:t>
-            </w:r>
           </w:p>
         </w:tc>
         <w:tc>
@@ -3321,15 +5032,21 @@
           </w:tcPr>
           <w:p>
             <w:pPr>
-              <w:rPr>
-                <w:rFonts w:cs="Calibri"/>
+              <w:spacing w:after="0"/>
+              <w:contextualSpacing/>
+              <w:rPr>
+                <w:rFonts w:cs="Calibri"/>
+                <w:sz w:val="14"/>
+                <w:szCs w:val="14"/>
               </w:rPr>
             </w:pPr>
             <w:r>
               <w:rPr>
                 <w:rFonts w:cs="Calibri"/>
-              </w:rPr>
-              <w:t>Hidrovitalis + Hidrogênio + ILIB</w:t>
+                <w:sz w:val="14"/>
+                <w:szCs w:val="14"/>
+              </w:rPr>
+              <w:t>Hidrovitalis 7 + Hidrogênio + ILIB</w:t>
             </w:r>
           </w:p>
         </w:tc>
@@ -3346,14 +5063,20 @@
           </w:tcPr>
           <w:p>
             <w:pPr>
+              <w:spacing w:after="0"/>
+              <w:contextualSpacing/>
               <w:jc w:val="center"/>
               <w:rPr>
                 <w:rFonts w:cs="Calibri"/>
+                <w:sz w:val="14"/>
+                <w:szCs w:val="14"/>
               </w:rPr>
             </w:pPr>
             <w:r>
               <w:rPr>
                 <w:rFonts w:cs="Calibri"/>
+                <w:sz w:val="14"/>
+                <w:szCs w:val="14"/>
               </w:rPr>
               <w:t>__/__/____</w:t>
             </w:r>
@@ -3372,14 +5095,20 @@
           </w:tcPr>
           <w:p>
             <w:pPr>
+              <w:spacing w:after="0"/>
+              <w:contextualSpacing/>
               <w:jc w:val="center"/>
               <w:rPr>
                 <w:rFonts w:cs="Calibri"/>
+                <w:sz w:val="14"/>
+                <w:szCs w:val="14"/>
               </w:rPr>
             </w:pPr>
             <w:r>
               <w:rPr>
                 <w:rFonts w:cs="Calibri"/>
+                <w:sz w:val="14"/>
+                <w:szCs w:val="14"/>
               </w:rPr>
               <w:t>__________________</w:t>
             </w:r>
@@ -3390,28 +5119,21 @@
         <w:tc>
           <w:tcPr>
             <w:tcW w:w="1100" w:type="dxa"/>
-            <w:tcMar>
-              <w:top w:w="80" w:type="dxa"/>
-              <w:left w:w="120" w:type="dxa"/>
-              <w:bottom w:w="80" w:type="dxa"/>
-              <w:right w:w="120" w:type="dxa"/>
-            </w:tcMar>
-            <w:vAlign w:val="center"/>
           </w:tcPr>
           <w:p>
             <w:pPr>
-              <w:jc w:val="center"/>
-              <w:rPr>
-                <w:rFonts w:cs="Calibri"/>
-                <w:b/>
+              <w:spacing w:after="0"/>
+              <w:rPr>
+                <w:sz w:val="14"/>
+                <w:szCs w:val="14"/>
               </w:rPr>
             </w:pPr>
             <w:r>
               <w:rPr>
-                <w:rFonts w:cs="Calibri"/>
-                <w:b/>
-              </w:rPr>
-              <w:t>7</w:t>
+                <w:sz w:val="14"/>
+                <w:szCs w:val="14"/>
+              </w:rPr>
+              <w:t>{%tr for r in control %}</w:t>
             </w:r>
           </w:p>
         </w:tc>
@@ -3419,109 +5141,105 @@
           <w:tcPr>
             <w:tcW w:w="3698" w:type="dxa"/>
             <w:gridSpan w:val="2"/>
-            <w:tcMar>
-              <w:top w:w="80" w:type="dxa"/>
-              <w:left w:w="120" w:type="dxa"/>
-              <w:bottom w:w="80" w:type="dxa"/>
-              <w:right w:w="120" w:type="dxa"/>
-            </w:tcMar>
-            <w:vAlign w:val="center"/>
           </w:tcPr>
           <w:p>
             <w:pPr>
-              <w:rPr>
-                <w:rFonts w:cs="Calibri"/>
-                <w:lang w:val="pt-BR"/>
+              <w:spacing w:after="0"/>
+              <w:rPr>
+                <w:sz w:val="14"/>
+                <w:szCs w:val="14"/>
               </w:rPr>
             </w:pPr>
-            <w:r>
-              <w:rPr>
-                <w:rFonts w:cs="Calibri"/>
-                <w:lang w:val="pt-BR"/>
-              </w:rPr>
-              <w:t>CÂMARA DE ENERGIZAÇÃO E REEQUILÍBRIO 6</w:t>
-            </w:r>
           </w:p>
         </w:tc>
         <w:tc>
           <w:tcPr>
             <w:tcW w:w="1985" w:type="dxa"/>
-            <w:tcMar>
-              <w:top w:w="80" w:type="dxa"/>
-              <w:left w:w="120" w:type="dxa"/>
-              <w:bottom w:w="80" w:type="dxa"/>
-              <w:right w:w="120" w:type="dxa"/>
-            </w:tcMar>
-            <w:vAlign w:val="center"/>
           </w:tcPr>
           <w:p>
             <w:pPr>
-              <w:jc w:val="center"/>
-              <w:rPr>
-                <w:rFonts w:cs="Calibri"/>
+              <w:spacing w:after="0"/>
+              <w:rPr>
+                <w:sz w:val="14"/>
+                <w:szCs w:val="14"/>
               </w:rPr>
             </w:pPr>
-            <w:r>
-              <w:rPr>
-                <w:rFonts w:cs="Calibri"/>
-              </w:rPr>
-              <w:t>__/__/____</w:t>
-            </w:r>
           </w:p>
         </w:tc>
         <w:tc>
           <w:tcPr>
             <w:tcW w:w="2813" w:type="dxa"/>
-            <w:tcMar>
-              <w:top w:w="80" w:type="dxa"/>
-              <w:left w:w="120" w:type="dxa"/>
-              <w:bottom w:w="80" w:type="dxa"/>
-              <w:right w:w="120" w:type="dxa"/>
-            </w:tcMar>
-            <w:vAlign w:val="center"/>
           </w:tcPr>
           <w:p>
             <w:pPr>
-              <w:jc w:val="center"/>
-              <w:rPr>
-                <w:rFonts w:cs="Calibri"/>
+              <w:spacing w:after="0"/>
+              <w:rPr>
+                <w:sz w:val="14"/>
+                <w:szCs w:val="14"/>
               </w:rPr>
             </w:pPr>
-            <w:r>
-              <w:rPr>
-                <w:rFonts w:cs="Calibri"/>
-              </w:rPr>
-              <w:t>__________________</w:t>
-            </w:r>
           </w:p>
         </w:tc>
       </w:tr>
       <w:tr>
+        <w:trPr>
+          <w:trHeight w:val="108"/>
+        </w:trPr>
         <w:tc>
           <w:tcPr>
             <w:tcW w:w="1100" w:type="dxa"/>
-            <w:tcMar>
-              <w:top w:w="80" w:type="dxa"/>
-              <w:left w:w="120" w:type="dxa"/>
-              <w:bottom w:w="80" w:type="dxa"/>
-              <w:right w:w="120" w:type="dxa"/>
-            </w:tcMar>
-            <w:vAlign w:val="center"/>
+            <w:vMerge w:val="restart"/>
           </w:tcPr>
           <w:p>
             <w:pPr>
+              <w:spacing w:after="0"/>
               <w:jc w:val="center"/>
               <w:rPr>
-                <w:rFonts w:cs="Calibri"/>
                 <w:b/>
+                <w:bCs/>
+                <w:sz w:val="14"/>
+                <w:szCs w:val="14"/>
               </w:rPr>
             </w:pPr>
-            <w:r>
-              <w:rPr>
-                <w:rFonts w:cs="Calibri"/>
+            <w:proofErr w:type="gramStart"/>
+            <w:r>
+              <w:rPr>
                 <w:b/>
-              </w:rPr>
-              <w:t>8</w:t>
+                <w:bCs/>
+                <w:sz w:val="14"/>
+                <w:szCs w:val="14"/>
+              </w:rPr>
+              <w:t xml:space="preserve">{{ </w:t>
+            </w:r>
+            <w:proofErr w:type="spellStart"/>
+            <w:r>
+              <w:rPr>
+                <w:b/>
+                <w:bCs/>
+                <w:sz w:val="14"/>
+                <w:szCs w:val="14"/>
+              </w:rPr>
+              <w:t>r</w:t>
+            </w:r>
+            <w:proofErr w:type="gramEnd"/>
+            <w:r>
+              <w:rPr>
+                <w:b/>
+                <w:bCs/>
+                <w:sz w:val="14"/>
+                <w:szCs w:val="14"/>
+              </w:rPr>
+              <w:t>.week</w:t>
+            </w:r>
+            <w:proofErr w:type="spellEnd"/>
+            <w:r>
+              <w:rPr>
+                <w:b/>
+                <w:bCs/>
+                <w:sz w:val="14"/>
+                <w:szCs w:val="14"/>
+              </w:rPr>
+              <w:t xml:space="preserve"> }}</w:t>
             </w:r>
           </w:p>
         </w:tc>
@@ -3529,77 +5247,124 @@
           <w:tcPr>
             <w:tcW w:w="3698" w:type="dxa"/>
             <w:gridSpan w:val="2"/>
-            <w:tcMar>
-              <w:top w:w="80" w:type="dxa"/>
-              <w:left w:w="120" w:type="dxa"/>
-              <w:bottom w:w="80" w:type="dxa"/>
-              <w:right w:w="120" w:type="dxa"/>
-            </w:tcMar>
-            <w:vAlign w:val="center"/>
           </w:tcPr>
           <w:p>
             <w:pPr>
-              <w:rPr>
-                <w:rFonts w:cs="Calibri"/>
+              <w:spacing w:after="0"/>
+              <w:rPr>
+                <w:sz w:val="14"/>
+                <w:szCs w:val="14"/>
               </w:rPr>
             </w:pPr>
-            <w:r>
-              <w:rPr>
-                <w:rFonts w:cs="Calibri"/>
-              </w:rPr>
-              <w:t>Hidrovitalis + Hidrogênio + ILIB</w:t>
+            <w:proofErr w:type="gramStart"/>
+            <w:r>
+              <w:rPr>
+                <w:sz w:val="14"/>
+                <w:szCs w:val="14"/>
+              </w:rPr>
+              <w:t>{{ r</w:t>
+            </w:r>
+            <w:proofErr w:type="gramEnd"/>
+            <w:r>
+              <w:rPr>
+                <w:sz w:val="14"/>
+                <w:szCs w:val="14"/>
+              </w:rPr>
+              <w:t>.name }}</w:t>
             </w:r>
           </w:p>
         </w:tc>
         <w:tc>
           <w:tcPr>
             <w:tcW w:w="1985" w:type="dxa"/>
-            <w:tcMar>
-              <w:top w:w="80" w:type="dxa"/>
-              <w:left w:w="120" w:type="dxa"/>
-              <w:bottom w:w="80" w:type="dxa"/>
-              <w:right w:w="120" w:type="dxa"/>
-            </w:tcMar>
-            <w:vAlign w:val="center"/>
           </w:tcPr>
           <w:p>
             <w:pPr>
+              <w:spacing w:after="0"/>
               <w:jc w:val="center"/>
               <w:rPr>
-                <w:rFonts w:cs="Calibri"/>
+                <w:sz w:val="14"/>
+                <w:szCs w:val="14"/>
               </w:rPr>
             </w:pPr>
-            <w:r>
-              <w:rPr>
-                <w:rFonts w:cs="Calibri"/>
-              </w:rPr>
-              <w:t>__/__/____</w:t>
+            <w:proofErr w:type="gramStart"/>
+            <w:r>
+              <w:rPr>
+                <w:sz w:val="14"/>
+                <w:szCs w:val="14"/>
+              </w:rPr>
+              <w:t xml:space="preserve">{{ </w:t>
+            </w:r>
+            <w:proofErr w:type="spellStart"/>
+            <w:r>
+              <w:rPr>
+                <w:sz w:val="14"/>
+                <w:szCs w:val="14"/>
+              </w:rPr>
+              <w:t>r</w:t>
+            </w:r>
+            <w:proofErr w:type="gramEnd"/>
+            <w:r>
+              <w:rPr>
+                <w:sz w:val="14"/>
+                <w:szCs w:val="14"/>
+              </w:rPr>
+              <w:t>.date_placeholder</w:t>
+            </w:r>
+            <w:proofErr w:type="spellEnd"/>
+            <w:r>
+              <w:rPr>
+                <w:sz w:val="14"/>
+                <w:szCs w:val="14"/>
+              </w:rPr>
+              <w:t xml:space="preserve"> }}</w:t>
             </w:r>
           </w:p>
         </w:tc>
         <w:tc>
           <w:tcPr>
             <w:tcW w:w="2813" w:type="dxa"/>
-            <w:tcMar>
-              <w:top w:w="80" w:type="dxa"/>
-              <w:left w:w="120" w:type="dxa"/>
-              <w:bottom w:w="80" w:type="dxa"/>
-              <w:right w:w="120" w:type="dxa"/>
-            </w:tcMar>
-            <w:vAlign w:val="center"/>
           </w:tcPr>
           <w:p>
             <w:pPr>
+              <w:spacing w:after="0"/>
               <w:jc w:val="center"/>
               <w:rPr>
-                <w:rFonts w:cs="Calibri"/>
+                <w:sz w:val="14"/>
+                <w:szCs w:val="14"/>
               </w:rPr>
             </w:pPr>
-            <w:r>
-              <w:rPr>
-                <w:rFonts w:cs="Calibri"/>
-              </w:rPr>
-              <w:t>__________________</w:t>
+            <w:proofErr w:type="gramStart"/>
+            <w:r>
+              <w:rPr>
+                <w:sz w:val="14"/>
+                <w:szCs w:val="14"/>
+              </w:rPr>
+              <w:t xml:space="preserve">{{ </w:t>
+            </w:r>
+            <w:proofErr w:type="spellStart"/>
+            <w:r>
+              <w:rPr>
+                <w:sz w:val="14"/>
+                <w:szCs w:val="14"/>
+              </w:rPr>
+              <w:t>r</w:t>
+            </w:r>
+            <w:proofErr w:type="gramEnd"/>
+            <w:r>
+              <w:rPr>
+                <w:sz w:val="14"/>
+                <w:szCs w:val="14"/>
+              </w:rPr>
+              <w:t>.signature_placeholder</w:t>
+            </w:r>
+            <w:proofErr w:type="spellEnd"/>
+            <w:r>
+              <w:rPr>
+                <w:sz w:val="14"/>
+                <w:szCs w:val="14"/>
+              </w:rPr>
+              <w:t xml:space="preserve"> }}</w:t>
             </w:r>
           </w:p>
         </w:tc>
@@ -3608,204 +5373,131 @@
         <w:tc>
           <w:tcPr>
             <w:tcW w:w="1100" w:type="dxa"/>
-            <w:tcMar>
-              <w:top w:w="80" w:type="dxa"/>
-              <w:left w:w="120" w:type="dxa"/>
-              <w:bottom w:w="80" w:type="dxa"/>
-              <w:right w:w="120" w:type="dxa"/>
-            </w:tcMar>
-            <w:vAlign w:val="center"/>
+            <w:vMerge/>
           </w:tcPr>
           <w:p>
             <w:pPr>
-              <w:jc w:val="center"/>
-              <w:rPr>
-                <w:rFonts w:cs="Calibri"/>
-                <w:b/>
+              <w:spacing w:after="0"/>
+              <w:rPr>
+                <w:sz w:val="14"/>
+                <w:szCs w:val="14"/>
               </w:rPr>
             </w:pPr>
-            <w:r>
-              <w:rPr>
-                <w:rFonts w:cs="Calibri"/>
-                <w:b/>
-              </w:rPr>
-              <w:t>8</w:t>
-            </w:r>
           </w:p>
         </w:tc>
         <w:tc>
           <w:tcPr>
             <w:tcW w:w="3698" w:type="dxa"/>
             <w:gridSpan w:val="2"/>
-            <w:tcMar>
-              <w:top w:w="80" w:type="dxa"/>
-              <w:left w:w="120" w:type="dxa"/>
-              <w:bottom w:w="80" w:type="dxa"/>
-              <w:right w:w="120" w:type="dxa"/>
-            </w:tcMar>
-            <w:vAlign w:val="center"/>
           </w:tcPr>
           <w:p>
             <w:pPr>
-              <w:rPr>
-                <w:rFonts w:cs="Calibri"/>
-                <w:lang w:val="pt-BR"/>
+              <w:spacing w:after="0"/>
+              <w:rPr>
+                <w:sz w:val="14"/>
+                <w:szCs w:val="14"/>
               </w:rPr>
             </w:pPr>
             <w:r>
               <w:rPr>
-                <w:rFonts w:cs="Calibri"/>
-                <w:lang w:val="pt-BR"/>
-              </w:rPr>
-              <w:t>RPD- Metais tóxicos</w:t>
-            </w:r>
-            <w:r>
-              <w:rPr>
-                <w:rFonts w:cs="Calibri"/>
-                <w:lang w:val="pt-BR"/>
-              </w:rPr>
-              <w:br/>
-              <w:t xml:space="preserve"># Cd (Cádmio) </w:t>
-            </w:r>
-            <w:r>
-              <w:rPr>
-                <w:rFonts w:cs="Calibri"/>
-                <w:lang w:val="pt-BR"/>
-              </w:rPr>
-              <w:br/>
-              <w:t xml:space="preserve"># Hg (Mercúrio) </w:t>
-            </w:r>
-            <w:r>
-              <w:rPr>
-                <w:rFonts w:cs="Calibri"/>
-                <w:lang w:val="pt-BR"/>
-              </w:rPr>
-              <w:br/>
-            </w:r>
-            <w:r>
-              <w:rPr>
-                <w:rFonts w:cs="Calibri"/>
-                <w:lang w:val="pt-BR"/>
-              </w:rPr>
-              <w:lastRenderedPageBreak/>
-              <w:t xml:space="preserve"># Pb (Chumbo) </w:t>
-            </w:r>
-            <w:r>
-              <w:rPr>
-                <w:rFonts w:cs="Calibri"/>
-                <w:lang w:val="pt-BR"/>
-              </w:rPr>
-              <w:br/>
-              <w:t xml:space="preserve"># Al (Alumínio) </w:t>
-            </w:r>
-            <w:r>
-              <w:rPr>
-                <w:rFonts w:cs="Calibri"/>
-                <w:lang w:val="pt-BR"/>
-              </w:rPr>
-              <w:br/>
-              <w:t xml:space="preserve"># </w:t>
-            </w:r>
+                <w:sz w:val="14"/>
+                <w:szCs w:val="14"/>
+              </w:rPr>
+              <w:t>{{r.h}}</w:t>
+            </w:r>
+          </w:p>
+        </w:tc>
+        <w:tc>
+          <w:tcPr>
+            <w:tcW w:w="1985" w:type="dxa"/>
+          </w:tcPr>
+          <w:p>
+            <w:pPr>
+              <w:spacing w:after="0"/>
+              <w:jc w:val="center"/>
+              <w:rPr>
+                <w:sz w:val="14"/>
+                <w:szCs w:val="14"/>
+              </w:rPr>
+            </w:pPr>
             <w:proofErr w:type="gramStart"/>
             <w:r>
               <w:rPr>
-                <w:rFonts w:cs="Calibri"/>
-                <w:lang w:val="pt-BR"/>
-              </w:rPr>
-              <w:t>As(</w:t>
+                <w:sz w:val="14"/>
+                <w:szCs w:val="14"/>
+              </w:rPr>
+              <w:t xml:space="preserve">{{ </w:t>
+            </w:r>
+            <w:proofErr w:type="spellStart"/>
+            <w:r>
+              <w:rPr>
+                <w:sz w:val="14"/>
+                <w:szCs w:val="14"/>
+              </w:rPr>
+              <w:t>r</w:t>
             </w:r>
             <w:proofErr w:type="gramEnd"/>
             <w:r>
               <w:rPr>
-                <w:rFonts w:cs="Calibri"/>
-                <w:lang w:val="pt-BR"/>
-              </w:rPr>
-              <w:t>Arsênico)</w:t>
-            </w:r>
-            <w:r>
-              <w:rPr>
-                <w:rFonts w:cs="Calibri"/>
-                <w:lang w:val="pt-BR"/>
-              </w:rPr>
-              <w:br/>
-              <w:t xml:space="preserve"># </w:t>
-            </w:r>
+                <w:sz w:val="14"/>
+                <w:szCs w:val="14"/>
+              </w:rPr>
+              <w:t>.date_placeholder</w:t>
+            </w:r>
+            <w:proofErr w:type="spellEnd"/>
+            <w:r>
+              <w:rPr>
+                <w:sz w:val="14"/>
+                <w:szCs w:val="14"/>
+              </w:rPr>
+              <w:t xml:space="preserve"> }}</w:t>
+            </w:r>
+          </w:p>
+        </w:tc>
+        <w:tc>
+          <w:tcPr>
+            <w:tcW w:w="2813" w:type="dxa"/>
+          </w:tcPr>
+          <w:p>
+            <w:pPr>
+              <w:spacing w:after="0"/>
+              <w:jc w:val="center"/>
+              <w:rPr>
+                <w:sz w:val="14"/>
+                <w:szCs w:val="14"/>
+              </w:rPr>
+            </w:pPr>
             <w:proofErr w:type="gramStart"/>
             <w:r>
               <w:rPr>
-                <w:rFonts w:cs="Calibri"/>
-                <w:lang w:val="pt-BR"/>
-              </w:rPr>
-              <w:t>Ag(</w:t>
+                <w:sz w:val="14"/>
+                <w:szCs w:val="14"/>
+              </w:rPr>
+              <w:t xml:space="preserve">{{ </w:t>
+            </w:r>
+            <w:proofErr w:type="spellStart"/>
+            <w:r>
+              <w:rPr>
+                <w:sz w:val="14"/>
+                <w:szCs w:val="14"/>
+              </w:rPr>
+              <w:t>r</w:t>
             </w:r>
             <w:proofErr w:type="gramEnd"/>
             <w:r>
               <w:rPr>
-                <w:rFonts w:cs="Calibri"/>
-                <w:lang w:val="pt-BR"/>
-              </w:rPr>
-              <w:t>Prata)</w:t>
-            </w:r>
-            <w:r>
-              <w:rPr>
-                <w:rFonts w:cs="Calibri"/>
-                <w:lang w:val="pt-BR"/>
-              </w:rPr>
-              <w:br/>
-              <w:t># Ni (Níquel)</w:t>
-            </w:r>
-          </w:p>
-        </w:tc>
-        <w:tc>
-          <w:tcPr>
-            <w:tcW w:w="1985" w:type="dxa"/>
-            <w:tcMar>
-              <w:top w:w="80" w:type="dxa"/>
-              <w:left w:w="120" w:type="dxa"/>
-              <w:bottom w:w="80" w:type="dxa"/>
-              <w:right w:w="120" w:type="dxa"/>
-            </w:tcMar>
-            <w:vAlign w:val="center"/>
-          </w:tcPr>
-          <w:p>
-            <w:pPr>
-              <w:jc w:val="center"/>
-              <w:rPr>
-                <w:rFonts w:cs="Calibri"/>
-              </w:rPr>
-            </w:pPr>
-            <w:r>
-              <w:rPr>
-                <w:rFonts w:cs="Calibri"/>
-              </w:rPr>
-              <w:lastRenderedPageBreak/>
-              <w:t>__/__/____</w:t>
-            </w:r>
-          </w:p>
-        </w:tc>
-        <w:tc>
-          <w:tcPr>
-            <w:tcW w:w="2813" w:type="dxa"/>
-            <w:tcMar>
-              <w:top w:w="80" w:type="dxa"/>
-              <w:left w:w="120" w:type="dxa"/>
-              <w:bottom w:w="80" w:type="dxa"/>
-              <w:right w:w="120" w:type="dxa"/>
-            </w:tcMar>
-            <w:vAlign w:val="center"/>
-          </w:tcPr>
-          <w:p>
-            <w:pPr>
-              <w:jc w:val="center"/>
-              <w:rPr>
-                <w:rFonts w:cs="Calibri"/>
-              </w:rPr>
-            </w:pPr>
-            <w:r>
-              <w:rPr>
-                <w:rFonts w:cs="Calibri"/>
-              </w:rPr>
-              <w:t>__________________</w:t>
+                <w:sz w:val="14"/>
+                <w:szCs w:val="14"/>
+              </w:rPr>
+              <w:t>.signature_placeholder</w:t>
+            </w:r>
+            <w:proofErr w:type="spellEnd"/>
+            <w:r>
+              <w:rPr>
+                <w:sz w:val="14"/>
+                <w:szCs w:val="14"/>
+              </w:rPr>
+              <w:t xml:space="preserve"> }}</w:t>
             </w:r>
           </w:p>
         </w:tc>
@@ -3814,28 +5506,37 @@
         <w:tc>
           <w:tcPr>
             <w:tcW w:w="1100" w:type="dxa"/>
-            <w:tcMar>
-              <w:top w:w="80" w:type="dxa"/>
-              <w:left w:w="120" w:type="dxa"/>
-              <w:bottom w:w="80" w:type="dxa"/>
-              <w:right w:w="120" w:type="dxa"/>
-            </w:tcMar>
-            <w:vAlign w:val="center"/>
           </w:tcPr>
           <w:p>
             <w:pPr>
-              <w:jc w:val="center"/>
-              <w:rPr>
-                <w:rFonts w:cs="Calibri"/>
-                <w:b/>
+              <w:spacing w:after="0"/>
+              <w:rPr>
+                <w:sz w:val="14"/>
+                <w:szCs w:val="14"/>
               </w:rPr>
             </w:pPr>
             <w:r>
               <w:rPr>
-                <w:rFonts w:cs="Calibri"/>
-                <w:b/>
-              </w:rPr>
-              <w:t>8</w:t>
+                <w:sz w:val="14"/>
+                <w:szCs w:val="14"/>
+              </w:rPr>
+              <w:t xml:space="preserve">{%tr </w:t>
+            </w:r>
+            <w:proofErr w:type="spellStart"/>
+            <w:r>
+              <w:rPr>
+                <w:sz w:val="14"/>
+                <w:szCs w:val="14"/>
+              </w:rPr>
+              <w:t>endfor</w:t>
+            </w:r>
+            <w:proofErr w:type="spellEnd"/>
+            <w:r>
+              <w:rPr>
+                <w:sz w:val="14"/>
+                <w:szCs w:val="14"/>
+              </w:rPr>
+              <w:t xml:space="preserve"> %}</w:t>
             </w:r>
           </w:p>
         </w:tc>
@@ -3843,532 +5544,48 @@
           <w:tcPr>
             <w:tcW w:w="3698" w:type="dxa"/>
             <w:gridSpan w:val="2"/>
-            <w:tcMar>
-              <w:top w:w="80" w:type="dxa"/>
-              <w:left w:w="120" w:type="dxa"/>
-              <w:bottom w:w="80" w:type="dxa"/>
-              <w:right w:w="120" w:type="dxa"/>
-            </w:tcMar>
-            <w:vAlign w:val="center"/>
           </w:tcPr>
           <w:p>
             <w:pPr>
-              <w:rPr>
-                <w:rFonts w:cs="Calibri"/>
+              <w:spacing w:after="0"/>
+              <w:rPr>
+                <w:sz w:val="14"/>
+                <w:szCs w:val="14"/>
               </w:rPr>
             </w:pPr>
-            <w:r>
-              <w:rPr>
-                <w:rFonts w:cs="Calibri"/>
-              </w:rPr>
-              <w:t>Hidrovitalis 2 + Hidrogênio + ILIB</w:t>
-            </w:r>
           </w:p>
         </w:tc>
         <w:tc>
           <w:tcPr>
             <w:tcW w:w="1985" w:type="dxa"/>
-            <w:tcMar>
-              <w:top w:w="80" w:type="dxa"/>
-              <w:left w:w="120" w:type="dxa"/>
-              <w:bottom w:w="80" w:type="dxa"/>
-              <w:right w:w="120" w:type="dxa"/>
-            </w:tcMar>
-            <w:vAlign w:val="center"/>
           </w:tcPr>
           <w:p>
             <w:pPr>
-              <w:jc w:val="center"/>
-              <w:rPr>
-                <w:rFonts w:cs="Calibri"/>
+              <w:spacing w:after="0"/>
+              <w:rPr>
+                <w:sz w:val="14"/>
+                <w:szCs w:val="14"/>
               </w:rPr>
             </w:pPr>
-            <w:r>
-              <w:rPr>
-                <w:rFonts w:cs="Calibri"/>
-              </w:rPr>
-              <w:t>__/__/____</w:t>
-            </w:r>
           </w:p>
         </w:tc>
         <w:tc>
           <w:tcPr>
             <w:tcW w:w="2813" w:type="dxa"/>
-            <w:tcMar>
-              <w:top w:w="80" w:type="dxa"/>
-              <w:left w:w="120" w:type="dxa"/>
-              <w:bottom w:w="80" w:type="dxa"/>
-              <w:right w:w="120" w:type="dxa"/>
-            </w:tcMar>
-            <w:vAlign w:val="center"/>
           </w:tcPr>
           <w:p>
             <w:pPr>
-              <w:jc w:val="center"/>
-              <w:rPr>
-                <w:rFonts w:cs="Calibri"/>
+              <w:spacing w:after="0"/>
+              <w:rPr>
+                <w:sz w:val="14"/>
+                <w:szCs w:val="14"/>
               </w:rPr>
             </w:pPr>
-            <w:r>
-              <w:rPr>
-                <w:rFonts w:cs="Calibri"/>
-              </w:rPr>
-              <w:t>__________________</w:t>
-            </w:r>
-          </w:p>
-        </w:tc>
-      </w:tr>
-      <w:tr>
-        <w:tc>
-          <w:tcPr>
-            <w:tcW w:w="1100" w:type="dxa"/>
-            <w:tcMar>
-              <w:top w:w="80" w:type="dxa"/>
-              <w:left w:w="120" w:type="dxa"/>
-              <w:bottom w:w="80" w:type="dxa"/>
-              <w:right w:w="120" w:type="dxa"/>
-            </w:tcMar>
-            <w:vAlign w:val="center"/>
-          </w:tcPr>
-          <w:p>
-            <w:pPr>
-              <w:jc w:val="center"/>
-              <w:rPr>
-                <w:rFonts w:cs="Calibri"/>
-                <w:b/>
-              </w:rPr>
-            </w:pPr>
-            <w:r>
-              <w:rPr>
-                <w:rFonts w:cs="Calibri"/>
-                <w:b/>
-              </w:rPr>
-              <w:t>8</w:t>
-            </w:r>
-          </w:p>
-        </w:tc>
-        <w:tc>
-          <w:tcPr>
-            <w:tcW w:w="3698" w:type="dxa"/>
-            <w:gridSpan w:val="2"/>
-            <w:tcMar>
-              <w:top w:w="80" w:type="dxa"/>
-              <w:left w:w="120" w:type="dxa"/>
-              <w:bottom w:w="80" w:type="dxa"/>
-              <w:right w:w="120" w:type="dxa"/>
-            </w:tcMar>
-            <w:vAlign w:val="center"/>
-          </w:tcPr>
-          <w:p>
-            <w:pPr>
-              <w:rPr>
-                <w:rFonts w:cs="Calibri"/>
-              </w:rPr>
-            </w:pPr>
-            <w:r>
-              <w:rPr>
-                <w:rFonts w:cs="Calibri"/>
-              </w:rPr>
-              <w:t>Manta térmica + Colorgen+ Zapper</w:t>
-            </w:r>
-          </w:p>
-        </w:tc>
-        <w:tc>
-          <w:tcPr>
-            <w:tcW w:w="1985" w:type="dxa"/>
-            <w:tcMar>
-              <w:top w:w="80" w:type="dxa"/>
-              <w:left w:w="120" w:type="dxa"/>
-              <w:bottom w:w="80" w:type="dxa"/>
-              <w:right w:w="120" w:type="dxa"/>
-            </w:tcMar>
-            <w:vAlign w:val="center"/>
-          </w:tcPr>
-          <w:p>
-            <w:pPr>
-              <w:jc w:val="center"/>
-              <w:rPr>
-                <w:rFonts w:cs="Calibri"/>
-              </w:rPr>
-            </w:pPr>
-            <w:r>
-              <w:rPr>
-                <w:rFonts w:cs="Calibri"/>
-              </w:rPr>
-              <w:t>__/__/____</w:t>
-            </w:r>
-          </w:p>
-        </w:tc>
-        <w:tc>
-          <w:tcPr>
-            <w:tcW w:w="2813" w:type="dxa"/>
-            <w:tcMar>
-              <w:top w:w="80" w:type="dxa"/>
-              <w:left w:w="120" w:type="dxa"/>
-              <w:bottom w:w="80" w:type="dxa"/>
-              <w:right w:w="120" w:type="dxa"/>
-            </w:tcMar>
-            <w:vAlign w:val="center"/>
-          </w:tcPr>
-          <w:p>
-            <w:pPr>
-              <w:jc w:val="center"/>
-              <w:rPr>
-                <w:rFonts w:cs="Calibri"/>
-              </w:rPr>
-            </w:pPr>
-            <w:r>
-              <w:rPr>
-                <w:rFonts w:cs="Calibri"/>
-              </w:rPr>
-              <w:t>__________________</w:t>
-            </w:r>
-          </w:p>
-        </w:tc>
-      </w:tr>
-      <w:tr>
-        <w:tc>
-          <w:tcPr>
-            <w:tcW w:w="1100" w:type="dxa"/>
-            <w:tcMar>
-              <w:top w:w="80" w:type="dxa"/>
-              <w:left w:w="120" w:type="dxa"/>
-              <w:bottom w:w="80" w:type="dxa"/>
-              <w:right w:w="120" w:type="dxa"/>
-            </w:tcMar>
-            <w:vAlign w:val="center"/>
-          </w:tcPr>
-          <w:p>
-            <w:pPr>
-              <w:jc w:val="center"/>
-              <w:rPr>
-                <w:rFonts w:cs="Calibri"/>
-                <w:b/>
-              </w:rPr>
-            </w:pPr>
-            <w:r>
-              <w:rPr>
-                <w:rFonts w:cs="Calibri"/>
-                <w:b/>
-              </w:rPr>
-              <w:t>9</w:t>
-            </w:r>
-          </w:p>
-        </w:tc>
-        <w:tc>
-          <w:tcPr>
-            <w:tcW w:w="3698" w:type="dxa"/>
-            <w:gridSpan w:val="2"/>
-            <w:tcMar>
-              <w:top w:w="80" w:type="dxa"/>
-              <w:left w:w="120" w:type="dxa"/>
-              <w:bottom w:w="80" w:type="dxa"/>
-              <w:right w:w="120" w:type="dxa"/>
-            </w:tcMar>
-            <w:vAlign w:val="center"/>
-          </w:tcPr>
-          <w:p>
-            <w:pPr>
-              <w:rPr>
-                <w:rFonts w:cs="Calibri"/>
-              </w:rPr>
-            </w:pPr>
-            <w:r>
-              <w:rPr>
-                <w:rFonts w:cs="Calibri"/>
-              </w:rPr>
-              <w:t>Hidrovitalis + Hidrogênio + ILIB</w:t>
-            </w:r>
-          </w:p>
-        </w:tc>
-        <w:tc>
-          <w:tcPr>
-            <w:tcW w:w="1985" w:type="dxa"/>
-            <w:tcMar>
-              <w:top w:w="80" w:type="dxa"/>
-              <w:left w:w="120" w:type="dxa"/>
-              <w:bottom w:w="80" w:type="dxa"/>
-              <w:right w:w="120" w:type="dxa"/>
-            </w:tcMar>
-            <w:vAlign w:val="center"/>
-          </w:tcPr>
-          <w:p>
-            <w:pPr>
-              <w:jc w:val="center"/>
-              <w:rPr>
-                <w:rFonts w:cs="Calibri"/>
-              </w:rPr>
-            </w:pPr>
-            <w:r>
-              <w:rPr>
-                <w:rFonts w:cs="Calibri"/>
-              </w:rPr>
-              <w:t>__/__/____</w:t>
-            </w:r>
-          </w:p>
-        </w:tc>
-        <w:tc>
-          <w:tcPr>
-            <w:tcW w:w="2813" w:type="dxa"/>
-            <w:tcMar>
-              <w:top w:w="80" w:type="dxa"/>
-              <w:left w:w="120" w:type="dxa"/>
-              <w:bottom w:w="80" w:type="dxa"/>
-              <w:right w:w="120" w:type="dxa"/>
-            </w:tcMar>
-            <w:vAlign w:val="center"/>
-          </w:tcPr>
-          <w:p>
-            <w:pPr>
-              <w:jc w:val="center"/>
-              <w:rPr>
-                <w:rFonts w:cs="Calibri"/>
-              </w:rPr>
-            </w:pPr>
-            <w:r>
-              <w:rPr>
-                <w:rFonts w:cs="Calibri"/>
-              </w:rPr>
-              <w:t>__________________</w:t>
-            </w:r>
-          </w:p>
-        </w:tc>
-      </w:tr>
-      <w:tr>
-        <w:tc>
-          <w:tcPr>
-            <w:tcW w:w="1100" w:type="dxa"/>
-            <w:tcMar>
-              <w:top w:w="80" w:type="dxa"/>
-              <w:left w:w="120" w:type="dxa"/>
-              <w:bottom w:w="80" w:type="dxa"/>
-              <w:right w:w="120" w:type="dxa"/>
-            </w:tcMar>
-            <w:vAlign w:val="center"/>
-          </w:tcPr>
-          <w:p>
-            <w:pPr>
-              <w:jc w:val="center"/>
-              <w:rPr>
-                <w:rFonts w:cs="Calibri"/>
-                <w:b/>
-              </w:rPr>
-            </w:pPr>
-            <w:r>
-              <w:rPr>
-                <w:rFonts w:cs="Calibri"/>
-                <w:b/>
-              </w:rPr>
-              <w:t>9</w:t>
-            </w:r>
-          </w:p>
-        </w:tc>
-        <w:tc>
-          <w:tcPr>
-            <w:tcW w:w="3698" w:type="dxa"/>
-            <w:gridSpan w:val="2"/>
-            <w:tcMar>
-              <w:top w:w="80" w:type="dxa"/>
-              <w:left w:w="120" w:type="dxa"/>
-              <w:bottom w:w="80" w:type="dxa"/>
-              <w:right w:w="120" w:type="dxa"/>
-            </w:tcMar>
-            <w:vAlign w:val="center"/>
-          </w:tcPr>
-          <w:p>
-            <w:pPr>
-              <w:rPr>
-                <w:rFonts w:cs="Calibri"/>
-              </w:rPr>
-            </w:pPr>
-            <w:r>
-              <w:rPr>
-                <w:rFonts w:cs="Calibri"/>
-              </w:rPr>
-              <w:t>RPD - Sangue e Linfa</w:t>
-            </w:r>
-          </w:p>
-        </w:tc>
-        <w:tc>
-          <w:tcPr>
-            <w:tcW w:w="1985" w:type="dxa"/>
-            <w:tcMar>
-              <w:top w:w="80" w:type="dxa"/>
-              <w:left w:w="120" w:type="dxa"/>
-              <w:bottom w:w="80" w:type="dxa"/>
-              <w:right w:w="120" w:type="dxa"/>
-            </w:tcMar>
-            <w:vAlign w:val="center"/>
-          </w:tcPr>
-          <w:p>
-            <w:pPr>
-              <w:jc w:val="center"/>
-              <w:rPr>
-                <w:rFonts w:cs="Calibri"/>
-              </w:rPr>
-            </w:pPr>
-            <w:r>
-              <w:rPr>
-                <w:rFonts w:cs="Calibri"/>
-              </w:rPr>
-              <w:t>__/__/____</w:t>
-            </w:r>
-          </w:p>
-        </w:tc>
-        <w:tc>
-          <w:tcPr>
-            <w:tcW w:w="2813" w:type="dxa"/>
-            <w:tcMar>
-              <w:top w:w="80" w:type="dxa"/>
-              <w:left w:w="120" w:type="dxa"/>
-              <w:bottom w:w="80" w:type="dxa"/>
-              <w:right w:w="120" w:type="dxa"/>
-            </w:tcMar>
-            <w:vAlign w:val="center"/>
-          </w:tcPr>
-          <w:p>
-            <w:pPr>
-              <w:jc w:val="center"/>
-              <w:rPr>
-                <w:rFonts w:cs="Calibri"/>
-              </w:rPr>
-            </w:pPr>
-            <w:r>
-              <w:rPr>
-                <w:rFonts w:cs="Calibri"/>
-              </w:rPr>
-              <w:t>__________________</w:t>
-            </w:r>
-          </w:p>
-        </w:tc>
-      </w:tr>
-      <w:tr>
-        <w:tc>
-          <w:tcPr>
-            <w:tcW w:w="1100" w:type="dxa"/>
-            <w:tcMar>
-              <w:top w:w="80" w:type="dxa"/>
-              <w:left w:w="120" w:type="dxa"/>
-              <w:bottom w:w="80" w:type="dxa"/>
-              <w:right w:w="120" w:type="dxa"/>
-            </w:tcMar>
-            <w:vAlign w:val="center"/>
-          </w:tcPr>
-          <w:p>
-            <w:pPr>
-              <w:jc w:val="center"/>
-              <w:rPr>
-                <w:rFonts w:cs="Calibri"/>
-                <w:b/>
-              </w:rPr>
-            </w:pPr>
-            <w:r>
-              <w:rPr>
-                <w:rFonts w:cs="Calibri"/>
-                <w:b/>
-              </w:rPr>
-              <w:t>9</w:t>
-            </w:r>
-          </w:p>
-        </w:tc>
-        <w:tc>
-          <w:tcPr>
-            <w:tcW w:w="3698" w:type="dxa"/>
-            <w:gridSpan w:val="2"/>
-            <w:tcMar>
-              <w:top w:w="80" w:type="dxa"/>
-              <w:left w:w="120" w:type="dxa"/>
-              <w:bottom w:w="80" w:type="dxa"/>
-              <w:right w:w="120" w:type="dxa"/>
-            </w:tcMar>
-            <w:vAlign w:val="center"/>
-          </w:tcPr>
-          <w:p>
-            <w:pPr>
-              <w:rPr>
-                <w:rFonts w:cs="Calibri"/>
-              </w:rPr>
-            </w:pPr>
-            <w:r>
-              <w:rPr>
-                <w:rFonts w:cs="Calibri"/>
-              </w:rPr>
-              <w:t>Hidrovitalis 7 + Hidrogênio + ILIB</w:t>
-            </w:r>
-          </w:p>
-        </w:tc>
-        <w:tc>
-          <w:tcPr>
-            <w:tcW w:w="1985" w:type="dxa"/>
-            <w:tcMar>
-              <w:top w:w="80" w:type="dxa"/>
-              <w:left w:w="120" w:type="dxa"/>
-              <w:bottom w:w="80" w:type="dxa"/>
-              <w:right w:w="120" w:type="dxa"/>
-            </w:tcMar>
-            <w:vAlign w:val="center"/>
-          </w:tcPr>
-          <w:p>
-            <w:pPr>
-              <w:jc w:val="center"/>
-              <w:rPr>
-                <w:rFonts w:cs="Calibri"/>
-              </w:rPr>
-            </w:pPr>
-            <w:r>
-              <w:rPr>
-                <w:rFonts w:cs="Calibri"/>
-              </w:rPr>
-              <w:t>__/__/____</w:t>
-            </w:r>
-          </w:p>
-        </w:tc>
-        <w:tc>
-          <w:tcPr>
-            <w:tcW w:w="2813" w:type="dxa"/>
-            <w:tcMar>
-              <w:top w:w="80" w:type="dxa"/>
-              <w:left w:w="120" w:type="dxa"/>
-              <w:bottom w:w="80" w:type="dxa"/>
-              <w:right w:w="120" w:type="dxa"/>
-            </w:tcMar>
-            <w:vAlign w:val="center"/>
-          </w:tcPr>
-          <w:p>
-            <w:pPr>
-              <w:jc w:val="center"/>
-              <w:rPr>
-                <w:rFonts w:cs="Calibri"/>
-              </w:rPr>
-            </w:pPr>
-            <w:r>
-              <w:rPr>
-                <w:rFonts w:cs="Calibri"/>
-              </w:rPr>
-              <w:t>__________________</w:t>
-            </w:r>
           </w:p>
         </w:tc>
       </w:tr>
     </w:tbl>
-    <w:p>
-      <w:pPr>
-        <w:pStyle w:val="Heading2"/>
-      </w:pPr>
-      <w:proofErr w:type="spellStart"/>
-      <w:r>
-        <w:t>Sessões</w:t>
-      </w:r>
-      <w:proofErr w:type="spellEnd"/>
-      <w:r>
-        <w:t xml:space="preserve"> do </w:t>
-      </w:r>
-      <w:proofErr w:type="spellStart"/>
-      <w:r>
-        <w:t>protocolo</w:t>
-      </w:r>
-      <w:proofErr w:type="spellEnd"/>
-    </w:p>
+    <w:p/>
     <w:tbl>
       <w:tblPr>
         <w:tblStyle w:val="TableGrid"/>
@@ -5622,7 +6839,7 @@
   <w:style w:type="paragraph" w:default="1" w:styleId="Normal">
     <w:name w:val="Normal"/>
     <w:qFormat/>
-    <w:rsid w:val="00FC693F"/>
+    <w:rsid w:val="00C03BF0"/>
     <w:pPr>
       <w:spacing w:after="160"/>
     </w:pPr>
@@ -16619,6 +17836,34 @@
       </w:tcPr>
     </w:tblStylePr>
   </w:style>
+  <w:style w:type="table" w:customStyle="1" w:styleId="TableGrid1">
+    <w:name w:val="Table Grid1"/>
+    <w:basedOn w:val="TableNormal"/>
+    <w:next w:val="TableGrid"/>
+    <w:uiPriority w:val="39"/>
+    <w:rsid w:val="00C03BF0"/>
+    <w:pPr>
+      <w:spacing w:after="0" w:line="240" w:lineRule="auto"/>
+    </w:pPr>
+    <w:rPr>
+      <w:rFonts w:eastAsiaTheme="minorHAnsi"/>
+      <w:kern w:val="2"/>
+      <w:sz w:val="24"/>
+      <w:szCs w:val="24"/>
+      <w:lang w:val="pt-BR"/>
+      <w14:ligatures w14:val="standardContextual"/>
+    </w:rPr>
+    <w:tblPr>
+      <w:tblBorders>
+        <w:top w:val="single" w:sz="4" w:space="0" w:color="auto"/>
+        <w:left w:val="single" w:sz="4" w:space="0" w:color="auto"/>
+        <w:bottom w:val="single" w:sz="4" w:space="0" w:color="auto"/>
+        <w:right w:val="single" w:sz="4" w:space="0" w:color="auto"/>
+        <w:insideH w:val="single" w:sz="4" w:space="0" w:color="auto"/>
+        <w:insideV w:val="single" w:sz="4" w:space="0" w:color="auto"/>
+      </w:tblBorders>
+    </w:tblPr>
+  </w:style>
 </w:styles>
 </file>
 

--- a/src/assets/control/template_controle.docx
+++ b/src/assets/control/template_controle.docx
@@ -1,11 +1,13 @@
 
 <file path=word/document.xml><?xml version="1.0" encoding="utf-8"?>
-<w:document xmlns:wpc="http://schemas.microsoft.com/office/word/2010/wordprocessingCanvas" xmlns:cx="http://schemas.microsoft.com/office/drawing/2014/chartex" xmlns:cx1="http://schemas.microsoft.com/office/drawing/2015/9/8/chartex" xmlns:cx2="http://schemas.microsoft.com/office/drawing/2015/10/21/chartex" xmlns:cx3="http://schemas.microsoft.com/office/drawing/2016/5/9/chartex" xmlns:cx4="http://schemas.microsoft.com/office/drawing/2016/5/10/chartex" xmlns:cx5="http://schemas.microsoft.com/office/drawing/2016/5/11/chartex" xmlns:cx6="http://schemas.microsoft.com/office/drawing/2016/5/12/chartex" xmlns:cx7="http://schemas.microsoft.com/office/drawing/2016/5/13/chartex" xmlns:cx8="http://schemas.microsoft.com/office/drawing/2016/5/14/chartex" xmlns:mc="http://schemas.openxmlformats.org/markup-compatibility/2006" xmlns:aink="http://schemas.microsoft.com/office/drawing/2016/ink" xmlns:am3d="http://schemas.microsoft.com/office/drawing/2017/model3d" xmlns:o="urn:schemas-microsoft-com:office:office" xmlns:oel="http://schemas.microsoft.com/office/2019/extlst" xmlns:r="http://schemas.openxmlformats.org/officeDocument/2006/relationships" xmlns:m="http://schemas.openxmlformats.org/officeDocument/2006/math" xmlns:v="urn:schemas-microsoft-com:vml" xmlns:wp14="http://schemas.microsoft.com/office/word/2010/wordprocessingDrawing" xmlns:wp="http://schemas.openxmlformats.org/drawingml/2006/wordprocessingDrawing" xmlns:w10="urn:schemas-microsoft-com:office:word" xmlns:w="http://schemas.openxmlformats.org/wordprocessingml/2006/main" xmlns:w14="http://schemas.microsoft.com/office/word/2010/wordml" xmlns:w15="http://schemas.microsoft.com/office/word/2012/wordml" xmlns:w16cex="http://schemas.microsoft.com/office/word/2018/wordml/cex" xmlns:w16cid="http://schemas.microsoft.com/office/word/2016/wordml/cid" xmlns:w16="http://schemas.microsoft.com/office/word/2018/wordml" xmlns:w16du="http://schemas.microsoft.com/office/word/2023/wordml/word16du" xmlns:w16sdtdh="http://schemas.microsoft.com/office/word/2020/wordml/sdtdatahash" xmlns:w16sdtfl="http://schemas.microsoft.com/office/word/2024/wordml/sdtformatlock" xmlns:w16se="http://schemas.microsoft.com/office/word/2015/wordml/symex" xmlns:wpg="http://schemas.microsoft.com/office/word/2010/wordprocessingGroup" xmlns:wpi="http://schemas.microsoft.com/office/word/2010/wordprocessingInk" xmlns:wne="http://schemas.microsoft.com/office/word/2006/wordml" xmlns:wps="http://schemas.microsoft.com/office/word/2010/wordprocessingShape" mc:Ignorable="w14 w15 w16se w16cid w16 w16cex w16sdtdh w16sdtfl w16du wp14">
+<w:document xmlns:wpc="http://schemas.microsoft.com/office/word/2010/wordprocessingCanvas" xmlns:cx="http://schemas.microsoft.com/office/drawing/2014/chartex" xmlns:cx1="http://schemas.microsoft.com/office/drawing/2015/9/8/chartex" xmlns:cx2="http://schemas.microsoft.com/office/drawing/2015/10/21/chartex" xmlns:cx3="http://schemas.microsoft.com/office/drawing/2016/5/9/chartex" xmlns:cx4="http://schemas.microsoft.com/office/drawing/2016/5/10/chartex" xmlns:cx5="http://schemas.microsoft.com/office/drawing/2016/5/11/chartex" xmlns:cx6="http://schemas.microsoft.com/office/drawing/2016/5/12/chartex" xmlns:cx7="http://schemas.microsoft.com/office/drawing/2016/5/13/chartex" xmlns:cx8="http://schemas.microsoft.com/office/drawing/2016/5/14/chartex" xmlns:mc="http://schemas.openxmlformats.org/markup-compatibility/2006" xmlns:m="http://schemas.openxmlformats.org/officeDocument/2006/math" xmlns:aink="http://schemas.microsoft.com/office/drawing/2016/ink" xmlns:am3d="http://schemas.microsoft.com/office/drawing/2017/model3d" xmlns:oel="http://schemas.microsoft.com/office/2019/extlst" xmlns:r="http://schemas.openxmlformats.org/officeDocument/2006/relationships" xmlns:wp14="http://schemas.microsoft.com/office/word/2010/wordprocessingDrawing" xmlns:wp="http://schemas.openxmlformats.org/drawingml/2006/wordprocessingDrawing" xmlns:wpg="http://schemas.microsoft.com/office/word/2010/wordprocessingGroup" xmlns:wpi="http://schemas.microsoft.com/office/word/2010/wordprocessingInk" xmlns:wps="http://schemas.microsoft.com/office/word/2010/wordprocessingShape" xmlns:o="urn:schemas-microsoft-com:office:office" xmlns:v="urn:schemas-microsoft-com:vml" xmlns:w10="urn:schemas-microsoft-com:office:word" xmlns:w="http://schemas.openxmlformats.org/wordprocessingml/2006/main" xmlns:w14="http://schemas.microsoft.com/office/word/2010/wordml" xmlns:w15="http://schemas.microsoft.com/office/word/2012/wordml" xmlns:w16cex="http://schemas.microsoft.com/office/word/2018/wordml/cex" xmlns:w16cid="http://schemas.microsoft.com/office/word/2016/wordml/cid" xmlns:w16="http://schemas.microsoft.com/office/word/2018/wordml" xmlns:w16sdtdh="http://schemas.microsoft.com/office/word/2020/wordml/sdtdatahash" xmlns:w16sdtfl="http://schemas.microsoft.com/office/word/2024/wordml/sdtformatlock" xmlns:w16se="http://schemas.microsoft.com/office/word/2015/wordml/symex" xmlns:w16du="http://schemas.microsoft.com/office/word/2023/wordml/word16du" xmlns:wne="http://schemas.microsoft.com/office/word/2006/wordml" mc:Ignorable="w14 w15 w16se w16cid w16 w16cex w16sdtdh w16sdtfl w16du wp14">
   <w:body>
     <w:p/>
     <w:tbl>
       <w:tblPr>
         <w:tblStyle w:val="TableGrid"/>
+        <w:tblpPr w:leftFromText="180" w:rightFromText="180" w:vertAnchor="text" w:tblpXSpec="center" w:tblpY="1"/>
+        <w:tblOverlap w:val="never"/>
         <w:tblW w:w="9596" w:type="dxa"/>
         <w:tblLayout w:type="fixed"/>
         <w:tblLook w:val="04A0" w:firstRow="1" w:lastRow="0" w:firstColumn="1" w:lastColumn="0" w:noHBand="0" w:noVBand="1"/>
@@ -23,7 +25,7 @@
             <w:tcW w:w="2814" w:type="dxa"/>
             <w:gridSpan w:val="2"/>
             <w:tcBorders>
-              <w:right w:val="single" w:sz="4" w:space="0" w:color="DBE5F1" w:themeColor="accent1" w:themeTint="33"/>
+              <w:right w:val="single" w:sz="4" w:space="0" w:color="FFFFFF" w:themeColor="background1"/>
             </w:tcBorders>
             <w:shd w:val="clear" w:color="auto" w:fill="FFFFFF" w:themeFill="background1"/>
             <w:tcMar>
@@ -38,7 +40,6 @@
             <w:pPr>
               <w:spacing w:after="0"/>
               <w:contextualSpacing/>
-              <w:jc w:val="center"/>
               <w:rPr>
                 <w:rFonts w:cs="Calibri"/>
                 <w:sz w:val="14"/>
@@ -104,7 +105,7 @@
             <w:tcW w:w="6782" w:type="dxa"/>
             <w:gridSpan w:val="3"/>
             <w:tcBorders>
-              <w:left w:val="single" w:sz="4" w:space="0" w:color="DBE5F1" w:themeColor="accent1" w:themeTint="33"/>
+              <w:left w:val="single" w:sz="4" w:space="0" w:color="FFFFFF" w:themeColor="background1"/>
             </w:tcBorders>
             <w:shd w:val="clear" w:color="auto" w:fill="FFFFFF" w:themeFill="background1"/>
             <w:tcMar>
@@ -119,7 +120,6 @@
             <w:pPr>
               <w:spacing w:after="0"/>
               <w:contextualSpacing/>
-              <w:jc w:val="center"/>
               <w:rPr>
                 <w:rFonts w:cs="Calibri"/>
                 <w:sz w:val="24"/>
@@ -205,7 +205,6 @@
             <w:pPr>
               <w:spacing w:after="0"/>
               <w:contextualSpacing/>
-              <w:jc w:val="center"/>
               <w:rPr>
                 <w:rFonts w:cs="Calibri"/>
                 <w:b/>
@@ -226,7 +225,6 @@
               <w:bottom w:w="80" w:type="dxa"/>
               <w:right w:w="120" w:type="dxa"/>
             </w:tcMar>
-            <w:vAlign w:val="center"/>
           </w:tcPr>
           <w:p>
             <w:pPr>
@@ -260,7 +258,6 @@
               <w:bottom w:w="80" w:type="dxa"/>
               <w:right w:w="120" w:type="dxa"/>
             </w:tcMar>
-            <w:vAlign w:val="center"/>
           </w:tcPr>
           <w:p>
             <w:pPr>
@@ -294,7 +291,6 @@
               <w:bottom w:w="80" w:type="dxa"/>
               <w:right w:w="120" w:type="dxa"/>
             </w:tcMar>
-            <w:vAlign w:val="center"/>
           </w:tcPr>
           <w:p>
             <w:pPr>
@@ -3717,6 +3713,7 @@
             <w:pPr>
               <w:spacing w:after="0"/>
               <w:contextualSpacing/>
+              <w:jc w:val="center"/>
               <w:rPr>
                 <w:sz w:val="14"/>
                 <w:szCs w:val="14"/>
@@ -5116,13 +5113,18 @@
         </w:tc>
       </w:tr>
       <w:tr>
+        <w:trPr>
+          <w:trHeight w:val="50"/>
+        </w:trPr>
         <w:tc>
           <w:tcPr>
             <w:tcW w:w="1100" w:type="dxa"/>
+            <w:vAlign w:val="center"/>
           </w:tcPr>
           <w:p>
             <w:pPr>
               <w:spacing w:after="0"/>
+              <w:jc w:val="center"/>
               <w:rPr>
                 <w:sz w:val="14"/>
                 <w:szCs w:val="14"/>
@@ -5141,6 +5143,7 @@
           <w:tcPr>
             <w:tcW w:w="3698" w:type="dxa"/>
             <w:gridSpan w:val="2"/>
+            <w:vAlign w:val="center"/>
           </w:tcPr>
           <w:p>
             <w:pPr>
@@ -5155,10 +5158,12 @@
         <w:tc>
           <w:tcPr>
             <w:tcW w:w="1985" w:type="dxa"/>
+            <w:vAlign w:val="center"/>
           </w:tcPr>
           <w:p>
             <w:pPr>
               <w:spacing w:after="0"/>
+              <w:jc w:val="center"/>
               <w:rPr>
                 <w:sz w:val="14"/>
                 <w:szCs w:val="14"/>
@@ -5169,10 +5174,12 @@
         <w:tc>
           <w:tcPr>
             <w:tcW w:w="2813" w:type="dxa"/>
+            <w:vAlign w:val="center"/>
           </w:tcPr>
           <w:p>
             <w:pPr>
               <w:spacing w:after="0"/>
+              <w:jc w:val="center"/>
               <w:rPr>
                 <w:sz w:val="14"/>
                 <w:szCs w:val="14"/>
@@ -5189,10 +5196,12 @@
           <w:tcPr>
             <w:tcW w:w="1100" w:type="dxa"/>
             <w:vMerge w:val="restart"/>
+            <w:vAlign w:val="center"/>
           </w:tcPr>
           <w:p>
             <w:pPr>
               <w:spacing w:after="0"/>
+              <w:contextualSpacing/>
               <w:jc w:val="center"/>
               <w:rPr>
                 <w:b/>
@@ -5247,6 +5256,7 @@
           <w:tcPr>
             <w:tcW w:w="3698" w:type="dxa"/>
             <w:gridSpan w:val="2"/>
+            <w:vAlign w:val="center"/>
           </w:tcPr>
           <w:p>
             <w:pPr>
@@ -5256,27 +5266,19 @@
                 <w:szCs w:val="14"/>
               </w:rPr>
             </w:pPr>
-            <w:proofErr w:type="gramStart"/>
-            <w:r>
-              <w:rPr>
-                <w:sz w:val="14"/>
-                <w:szCs w:val="14"/>
-              </w:rPr>
-              <w:t>{{ r</w:t>
-            </w:r>
-            <w:proofErr w:type="gramEnd"/>
-            <w:r>
-              <w:rPr>
-                <w:sz w:val="14"/>
-                <w:szCs w:val="14"/>
-              </w:rPr>
-              <w:t>.name }}</w:t>
+            <w:r>
+              <w:rPr>
+                <w:sz w:val="14"/>
+                <w:szCs w:val="14"/>
+              </w:rPr>
+              <w:t>{{ r.name }}</w:t>
             </w:r>
           </w:p>
         </w:tc>
         <w:tc>
           <w:tcPr>
             <w:tcW w:w="1985" w:type="dxa"/>
+            <w:vAlign w:val="center"/>
           </w:tcPr>
           <w:p>
             <w:pPr>
@@ -5324,6 +5326,7 @@
         <w:tc>
           <w:tcPr>
             <w:tcW w:w="2813" w:type="dxa"/>
+            <w:vAlign w:val="center"/>
           </w:tcPr>
           <w:p>
             <w:pPr>
@@ -5370,14 +5373,19 @@
         </w:tc>
       </w:tr>
       <w:tr>
+        <w:trPr>
+          <w:trHeight w:val="351"/>
+        </w:trPr>
         <w:tc>
           <w:tcPr>
             <w:tcW w:w="1100" w:type="dxa"/>
             <w:vMerge/>
+            <w:vAlign w:val="center"/>
           </w:tcPr>
           <w:p>
             <w:pPr>
               <w:spacing w:after="0"/>
+              <w:jc w:val="center"/>
               <w:rPr>
                 <w:sz w:val="14"/>
                 <w:szCs w:val="14"/>
@@ -5389,6 +5397,7 @@
           <w:tcPr>
             <w:tcW w:w="3698" w:type="dxa"/>
             <w:gridSpan w:val="2"/>
+            <w:vAlign w:val="center"/>
           </w:tcPr>
           <w:p>
             <w:pPr>
@@ -5410,6 +5419,7 @@
         <w:tc>
           <w:tcPr>
             <w:tcW w:w="1985" w:type="dxa"/>
+            <w:vAlign w:val="center"/>
           </w:tcPr>
           <w:p>
             <w:pPr>
@@ -5457,6 +5467,7 @@
         <w:tc>
           <w:tcPr>
             <w:tcW w:w="2813" w:type="dxa"/>
+            <w:vAlign w:val="center"/>
           </w:tcPr>
           <w:p>
             <w:pPr>
@@ -5503,13 +5514,18 @@
         </w:tc>
       </w:tr>
       <w:tr>
+        <w:trPr>
+          <w:trHeight w:val="311"/>
+        </w:trPr>
         <w:tc>
           <w:tcPr>
             <w:tcW w:w="1100" w:type="dxa"/>
+            <w:vAlign w:val="center"/>
           </w:tcPr>
           <w:p>
             <w:pPr>
               <w:spacing w:after="0"/>
+              <w:jc w:val="center"/>
               <w:rPr>
                 <w:sz w:val="14"/>
                 <w:szCs w:val="14"/>
@@ -5544,6 +5560,7 @@
           <w:tcPr>
             <w:tcW w:w="3698" w:type="dxa"/>
             <w:gridSpan w:val="2"/>
+            <w:vAlign w:val="center"/>
           </w:tcPr>
           <w:p>
             <w:pPr>
@@ -5558,10 +5575,12 @@
         <w:tc>
           <w:tcPr>
             <w:tcW w:w="1985" w:type="dxa"/>
+            <w:vAlign w:val="center"/>
           </w:tcPr>
           <w:p>
             <w:pPr>
               <w:spacing w:after="0"/>
+              <w:jc w:val="center"/>
               <w:rPr>
                 <w:sz w:val="14"/>
                 <w:szCs w:val="14"/>
@@ -5572,346 +5591,18 @@
         <w:tc>
           <w:tcPr>
             <w:tcW w:w="2813" w:type="dxa"/>
+            <w:vAlign w:val="center"/>
           </w:tcPr>
           <w:p>
             <w:pPr>
               <w:spacing w:after="0"/>
+              <w:jc w:val="center"/>
               <w:rPr>
                 <w:sz w:val="14"/>
                 <w:szCs w:val="14"/>
               </w:rPr>
             </w:pPr>
           </w:p>
-        </w:tc>
-      </w:tr>
-    </w:tbl>
-    <w:p/>
-    <w:tbl>
-      <w:tblPr>
-        <w:tblStyle w:val="TableGrid"/>
-        <w:tblW w:w="9618" w:type="dxa"/>
-        <w:tblLayout w:type="fixed"/>
-        <w:tblLook w:val="04A0" w:firstRow="1" w:lastRow="0" w:firstColumn="1" w:lastColumn="0" w:noHBand="0" w:noVBand="1"/>
-      </w:tblPr>
-      <w:tblGrid>
-        <w:gridCol w:w="1100"/>
-        <w:gridCol w:w="3960"/>
-        <w:gridCol w:w="1700"/>
-        <w:gridCol w:w="2858"/>
-      </w:tblGrid>
-      <w:tr>
-        <w:tc>
-          <w:tcPr>
-            <w:tcW w:w="1100" w:type="dxa"/>
-            <w:shd w:val="clear" w:color="auto" w:fill="E8EEF5"/>
-            <w:tcMar>
-              <w:top w:w="80" w:type="dxa"/>
-              <w:left w:w="120" w:type="dxa"/>
-              <w:bottom w:w="80" w:type="dxa"/>
-              <w:right w:w="120" w:type="dxa"/>
-            </w:tcMar>
-            <w:vAlign w:val="center"/>
-          </w:tcPr>
-          <w:p>
-            <w:pPr>
-              <w:jc w:val="center"/>
-            </w:pPr>
-            <w:r>
-              <w:rPr>
-                <w:b/>
-              </w:rPr>
-              <w:t>Semana</w:t>
-            </w:r>
-          </w:p>
-        </w:tc>
-        <w:tc>
-          <w:tcPr>
-            <w:tcW w:w="3960" w:type="dxa"/>
-            <w:shd w:val="clear" w:color="auto" w:fill="E8EEF5"/>
-            <w:tcMar>
-              <w:top w:w="80" w:type="dxa"/>
-              <w:left w:w="120" w:type="dxa"/>
-              <w:bottom w:w="80" w:type="dxa"/>
-              <w:right w:w="120" w:type="dxa"/>
-            </w:tcMar>
-            <w:vAlign w:val="center"/>
-          </w:tcPr>
-          <w:p>
-            <w:pPr>
-              <w:jc w:val="center"/>
-            </w:pPr>
-            <w:r>
-              <w:rPr>
-                <w:b/>
-              </w:rPr>
-              <w:t>Sessão</w:t>
-            </w:r>
-          </w:p>
-        </w:tc>
-        <w:tc>
-          <w:tcPr>
-            <w:tcW w:w="1700" w:type="dxa"/>
-            <w:shd w:val="clear" w:color="auto" w:fill="E8EEF5"/>
-            <w:tcMar>
-              <w:top w:w="80" w:type="dxa"/>
-              <w:left w:w="120" w:type="dxa"/>
-              <w:bottom w:w="80" w:type="dxa"/>
-              <w:right w:w="120" w:type="dxa"/>
-            </w:tcMar>
-            <w:vAlign w:val="center"/>
-          </w:tcPr>
-          <w:p>
-            <w:pPr>
-              <w:jc w:val="center"/>
-            </w:pPr>
-            <w:r>
-              <w:rPr>
-                <w:b/>
-              </w:rPr>
-              <w:t>Data</w:t>
-            </w:r>
-          </w:p>
-        </w:tc>
-        <w:tc>
-          <w:tcPr>
-            <w:tcW w:w="2858" w:type="dxa"/>
-            <w:shd w:val="clear" w:color="auto" w:fill="E8EEF5"/>
-            <w:tcMar>
-              <w:top w:w="80" w:type="dxa"/>
-              <w:left w:w="120" w:type="dxa"/>
-              <w:bottom w:w="80" w:type="dxa"/>
-              <w:right w:w="120" w:type="dxa"/>
-            </w:tcMar>
-            <w:vAlign w:val="center"/>
-          </w:tcPr>
-          <w:p>
-            <w:pPr>
-              <w:jc w:val="center"/>
-            </w:pPr>
-            <w:r>
-              <w:rPr>
-                <w:b/>
-              </w:rPr>
-              <w:t>Assinatura</w:t>
-            </w:r>
-          </w:p>
-        </w:tc>
-      </w:tr>
-      <w:tr>
-        <w:tc>
-          <w:tcPr>
-            <w:tcW w:w="1100" w:type="dxa"/>
-            <w:tcMar>
-              <w:top w:w="80" w:type="dxa"/>
-              <w:left w:w="120" w:type="dxa"/>
-              <w:bottom w:w="80" w:type="dxa"/>
-              <w:right w:w="120" w:type="dxa"/>
-            </w:tcMar>
-            <w:vAlign w:val="center"/>
-          </w:tcPr>
-          <w:p>
-            <w:r>
-              <w:t>{%tr for r in control %}</w:t>
-            </w:r>
-          </w:p>
-        </w:tc>
-        <w:tc>
-          <w:tcPr>
-            <w:tcW w:w="3960" w:type="dxa"/>
-            <w:tcMar>
-              <w:top w:w="80" w:type="dxa"/>
-              <w:left w:w="120" w:type="dxa"/>
-              <w:bottom w:w="80" w:type="dxa"/>
-              <w:right w:w="120" w:type="dxa"/>
-            </w:tcMar>
-            <w:vAlign w:val="center"/>
-          </w:tcPr>
-          <w:p/>
-        </w:tc>
-        <w:tc>
-          <w:tcPr>
-            <w:tcW w:w="1700" w:type="dxa"/>
-            <w:tcMar>
-              <w:top w:w="80" w:type="dxa"/>
-              <w:left w:w="120" w:type="dxa"/>
-              <w:bottom w:w="80" w:type="dxa"/>
-              <w:right w:w="120" w:type="dxa"/>
-            </w:tcMar>
-            <w:vAlign w:val="center"/>
-          </w:tcPr>
-          <w:p/>
-        </w:tc>
-        <w:tc>
-          <w:tcPr>
-            <w:tcW w:w="2858" w:type="dxa"/>
-            <w:tcMar>
-              <w:top w:w="80" w:type="dxa"/>
-              <w:left w:w="120" w:type="dxa"/>
-              <w:bottom w:w="80" w:type="dxa"/>
-              <w:right w:w="120" w:type="dxa"/>
-            </w:tcMar>
-            <w:vAlign w:val="center"/>
-          </w:tcPr>
-          <w:p/>
-        </w:tc>
-      </w:tr>
-      <w:tr>
-        <w:tc>
-          <w:tcPr>
-            <w:tcW w:w="1100" w:type="dxa"/>
-            <w:tcMar>
-              <w:top w:w="80" w:type="dxa"/>
-              <w:left w:w="120" w:type="dxa"/>
-              <w:bottom w:w="80" w:type="dxa"/>
-              <w:right w:w="120" w:type="dxa"/>
-            </w:tcMar>
-            <w:vAlign w:val="center"/>
-          </w:tcPr>
-          <w:p>
-            <w:pPr>
-              <w:jc w:val="center"/>
-              <w:rPr>
-                <w:b/>
-                <w:bCs/>
-              </w:rPr>
-            </w:pPr>
-            <w:proofErr w:type="gramStart"/>
-            <w:r>
-              <w:rPr>
-                <w:b/>
-                <w:bCs/>
-              </w:rPr>
-              <w:t>{{ r</w:t>
-            </w:r>
-            <w:proofErr w:type="gramEnd"/>
-            <w:r>
-              <w:rPr>
-                <w:b/>
-                <w:bCs/>
-              </w:rPr>
-              <w:t>.week }}</w:t>
-            </w:r>
-          </w:p>
-        </w:tc>
-        <w:tc>
-          <w:tcPr>
-            <w:tcW w:w="3960" w:type="dxa"/>
-            <w:tcMar>
-              <w:top w:w="80" w:type="dxa"/>
-              <w:left w:w="120" w:type="dxa"/>
-              <w:bottom w:w="80" w:type="dxa"/>
-              <w:right w:w="120" w:type="dxa"/>
-            </w:tcMar>
-            <w:vAlign w:val="center"/>
-          </w:tcPr>
-          <w:p>
-            <w:proofErr w:type="gramStart"/>
-            <w:r>
-              <w:t>{{ r</w:t>
-            </w:r>
-            <w:proofErr w:type="gramEnd"/>
-            <w:r>
-              <w:t>.name }}</w:t>
-            </w:r>
-          </w:p>
-        </w:tc>
-        <w:tc>
-          <w:tcPr>
-            <w:tcW w:w="1700" w:type="dxa"/>
-            <w:tcMar>
-              <w:top w:w="80" w:type="dxa"/>
-              <w:left w:w="120" w:type="dxa"/>
-              <w:bottom w:w="80" w:type="dxa"/>
-              <w:right w:w="120" w:type="dxa"/>
-            </w:tcMar>
-            <w:vAlign w:val="center"/>
-          </w:tcPr>
-          <w:p>
-            <w:pPr>
-              <w:jc w:val="center"/>
-            </w:pPr>
-            <w:r>
-              <w:t>{{ r.date_placeholder }}</w:t>
-            </w:r>
-          </w:p>
-        </w:tc>
-        <w:tc>
-          <w:tcPr>
-            <w:tcW w:w="2858" w:type="dxa"/>
-            <w:tcMar>
-              <w:top w:w="80" w:type="dxa"/>
-              <w:left w:w="120" w:type="dxa"/>
-              <w:bottom w:w="80" w:type="dxa"/>
-              <w:right w:w="120" w:type="dxa"/>
-            </w:tcMar>
-            <w:vAlign w:val="center"/>
-          </w:tcPr>
-          <w:p>
-            <w:pPr>
-              <w:jc w:val="center"/>
-            </w:pPr>
-            <w:r>
-              <w:t>{{ r.signature_placeholder }}</w:t>
-            </w:r>
-          </w:p>
-        </w:tc>
-      </w:tr>
-      <w:tr>
-        <w:tc>
-          <w:tcPr>
-            <w:tcW w:w="1100" w:type="dxa"/>
-            <w:tcMar>
-              <w:top w:w="80" w:type="dxa"/>
-              <w:left w:w="120" w:type="dxa"/>
-              <w:bottom w:w="80" w:type="dxa"/>
-              <w:right w:w="120" w:type="dxa"/>
-            </w:tcMar>
-            <w:vAlign w:val="center"/>
-          </w:tcPr>
-          <w:p>
-            <w:r>
-              <w:t>{%tr endfor %}</w:t>
-            </w:r>
-          </w:p>
-        </w:tc>
-        <w:tc>
-          <w:tcPr>
-            <w:tcW w:w="3960" w:type="dxa"/>
-            <w:tcMar>
-              <w:top w:w="80" w:type="dxa"/>
-              <w:left w:w="120" w:type="dxa"/>
-              <w:bottom w:w="80" w:type="dxa"/>
-              <w:right w:w="120" w:type="dxa"/>
-            </w:tcMar>
-            <w:vAlign w:val="center"/>
-          </w:tcPr>
-          <w:p/>
-        </w:tc>
-        <w:tc>
-          <w:tcPr>
-            <w:tcW w:w="1700" w:type="dxa"/>
-            <w:tcMar>
-              <w:top w:w="80" w:type="dxa"/>
-              <w:left w:w="120" w:type="dxa"/>
-              <w:bottom w:w="80" w:type="dxa"/>
-              <w:right w:w="120" w:type="dxa"/>
-            </w:tcMar>
-            <w:vAlign w:val="center"/>
-          </w:tcPr>
-          <w:p/>
-        </w:tc>
-        <w:tc>
-          <w:tcPr>
-            <w:tcW w:w="2858" w:type="dxa"/>
-            <w:tcMar>
-              <w:top w:w="80" w:type="dxa"/>
-              <w:left w:w="120" w:type="dxa"/>
-              <w:bottom w:w="80" w:type="dxa"/>
-              <w:right w:w="120" w:type="dxa"/>
-            </w:tcMar>
-            <w:vAlign w:val="center"/>
-          </w:tcPr>
-          <w:p/>
         </w:tc>
       </w:tr>
     </w:tbl>
@@ -6041,7 +5732,6 @@
       </w:pPr>
       <w:proofErr w:type="spellStart"/>
       <w:r>
-        <w:lastRenderedPageBreak/>
         <w:t>Metais</w:t>
       </w:r>
       <w:proofErr w:type="spellEnd"/>
@@ -6178,7 +5868,7 @@
 </file>
 
 <file path=word/endnotes.xml><?xml version="1.0" encoding="utf-8"?>
-<w:endnotes xmlns:wpc="http://schemas.microsoft.com/office/word/2010/wordprocessingCanvas" xmlns:cx="http://schemas.microsoft.com/office/drawing/2014/chartex" xmlns:cx1="http://schemas.microsoft.com/office/drawing/2015/9/8/chartex" xmlns:cx2="http://schemas.microsoft.com/office/drawing/2015/10/21/chartex" xmlns:cx3="http://schemas.microsoft.com/office/drawing/2016/5/9/chartex" xmlns:cx4="http://schemas.microsoft.com/office/drawing/2016/5/10/chartex" xmlns:cx5="http://schemas.microsoft.com/office/drawing/2016/5/11/chartex" xmlns:cx6="http://schemas.microsoft.com/office/drawing/2016/5/12/chartex" xmlns:cx7="http://schemas.microsoft.com/office/drawing/2016/5/13/chartex" xmlns:cx8="http://schemas.microsoft.com/office/drawing/2016/5/14/chartex" xmlns:mc="http://schemas.openxmlformats.org/markup-compatibility/2006" xmlns:aink="http://schemas.microsoft.com/office/drawing/2016/ink" xmlns:am3d="http://schemas.microsoft.com/office/drawing/2017/model3d" xmlns:o="urn:schemas-microsoft-com:office:office" xmlns:oel="http://schemas.microsoft.com/office/2019/extlst" xmlns:r="http://schemas.openxmlformats.org/officeDocument/2006/relationships" xmlns:m="http://schemas.openxmlformats.org/officeDocument/2006/math" xmlns:v="urn:schemas-microsoft-com:vml" xmlns:wp14="http://schemas.microsoft.com/office/word/2010/wordprocessingDrawing" xmlns:wp="http://schemas.openxmlformats.org/drawingml/2006/wordprocessingDrawing" xmlns:w10="urn:schemas-microsoft-com:office:word" xmlns:w="http://schemas.openxmlformats.org/wordprocessingml/2006/main" xmlns:w14="http://schemas.microsoft.com/office/word/2010/wordml" xmlns:w15="http://schemas.microsoft.com/office/word/2012/wordml" xmlns:w16cex="http://schemas.microsoft.com/office/word/2018/wordml/cex" xmlns:w16cid="http://schemas.microsoft.com/office/word/2016/wordml/cid" xmlns:w16="http://schemas.microsoft.com/office/word/2018/wordml" xmlns:w16du="http://schemas.microsoft.com/office/word/2023/wordml/word16du" xmlns:w16sdtdh="http://schemas.microsoft.com/office/word/2020/wordml/sdtdatahash" xmlns:w16sdtfl="http://schemas.microsoft.com/office/word/2024/wordml/sdtformatlock" xmlns:w16se="http://schemas.microsoft.com/office/word/2015/wordml/symex" xmlns:wpg="http://schemas.microsoft.com/office/word/2010/wordprocessingGroup" xmlns:wpi="http://schemas.microsoft.com/office/word/2010/wordprocessingInk" xmlns:wne="http://schemas.microsoft.com/office/word/2006/wordml" xmlns:wps="http://schemas.microsoft.com/office/word/2010/wordprocessingShape" mc:Ignorable="w14 w15 w16se w16cid w16 w16cex w16sdtdh w16sdtfl w16du wp14">
+<w:endnotes xmlns:wpc="http://schemas.microsoft.com/office/word/2010/wordprocessingCanvas" xmlns:cx="http://schemas.microsoft.com/office/drawing/2014/chartex" xmlns:cx1="http://schemas.microsoft.com/office/drawing/2015/9/8/chartex" xmlns:cx2="http://schemas.microsoft.com/office/drawing/2015/10/21/chartex" xmlns:cx3="http://schemas.microsoft.com/office/drawing/2016/5/9/chartex" xmlns:cx4="http://schemas.microsoft.com/office/drawing/2016/5/10/chartex" xmlns:cx5="http://schemas.microsoft.com/office/drawing/2016/5/11/chartex" xmlns:cx6="http://schemas.microsoft.com/office/drawing/2016/5/12/chartex" xmlns:cx7="http://schemas.microsoft.com/office/drawing/2016/5/13/chartex" xmlns:cx8="http://schemas.microsoft.com/office/drawing/2016/5/14/chartex" xmlns:mc="http://schemas.openxmlformats.org/markup-compatibility/2006" xmlns:m="http://schemas.openxmlformats.org/officeDocument/2006/math" xmlns:aink="http://schemas.microsoft.com/office/drawing/2016/ink" xmlns:am3d="http://schemas.microsoft.com/office/drawing/2017/model3d" xmlns:oel="http://schemas.microsoft.com/office/2019/extlst" xmlns:r="http://schemas.openxmlformats.org/officeDocument/2006/relationships" xmlns:wp14="http://schemas.microsoft.com/office/word/2010/wordprocessingDrawing" xmlns:wp="http://schemas.openxmlformats.org/drawingml/2006/wordprocessingDrawing" xmlns:wpg="http://schemas.microsoft.com/office/word/2010/wordprocessingGroup" xmlns:wpi="http://schemas.microsoft.com/office/word/2010/wordprocessingInk" xmlns:wps="http://schemas.microsoft.com/office/word/2010/wordprocessingShape" xmlns:o="urn:schemas-microsoft-com:office:office" xmlns:v="urn:schemas-microsoft-com:vml" xmlns:w10="urn:schemas-microsoft-com:office:word" xmlns:w="http://schemas.openxmlformats.org/wordprocessingml/2006/main" xmlns:w14="http://schemas.microsoft.com/office/word/2010/wordml" xmlns:w15="http://schemas.microsoft.com/office/word/2012/wordml" xmlns:w16cex="http://schemas.microsoft.com/office/word/2018/wordml/cex" xmlns:w16cid="http://schemas.microsoft.com/office/word/2016/wordml/cid" xmlns:w16="http://schemas.microsoft.com/office/word/2018/wordml" xmlns:w16sdtdh="http://schemas.microsoft.com/office/word/2020/wordml/sdtdatahash" xmlns:w16sdtfl="http://schemas.microsoft.com/office/word/2024/wordml/sdtformatlock" xmlns:w16se="http://schemas.microsoft.com/office/word/2015/wordml/symex" xmlns:w16du="http://schemas.microsoft.com/office/word/2023/wordml/word16du" xmlns:wne="http://schemas.microsoft.com/office/word/2006/wordml" mc:Ignorable="w14 w15 w16se w16cid w16 w16cex w16sdtdh w16sdtfl w16du wp14">
   <w:endnote w:type="separator" w:id="-1">
     <w:p>
       <w:pPr>
@@ -6203,7 +5893,7 @@
 </file>
 
 <file path=word/footer1.xml><?xml version="1.0" encoding="utf-8"?>
-<w:ftr xmlns:wpc="http://schemas.microsoft.com/office/word/2010/wordprocessingCanvas" xmlns:cx="http://schemas.microsoft.com/office/drawing/2014/chartex" xmlns:cx1="http://schemas.microsoft.com/office/drawing/2015/9/8/chartex" xmlns:cx2="http://schemas.microsoft.com/office/drawing/2015/10/21/chartex" xmlns:cx3="http://schemas.microsoft.com/office/drawing/2016/5/9/chartex" xmlns:cx4="http://schemas.microsoft.com/office/drawing/2016/5/10/chartex" xmlns:cx5="http://schemas.microsoft.com/office/drawing/2016/5/11/chartex" xmlns:cx6="http://schemas.microsoft.com/office/drawing/2016/5/12/chartex" xmlns:cx7="http://schemas.microsoft.com/office/drawing/2016/5/13/chartex" xmlns:cx8="http://schemas.microsoft.com/office/drawing/2016/5/14/chartex" xmlns:mc="http://schemas.openxmlformats.org/markup-compatibility/2006" xmlns:aink="http://schemas.microsoft.com/office/drawing/2016/ink" xmlns:am3d="http://schemas.microsoft.com/office/drawing/2017/model3d" xmlns:o="urn:schemas-microsoft-com:office:office" xmlns:oel="http://schemas.microsoft.com/office/2019/extlst" xmlns:r="http://schemas.openxmlformats.org/officeDocument/2006/relationships" xmlns:m="http://schemas.openxmlformats.org/officeDocument/2006/math" xmlns:v="urn:schemas-microsoft-com:vml" xmlns:wp14="http://schemas.microsoft.com/office/word/2010/wordprocessingDrawing" xmlns:wp="http://schemas.openxmlformats.org/drawingml/2006/wordprocessingDrawing" xmlns:w10="urn:schemas-microsoft-com:office:word" xmlns:w="http://schemas.openxmlformats.org/wordprocessingml/2006/main" xmlns:w14="http://schemas.microsoft.com/office/word/2010/wordml" xmlns:w15="http://schemas.microsoft.com/office/word/2012/wordml" xmlns:w16cex="http://schemas.microsoft.com/office/word/2018/wordml/cex" xmlns:w16cid="http://schemas.microsoft.com/office/word/2016/wordml/cid" xmlns:w16="http://schemas.microsoft.com/office/word/2018/wordml" xmlns:w16du="http://schemas.microsoft.com/office/word/2023/wordml/word16du" xmlns:w16sdtdh="http://schemas.microsoft.com/office/word/2020/wordml/sdtdatahash" xmlns:w16sdtfl="http://schemas.microsoft.com/office/word/2024/wordml/sdtformatlock" xmlns:w16se="http://schemas.microsoft.com/office/word/2015/wordml/symex" xmlns:wpg="http://schemas.microsoft.com/office/word/2010/wordprocessingGroup" xmlns:wpi="http://schemas.microsoft.com/office/word/2010/wordprocessingInk" xmlns:wne="http://schemas.microsoft.com/office/word/2006/wordml" xmlns:wps="http://schemas.microsoft.com/office/word/2010/wordprocessingShape" mc:Ignorable="w14 w15 w16se w16cid w16 w16cex w16sdtdh w16sdtfl w16du wp14">
+<w:ftr xmlns:wpc="http://schemas.microsoft.com/office/word/2010/wordprocessingCanvas" xmlns:cx="http://schemas.microsoft.com/office/drawing/2014/chartex" xmlns:cx1="http://schemas.microsoft.com/office/drawing/2015/9/8/chartex" xmlns:cx2="http://schemas.microsoft.com/office/drawing/2015/10/21/chartex" xmlns:cx3="http://schemas.microsoft.com/office/drawing/2016/5/9/chartex" xmlns:cx4="http://schemas.microsoft.com/office/drawing/2016/5/10/chartex" xmlns:cx5="http://schemas.microsoft.com/office/drawing/2016/5/11/chartex" xmlns:cx6="http://schemas.microsoft.com/office/drawing/2016/5/12/chartex" xmlns:cx7="http://schemas.microsoft.com/office/drawing/2016/5/13/chartex" xmlns:cx8="http://schemas.microsoft.com/office/drawing/2016/5/14/chartex" xmlns:mc="http://schemas.openxmlformats.org/markup-compatibility/2006" xmlns:m="http://schemas.openxmlformats.org/officeDocument/2006/math" xmlns:aink="http://schemas.microsoft.com/office/drawing/2016/ink" xmlns:am3d="http://schemas.microsoft.com/office/drawing/2017/model3d" xmlns:oel="http://schemas.microsoft.com/office/2019/extlst" xmlns:r="http://schemas.openxmlformats.org/officeDocument/2006/relationships" xmlns:wp14="http://schemas.microsoft.com/office/word/2010/wordprocessingDrawing" xmlns:wp="http://schemas.openxmlformats.org/drawingml/2006/wordprocessingDrawing" xmlns:wpg="http://schemas.microsoft.com/office/word/2010/wordprocessingGroup" xmlns:wpi="http://schemas.microsoft.com/office/word/2010/wordprocessingInk" xmlns:wps="http://schemas.microsoft.com/office/word/2010/wordprocessingShape" xmlns:o="urn:schemas-microsoft-com:office:office" xmlns:v="urn:schemas-microsoft-com:vml" xmlns:w10="urn:schemas-microsoft-com:office:word" xmlns:w="http://schemas.openxmlformats.org/wordprocessingml/2006/main" xmlns:w14="http://schemas.microsoft.com/office/word/2010/wordml" xmlns:w15="http://schemas.microsoft.com/office/word/2012/wordml" xmlns:w16cex="http://schemas.microsoft.com/office/word/2018/wordml/cex" xmlns:w16cid="http://schemas.microsoft.com/office/word/2016/wordml/cid" xmlns:w16="http://schemas.microsoft.com/office/word/2018/wordml" xmlns:w16sdtdh="http://schemas.microsoft.com/office/word/2020/wordml/sdtdatahash" xmlns:w16sdtfl="http://schemas.microsoft.com/office/word/2024/wordml/sdtformatlock" xmlns:w16se="http://schemas.microsoft.com/office/word/2015/wordml/symex" xmlns:w16du="http://schemas.microsoft.com/office/word/2023/wordml/word16du" xmlns:wne="http://schemas.microsoft.com/office/word/2006/wordml" mc:Ignorable="w14 w15 w16se w16cid w16 w16cex w16sdtdh w16sdtfl w16du wp14">
   <w:p>
     <w:pPr>
       <w:pStyle w:val="Footer"/>
@@ -6213,7 +5903,7 @@
 </file>
 
 <file path=word/footnotes.xml><?xml version="1.0" encoding="utf-8"?>
-<w:footnotes xmlns:wpc="http://schemas.microsoft.com/office/word/2010/wordprocessingCanvas" xmlns:cx="http://schemas.microsoft.com/office/drawing/2014/chartex" xmlns:cx1="http://schemas.microsoft.com/office/drawing/2015/9/8/chartex" xmlns:cx2="http://schemas.microsoft.com/office/drawing/2015/10/21/chartex" xmlns:cx3="http://schemas.microsoft.com/office/drawing/2016/5/9/chartex" xmlns:cx4="http://schemas.microsoft.com/office/drawing/2016/5/10/chartex" xmlns:cx5="http://schemas.microsoft.com/office/drawing/2016/5/11/chartex" xmlns:cx6="http://schemas.microsoft.com/office/drawing/2016/5/12/chartex" xmlns:cx7="http://schemas.microsoft.com/office/drawing/2016/5/13/chartex" xmlns:cx8="http://schemas.microsoft.com/office/drawing/2016/5/14/chartex" xmlns:mc="http://schemas.openxmlformats.org/markup-compatibility/2006" xmlns:aink="http://schemas.microsoft.com/office/drawing/2016/ink" xmlns:am3d="http://schemas.microsoft.com/office/drawing/2017/model3d" xmlns:o="urn:schemas-microsoft-com:office:office" xmlns:oel="http://schemas.microsoft.com/office/2019/extlst" xmlns:r="http://schemas.openxmlformats.org/officeDocument/2006/relationships" xmlns:m="http://schemas.openxmlformats.org/officeDocument/2006/math" xmlns:v="urn:schemas-microsoft-com:vml" xmlns:wp14="http://schemas.microsoft.com/office/word/2010/wordprocessingDrawing" xmlns:wp="http://schemas.openxmlformats.org/drawingml/2006/wordprocessingDrawing" xmlns:w10="urn:schemas-microsoft-com:office:word" xmlns:w="http://schemas.openxmlformats.org/wordprocessingml/2006/main" xmlns:w14="http://schemas.microsoft.com/office/word/2010/wordml" xmlns:w15="http://schemas.microsoft.com/office/word/2012/wordml" xmlns:w16cex="http://schemas.microsoft.com/office/word/2018/wordml/cex" xmlns:w16cid="http://schemas.microsoft.com/office/word/2016/wordml/cid" xmlns:w16="http://schemas.microsoft.com/office/word/2018/wordml" xmlns:w16du="http://schemas.microsoft.com/office/word/2023/wordml/word16du" xmlns:w16sdtdh="http://schemas.microsoft.com/office/word/2020/wordml/sdtdatahash" xmlns:w16sdtfl="http://schemas.microsoft.com/office/word/2024/wordml/sdtformatlock" xmlns:w16se="http://schemas.microsoft.com/office/word/2015/wordml/symex" xmlns:wpg="http://schemas.microsoft.com/office/word/2010/wordprocessingGroup" xmlns:wpi="http://schemas.microsoft.com/office/word/2010/wordprocessingInk" xmlns:wne="http://schemas.microsoft.com/office/word/2006/wordml" xmlns:wps="http://schemas.microsoft.com/office/word/2010/wordprocessingShape" mc:Ignorable="w14 w15 w16se w16cid w16 w16cex w16sdtdh w16sdtfl w16du wp14">
+<w:footnotes xmlns:wpc="http://schemas.microsoft.com/office/word/2010/wordprocessingCanvas" xmlns:cx="http://schemas.microsoft.com/office/drawing/2014/chartex" xmlns:cx1="http://schemas.microsoft.com/office/drawing/2015/9/8/chartex" xmlns:cx2="http://schemas.microsoft.com/office/drawing/2015/10/21/chartex" xmlns:cx3="http://schemas.microsoft.com/office/drawing/2016/5/9/chartex" xmlns:cx4="http://schemas.microsoft.com/office/drawing/2016/5/10/chartex" xmlns:cx5="http://schemas.microsoft.com/office/drawing/2016/5/11/chartex" xmlns:cx6="http://schemas.microsoft.com/office/drawing/2016/5/12/chartex" xmlns:cx7="http://schemas.microsoft.com/office/drawing/2016/5/13/chartex" xmlns:cx8="http://schemas.microsoft.com/office/drawing/2016/5/14/chartex" xmlns:mc="http://schemas.openxmlformats.org/markup-compatibility/2006" xmlns:m="http://schemas.openxmlformats.org/officeDocument/2006/math" xmlns:aink="http://schemas.microsoft.com/office/drawing/2016/ink" xmlns:am3d="http://schemas.microsoft.com/office/drawing/2017/model3d" xmlns:oel="http://schemas.microsoft.com/office/2019/extlst" xmlns:r="http://schemas.openxmlformats.org/officeDocument/2006/relationships" xmlns:wp14="http://schemas.microsoft.com/office/word/2010/wordprocessingDrawing" xmlns:wp="http://schemas.openxmlformats.org/drawingml/2006/wordprocessingDrawing" xmlns:wpg="http://schemas.microsoft.com/office/word/2010/wordprocessingGroup" xmlns:wpi="http://schemas.microsoft.com/office/word/2010/wordprocessingInk" xmlns:wps="http://schemas.microsoft.com/office/word/2010/wordprocessingShape" xmlns:o="urn:schemas-microsoft-com:office:office" xmlns:v="urn:schemas-microsoft-com:vml" xmlns:w10="urn:schemas-microsoft-com:office:word" xmlns:w="http://schemas.openxmlformats.org/wordprocessingml/2006/main" xmlns:w14="http://schemas.microsoft.com/office/word/2010/wordml" xmlns:w15="http://schemas.microsoft.com/office/word/2012/wordml" xmlns:w16cex="http://schemas.microsoft.com/office/word/2018/wordml/cex" xmlns:w16cid="http://schemas.microsoft.com/office/word/2016/wordml/cid" xmlns:w16="http://schemas.microsoft.com/office/word/2018/wordml" xmlns:w16sdtdh="http://schemas.microsoft.com/office/word/2020/wordml/sdtdatahash" xmlns:w16sdtfl="http://schemas.microsoft.com/office/word/2024/wordml/sdtformatlock" xmlns:w16se="http://schemas.microsoft.com/office/word/2015/wordml/symex" xmlns:w16du="http://schemas.microsoft.com/office/word/2023/wordml/word16du" xmlns:wne="http://schemas.microsoft.com/office/word/2006/wordml" mc:Ignorable="w14 w15 w16se w16cid w16 w16cex w16sdtdh w16sdtfl w16du wp14">
   <w:footnote w:type="separator" w:id="-1">
     <w:p>
       <w:pPr>
@@ -6238,7 +5928,7 @@
 </file>
 
 <file path=word/header1.xml><?xml version="1.0" encoding="utf-8"?>
-<w:hdr xmlns:wpc="http://schemas.microsoft.com/office/word/2010/wordprocessingCanvas" xmlns:cx="http://schemas.microsoft.com/office/drawing/2014/chartex" xmlns:cx1="http://schemas.microsoft.com/office/drawing/2015/9/8/chartex" xmlns:cx2="http://schemas.microsoft.com/office/drawing/2015/10/21/chartex" xmlns:cx3="http://schemas.microsoft.com/office/drawing/2016/5/9/chartex" xmlns:cx4="http://schemas.microsoft.com/office/drawing/2016/5/10/chartex" xmlns:cx5="http://schemas.microsoft.com/office/drawing/2016/5/11/chartex" xmlns:cx6="http://schemas.microsoft.com/office/drawing/2016/5/12/chartex" xmlns:cx7="http://schemas.microsoft.com/office/drawing/2016/5/13/chartex" xmlns:cx8="http://schemas.microsoft.com/office/drawing/2016/5/14/chartex" xmlns:mc="http://schemas.openxmlformats.org/markup-compatibility/2006" xmlns:aink="http://schemas.microsoft.com/office/drawing/2016/ink" xmlns:am3d="http://schemas.microsoft.com/office/drawing/2017/model3d" xmlns:o="urn:schemas-microsoft-com:office:office" xmlns:oel="http://schemas.microsoft.com/office/2019/extlst" xmlns:r="http://schemas.openxmlformats.org/officeDocument/2006/relationships" xmlns:m="http://schemas.openxmlformats.org/officeDocument/2006/math" xmlns:v="urn:schemas-microsoft-com:vml" xmlns:wp14="http://schemas.microsoft.com/office/word/2010/wordprocessingDrawing" xmlns:wp="http://schemas.openxmlformats.org/drawingml/2006/wordprocessingDrawing" xmlns:w10="urn:schemas-microsoft-com:office:word" xmlns:w="http://schemas.openxmlformats.org/wordprocessingml/2006/main" xmlns:w14="http://schemas.microsoft.com/office/word/2010/wordml" xmlns:w15="http://schemas.microsoft.com/office/word/2012/wordml" xmlns:w16cex="http://schemas.microsoft.com/office/word/2018/wordml/cex" xmlns:w16cid="http://schemas.microsoft.com/office/word/2016/wordml/cid" xmlns:w16="http://schemas.microsoft.com/office/word/2018/wordml" xmlns:w16du="http://schemas.microsoft.com/office/word/2023/wordml/word16du" xmlns:w16sdtdh="http://schemas.microsoft.com/office/word/2020/wordml/sdtdatahash" xmlns:w16sdtfl="http://schemas.microsoft.com/office/word/2024/wordml/sdtformatlock" xmlns:w16se="http://schemas.microsoft.com/office/word/2015/wordml/symex" xmlns:wpg="http://schemas.microsoft.com/office/word/2010/wordprocessingGroup" xmlns:wpi="http://schemas.microsoft.com/office/word/2010/wordprocessingInk" xmlns:wne="http://schemas.microsoft.com/office/word/2006/wordml" xmlns:wps="http://schemas.microsoft.com/office/word/2010/wordprocessingShape" mc:Ignorable="w14 w15 w16se w16cid w16 w16cex w16sdtdh w16sdtfl w16du wp14">
+<w:hdr xmlns:wpc="http://schemas.microsoft.com/office/word/2010/wordprocessingCanvas" xmlns:cx="http://schemas.microsoft.com/office/drawing/2014/chartex" xmlns:cx1="http://schemas.microsoft.com/office/drawing/2015/9/8/chartex" xmlns:cx2="http://schemas.microsoft.com/office/drawing/2015/10/21/chartex" xmlns:cx3="http://schemas.microsoft.com/office/drawing/2016/5/9/chartex" xmlns:cx4="http://schemas.microsoft.com/office/drawing/2016/5/10/chartex" xmlns:cx5="http://schemas.microsoft.com/office/drawing/2016/5/11/chartex" xmlns:cx6="http://schemas.microsoft.com/office/drawing/2016/5/12/chartex" xmlns:cx7="http://schemas.microsoft.com/office/drawing/2016/5/13/chartex" xmlns:cx8="http://schemas.microsoft.com/office/drawing/2016/5/14/chartex" xmlns:mc="http://schemas.openxmlformats.org/markup-compatibility/2006" xmlns:m="http://schemas.openxmlformats.org/officeDocument/2006/math" xmlns:aink="http://schemas.microsoft.com/office/drawing/2016/ink" xmlns:am3d="http://schemas.microsoft.com/office/drawing/2017/model3d" xmlns:oel="http://schemas.microsoft.com/office/2019/extlst" xmlns:r="http://schemas.openxmlformats.org/officeDocument/2006/relationships" xmlns:wp14="http://schemas.microsoft.com/office/word/2010/wordprocessingDrawing" xmlns:wp="http://schemas.openxmlformats.org/drawingml/2006/wordprocessingDrawing" xmlns:wpg="http://schemas.microsoft.com/office/word/2010/wordprocessingGroup" xmlns:wpi="http://schemas.microsoft.com/office/word/2010/wordprocessingInk" xmlns:wps="http://schemas.microsoft.com/office/word/2010/wordprocessingShape" xmlns:o="urn:schemas-microsoft-com:office:office" xmlns:v="urn:schemas-microsoft-com:vml" xmlns:w10="urn:schemas-microsoft-com:office:word" xmlns:w="http://schemas.openxmlformats.org/wordprocessingml/2006/main" xmlns:w14="http://schemas.microsoft.com/office/word/2010/wordml" xmlns:w15="http://schemas.microsoft.com/office/word/2012/wordml" xmlns:w16cex="http://schemas.microsoft.com/office/word/2018/wordml/cex" xmlns:w16cid="http://schemas.microsoft.com/office/word/2016/wordml/cid" xmlns:w16="http://schemas.microsoft.com/office/word/2018/wordml" xmlns:w16sdtdh="http://schemas.microsoft.com/office/word/2020/wordml/sdtdatahash" xmlns:w16sdtfl="http://schemas.microsoft.com/office/word/2024/wordml/sdtformatlock" xmlns:w16se="http://schemas.microsoft.com/office/word/2015/wordml/symex" xmlns:w16du="http://schemas.microsoft.com/office/word/2023/wordml/word16du" xmlns:wne="http://schemas.microsoft.com/office/word/2006/wordml" mc:Ignorable="w14 w15 w16se w16cid w16 w16cex w16sdtdh w16sdtfl w16du wp14">
   <w:p>
     <w:pPr>
       <w:pStyle w:val="Header"/>
@@ -6248,7 +5938,7 @@
 </file>
 
 <file path=word/numbering.xml><?xml version="1.0" encoding="utf-8"?>
-<w:numbering xmlns:wpc="http://schemas.microsoft.com/office/word/2010/wordprocessingCanvas" xmlns:cx="http://schemas.microsoft.com/office/drawing/2014/chartex" xmlns:cx1="http://schemas.microsoft.com/office/drawing/2015/9/8/chartex" xmlns:cx2="http://schemas.microsoft.com/office/drawing/2015/10/21/chartex" xmlns:cx3="http://schemas.microsoft.com/office/drawing/2016/5/9/chartex" xmlns:cx4="http://schemas.microsoft.com/office/drawing/2016/5/10/chartex" xmlns:cx5="http://schemas.microsoft.com/office/drawing/2016/5/11/chartex" xmlns:cx6="http://schemas.microsoft.com/office/drawing/2016/5/12/chartex" xmlns:cx7="http://schemas.microsoft.com/office/drawing/2016/5/13/chartex" xmlns:cx8="http://schemas.microsoft.com/office/drawing/2016/5/14/chartex" xmlns:mc="http://schemas.openxmlformats.org/markup-compatibility/2006" xmlns:aink="http://schemas.microsoft.com/office/drawing/2016/ink" xmlns:am3d="http://schemas.microsoft.com/office/drawing/2017/model3d" xmlns:o="urn:schemas-microsoft-com:office:office" xmlns:oel="http://schemas.microsoft.com/office/2019/extlst" xmlns:r="http://schemas.openxmlformats.org/officeDocument/2006/relationships" xmlns:m="http://schemas.openxmlformats.org/officeDocument/2006/math" xmlns:v="urn:schemas-microsoft-com:vml" xmlns:wp14="http://schemas.microsoft.com/office/word/2010/wordprocessingDrawing" xmlns:wp="http://schemas.openxmlformats.org/drawingml/2006/wordprocessingDrawing" xmlns:w10="urn:schemas-microsoft-com:office:word" xmlns:w="http://schemas.openxmlformats.org/wordprocessingml/2006/main" xmlns:w14="http://schemas.microsoft.com/office/word/2010/wordml" xmlns:w15="http://schemas.microsoft.com/office/word/2012/wordml" xmlns:w16cex="http://schemas.microsoft.com/office/word/2018/wordml/cex" xmlns:w16cid="http://schemas.microsoft.com/office/word/2016/wordml/cid" xmlns:w16="http://schemas.microsoft.com/office/word/2018/wordml" xmlns:w16du="http://schemas.microsoft.com/office/word/2023/wordml/word16du" xmlns:w16sdtdh="http://schemas.microsoft.com/office/word/2020/wordml/sdtdatahash" xmlns:w16sdtfl="http://schemas.microsoft.com/office/word/2024/wordml/sdtformatlock" xmlns:w16se="http://schemas.microsoft.com/office/word/2015/wordml/symex" xmlns:wpg="http://schemas.microsoft.com/office/word/2010/wordprocessingGroup" xmlns:wpi="http://schemas.microsoft.com/office/word/2010/wordprocessingInk" xmlns:wne="http://schemas.microsoft.com/office/word/2006/wordml" xmlns:wps="http://schemas.microsoft.com/office/word/2010/wordprocessingShape" mc:Ignorable="w14 w15 w16se w16cid w16 w16cex w16sdtdh w16sdtfl w16du wp14">
+<w:numbering xmlns:wpc="http://schemas.microsoft.com/office/word/2010/wordprocessingCanvas" xmlns:cx="http://schemas.microsoft.com/office/drawing/2014/chartex" xmlns:cx1="http://schemas.microsoft.com/office/drawing/2015/9/8/chartex" xmlns:cx2="http://schemas.microsoft.com/office/drawing/2015/10/21/chartex" xmlns:cx3="http://schemas.microsoft.com/office/drawing/2016/5/9/chartex" xmlns:cx4="http://schemas.microsoft.com/office/drawing/2016/5/10/chartex" xmlns:cx5="http://schemas.microsoft.com/office/drawing/2016/5/11/chartex" xmlns:cx6="http://schemas.microsoft.com/office/drawing/2016/5/12/chartex" xmlns:cx7="http://schemas.microsoft.com/office/drawing/2016/5/13/chartex" xmlns:cx8="http://schemas.microsoft.com/office/drawing/2016/5/14/chartex" xmlns:mc="http://schemas.openxmlformats.org/markup-compatibility/2006" xmlns:m="http://schemas.openxmlformats.org/officeDocument/2006/math" xmlns:aink="http://schemas.microsoft.com/office/drawing/2016/ink" xmlns:am3d="http://schemas.microsoft.com/office/drawing/2017/model3d" xmlns:oel="http://schemas.microsoft.com/office/2019/extlst" xmlns:r="http://schemas.openxmlformats.org/officeDocument/2006/relationships" xmlns:wp14="http://schemas.microsoft.com/office/word/2010/wordprocessingDrawing" xmlns:wp="http://schemas.openxmlformats.org/drawingml/2006/wordprocessingDrawing" xmlns:wpg="http://schemas.microsoft.com/office/word/2010/wordprocessingGroup" xmlns:wpi="http://schemas.microsoft.com/office/word/2010/wordprocessingInk" xmlns:wps="http://schemas.microsoft.com/office/word/2010/wordprocessingShape" xmlns:o="urn:schemas-microsoft-com:office:office" xmlns:v="urn:schemas-microsoft-com:vml" xmlns:w10="urn:schemas-microsoft-com:office:word" xmlns:w="http://schemas.openxmlformats.org/wordprocessingml/2006/main" xmlns:w14="http://schemas.microsoft.com/office/word/2010/wordml" xmlns:w15="http://schemas.microsoft.com/office/word/2012/wordml" xmlns:w16cex="http://schemas.microsoft.com/office/word/2018/wordml/cex" xmlns:w16cid="http://schemas.microsoft.com/office/word/2016/wordml/cid" xmlns:w16="http://schemas.microsoft.com/office/word/2018/wordml" xmlns:w16sdtdh="http://schemas.microsoft.com/office/word/2020/wordml/sdtdatahash" xmlns:w16sdtfl="http://schemas.microsoft.com/office/word/2024/wordml/sdtformatlock" xmlns:w16se="http://schemas.microsoft.com/office/word/2015/wordml/symex" xmlns:w16du="http://schemas.microsoft.com/office/word/2023/wordml/word16du" xmlns:wne="http://schemas.microsoft.com/office/word/2006/wordml" mc:Ignorable="w14 w15 w16se w16cid w16 w16cex w16sdtdh w16sdtfl w16du wp14">
   <w:abstractNum w:abstractNumId="0" w15:restartNumberingAfterBreak="0">
     <w:nsid w:val="FFFFFF7C"/>
     <w:multiLevelType w:val="singleLevel"/>
@@ -6451,7 +6141,7 @@
 </file>
 
 <file path=word/styles.xml><?xml version="1.0" encoding="utf-8"?>
-<w:styles xmlns:mc="http://schemas.openxmlformats.org/markup-compatibility/2006" xmlns:r="http://schemas.openxmlformats.org/officeDocument/2006/relationships" xmlns:w="http://schemas.openxmlformats.org/wordprocessingml/2006/main" xmlns:w14="http://schemas.microsoft.com/office/word/2010/wordml" xmlns:w15="http://schemas.microsoft.com/office/word/2012/wordml" xmlns:w16cex="http://schemas.microsoft.com/office/word/2018/wordml/cex" xmlns:w16cid="http://schemas.microsoft.com/office/word/2016/wordml/cid" xmlns:w16="http://schemas.microsoft.com/office/word/2018/wordml" xmlns:w16du="http://schemas.microsoft.com/office/word/2023/wordml/word16du" xmlns:w16sdtdh="http://schemas.microsoft.com/office/word/2020/wordml/sdtdatahash" xmlns:w16sdtfl="http://schemas.microsoft.com/office/word/2024/wordml/sdtformatlock" xmlns:w16se="http://schemas.microsoft.com/office/word/2015/wordml/symex" mc:Ignorable="w14 w15 w16se w16cid w16 w16cex w16sdtdh w16sdtfl w16du">
+<w:styles xmlns:mc="http://schemas.openxmlformats.org/markup-compatibility/2006" xmlns:r="http://schemas.openxmlformats.org/officeDocument/2006/relationships" xmlns:w="http://schemas.openxmlformats.org/wordprocessingml/2006/main" xmlns:w14="http://schemas.microsoft.com/office/word/2010/wordml" xmlns:w15="http://schemas.microsoft.com/office/word/2012/wordml" xmlns:w16cex="http://schemas.microsoft.com/office/word/2018/wordml/cex" xmlns:w16cid="http://schemas.microsoft.com/office/word/2016/wordml/cid" xmlns:w16="http://schemas.microsoft.com/office/word/2018/wordml" xmlns:w16sdtdh="http://schemas.microsoft.com/office/word/2020/wordml/sdtdatahash" xmlns:w16sdtfl="http://schemas.microsoft.com/office/word/2024/wordml/sdtformatlock" xmlns:w16se="http://schemas.microsoft.com/office/word/2015/wordml/symex" xmlns:w16du="http://schemas.microsoft.com/office/word/2023/wordml/word16du" mc:Ignorable="w14 w15 w16se w16cid w16 w16cex w16sdtdh w16sdtfl w16du">
   <w:docDefaults>
     <w:rPrDefault>
       <w:rPr>
